--- a/docs/FileFormat.docx
+++ b/docs/FileFormat.docx
@@ -41,11 +41,16 @@
       </w:r>
     </w:p>
     <w:p>
-      <w:r>
-        <w:t xml:space="preserve">As outlined </w:t>
-      </w:r>
-      <w:r>
-        <w:t xml:space="preserve">in </w:t>
+      <w:pPr>
+        <w:pStyle w:val="Heading3"/>
+      </w:pPr>
+      <w:r>
+        <w:t>Background</w:t>
+      </w:r>
+    </w:p>
+    <w:p>
+      <w:r>
+        <w:t xml:space="preserve">As outlined in </w:t>
       </w:r>
       <w:r>
         <w:rPr>
@@ -96,12 +101,24 @@
         <w:t>BeebEm</w:t>
       </w:r>
       <w:r>
-        <w:t xml:space="preserve"> is modified to generate a .perf file, which </w:t>
-      </w:r>
-      <w:r>
-        <w:t xml:space="preserve">the </w:t>
-      </w:r>
-      <w:proofErr w:type="spellStart"/>
+        <w:t xml:space="preserve"> </w:t>
+      </w:r>
+      <w:r>
+        <w:t>was</w:t>
+      </w:r>
+      <w:r>
+        <w:t xml:space="preserve"> modified to generate a </w:t>
+      </w:r>
+      <w:r>
+        <w:rPr>
+          <w:b/>
+          <w:bCs/>
+        </w:rPr>
+        <w:t>.perf</w:t>
+      </w:r>
+      <w:r>
+        <w:t xml:space="preserve"> file, which the </w:t>
+      </w:r>
       <w:r>
         <w:rPr>
           <w:b/>
@@ -109,15 +126,8 @@
         </w:rPr>
         <w:t>BeebPerf</w:t>
       </w:r>
-      <w:proofErr w:type="spellEnd"/>
-      <w:r>
-        <w:t xml:space="preserve"> </w:t>
-      </w:r>
-      <w:r>
-        <w:t xml:space="preserve">app </w:t>
-      </w:r>
-      <w:r>
-        <w:t>reads and analyses.</w:t>
+      <w:r>
+        <w:t xml:space="preserve"> app reads and analyses.</w:t>
       </w:r>
     </w:p>
     <w:p>
@@ -187,28 +197,23 @@
         <w:t xml:space="preserve">Limiting the size of a </w:t>
       </w:r>
       <w:r>
-        <w:rPr>
-          <w:b/>
-          <w:bCs/>
-        </w:rPr>
+        <w:t xml:space="preserve">generated </w:t>
+      </w:r>
+      <w:r>
+        <w:rPr>
+          <w:b/>
+          <w:bCs/>
+        </w:rPr>
+        <w:t>.perf</w:t>
+      </w:r>
+      <w:r>
+        <w:t xml:space="preserve"> file</w:t>
+      </w:r>
+      <w:r>
+        <w:t>s</w:t>
+      </w:r>
+      <w:r>
         <w:t>.</w:t>
-      </w:r>
-      <w:r>
-        <w:rPr>
-          <w:b/>
-          <w:bCs/>
-        </w:rPr>
-        <w:t>p</w:t>
-      </w:r>
-      <w:r>
-        <w:rPr>
-          <w:b/>
-          <w:bCs/>
-        </w:rPr>
-        <w:t>erf</w:t>
-      </w:r>
-      <w:r>
-        <w:t xml:space="preserve"> file.</w:t>
       </w:r>
     </w:p>
     <w:p>
@@ -220,19 +225,7 @@
         </w:numPr>
       </w:pPr>
       <w:r>
-        <w:t xml:space="preserve">Maximizing the genericness of the captured information, allowing the format to be used for </w:t>
-      </w:r>
-      <w:r>
-        <w:t xml:space="preserve">other </w:t>
-      </w:r>
-      <w:r>
-        <w:t xml:space="preserve">purposes other than </w:t>
-      </w:r>
-      <w:r>
-        <w:t xml:space="preserve">pure </w:t>
-      </w:r>
-      <w:r>
-        <w:t>profiling.</w:t>
+        <w:t>Maximizing the genericness of the captured information, allowing the format to be used for other purposes.</w:t>
       </w:r>
     </w:p>
     <w:p>
@@ -244,71 +237,115 @@
         </w:numPr>
       </w:pPr>
       <w:r>
-        <w:t>Future extensibility</w:t>
+        <w:t>Providing room for f</w:t>
+      </w:r>
+      <w:r>
+        <w:t>uture extensibility.</w:t>
+      </w:r>
+    </w:p>
+    <w:p>
+      <w:pPr>
+        <w:pStyle w:val="Heading3"/>
+      </w:pPr>
+      <w:r>
+        <w:t>Overview</w:t>
+      </w:r>
+    </w:p>
+    <w:p>
+      <w:r>
+        <w:t xml:space="preserve">A </w:t>
+      </w:r>
+      <w:r>
+        <w:rPr>
+          <w:b/>
+          <w:bCs/>
+        </w:rPr>
+        <w:t>.pe</w:t>
+      </w:r>
+      <w:r>
+        <w:rPr>
+          <w:b/>
+          <w:bCs/>
+        </w:rPr>
+        <w:t>r</w:t>
+      </w:r>
+      <w:r>
+        <w:rPr>
+          <w:b/>
+          <w:bCs/>
+        </w:rPr>
+        <w:t>f</w:t>
+      </w:r>
+      <w:r>
+        <w:t xml:space="preserve"> file contains sufficient information to analyze CPU metrics, memory, and screen rendering.  It contains a snapshot of the BBC Micro at the start of recording and a log of all </w:t>
+      </w:r>
+      <w:r>
+        <w:t xml:space="preserve">subsequent </w:t>
+      </w:r>
+      <w:r>
+        <w:t>6502 (or 65C02) instructions.  The log contains all 6502/65C02 register state changes, all memory accesses and values, plus key events like interrupts</w:t>
+      </w:r>
+      <w:r>
+        <w:t xml:space="preserve"> and </w:t>
+      </w:r>
+      <w:r>
+        <w:t>frame start</w:t>
+      </w:r>
+      <w:r>
+        <w:t xml:space="preserve"> events</w:t>
+      </w:r>
+      <w:r>
+        <w:t xml:space="preserve">.  It </w:t>
+      </w:r>
+      <w:r>
+        <w:t xml:space="preserve">can also </w:t>
+      </w:r>
+      <w:r>
+        <w:t>optionally contain label information.</w:t>
+      </w:r>
+    </w:p>
+    <w:p>
+      <w:r>
+        <w:t>The format support</w:t>
+      </w:r>
+      <w:r>
+        <w:t>s</w:t>
+      </w:r>
+      <w:r>
+        <w:t xml:space="preserve"> the following model</w:t>
+      </w:r>
+      <w:r>
+        <w:t>s</w:t>
+      </w:r>
+      <w:r>
+        <w:t xml:space="preserve">: </w:t>
+      </w:r>
+      <w:r>
+        <w:t>M</w:t>
+      </w:r>
+      <w:r>
+        <w:t xml:space="preserve">odel </w:t>
+      </w:r>
+      <w:r>
+        <w:t xml:space="preserve">B, </w:t>
+      </w:r>
+      <w:r>
+        <w:t>Model B+</w:t>
+      </w:r>
+      <w:r>
+        <w:t>, Integra</w:t>
+      </w:r>
+      <w:r>
+        <w:t xml:space="preserve">B, Master </w:t>
+      </w:r>
+      <w:r>
+        <w:t>128</w:t>
+      </w:r>
+      <w:r>
+        <w:t>, and Master ET</w:t>
       </w:r>
       <w:r>
         <w:t>.</w:t>
-      </w:r>
-    </w:p>
-    <w:p>
-      <w:pPr>
-        <w:pStyle w:val="Heading3"/>
-      </w:pPr>
-      <w:r>
-        <w:t>Overview</w:t>
-      </w:r>
-    </w:p>
-    <w:p>
-      <w:r>
-        <w:t xml:space="preserve">A </w:t>
-      </w:r>
-      <w:r>
-        <w:rPr>
-          <w:b/>
-          <w:bCs/>
-        </w:rPr>
-        <w:t>.</w:t>
-      </w:r>
-      <w:proofErr w:type="spellStart"/>
-      <w:r>
-        <w:rPr>
-          <w:b/>
-          <w:bCs/>
-        </w:rPr>
-        <w:t>pref</w:t>
-      </w:r>
-      <w:proofErr w:type="spellEnd"/>
-      <w:r>
-        <w:t xml:space="preserve"> file contains sufficient information to analyze CPU metrics, memory, and screen rendering.  It contains a snapshot of the BBC Micro at the start of recording and a log of all </w:t>
-      </w:r>
-      <w:r>
-        <w:t xml:space="preserve">subsequent </w:t>
-      </w:r>
-      <w:r>
-        <w:t xml:space="preserve">6502 (or 65C02) instructions.  The log contains all 6502/65C02 register state changes, all memory accesses and values, plus key events like </w:t>
-      </w:r>
-      <w:proofErr w:type="gramStart"/>
-      <w:r>
-        <w:t>interrupts</w:t>
-      </w:r>
-      <w:proofErr w:type="gramEnd"/>
-      <w:r>
-        <w:t xml:space="preserve"> and </w:t>
-      </w:r>
-      <w:r>
-        <w:t>frame start</w:t>
-      </w:r>
-      <w:r>
-        <w:t xml:space="preserve"> events</w:t>
-      </w:r>
-      <w:r>
-        <w:t xml:space="preserve">.  It </w:t>
-      </w:r>
-      <w:r>
-        <w:t xml:space="preserve">can also </w:t>
-      </w:r>
-      <w:r>
-        <w:t>optionally contain label information.</w:t>
       </w:r>
     </w:p>
     <w:p>
@@ -317,271 +354,214 @@
           <w:rFonts w:ascii="Aptos" w:hAnsi="Aptos"/>
           <w:color w:val="000000"/>
         </w:rPr>
-        <w:t xml:space="preserve">The file uses a binary chunk-based format with </w:t>
+        <w:t xml:space="preserve">The file uses a binary chunk-based format </w:t>
       </w:r>
       <w:r>
         <w:rPr>
           <w:rFonts w:ascii="Aptos" w:hAnsi="Aptos"/>
           <w:color w:val="000000"/>
         </w:rPr>
-        <w:t xml:space="preserve">the following </w:t>
+        <w:t xml:space="preserve">which contains the </w:t>
       </w:r>
       <w:r>
         <w:rPr>
           <w:rFonts w:ascii="Aptos" w:hAnsi="Aptos"/>
           <w:color w:val="000000"/>
         </w:rPr>
-        <w:t>chunks:</w:t>
-      </w:r>
-    </w:p>
-    <w:p>
-      <w:pPr>
-        <w:ind w:left="720" w:hanging="360"/>
-      </w:pPr>
-      <w:r>
-        <w:rPr>
-          <w:b/>
-          <w:bCs/>
-        </w:rPr>
-        <w:t>&lt;</w:t>
-      </w:r>
-      <w:proofErr w:type="spellStart"/>
-      <w:r>
-        <w:rPr>
-          <w:b/>
-          <w:bCs/>
-        </w:rPr>
-        <w:t>header_chunk</w:t>
-      </w:r>
-      <w:proofErr w:type="spellEnd"/>
-      <w:r>
-        <w:rPr>
-          <w:b/>
-          <w:bCs/>
-        </w:rPr>
-        <w:t>&gt;</w:t>
-      </w:r>
-      <w:r>
-        <w:t xml:space="preserve"> + </w:t>
-      </w:r>
-      <w:r>
-        <w:rPr>
-          <w:b/>
-          <w:bCs/>
-        </w:rPr>
-        <w:t>&lt;</w:t>
-      </w:r>
-      <w:proofErr w:type="spellStart"/>
-      <w:r>
-        <w:rPr>
-          <w:b/>
-          <w:bCs/>
-        </w:rPr>
-        <w:t>label</w:t>
-      </w:r>
-      <w:r>
-        <w:rPr>
-          <w:b/>
-          <w:bCs/>
-        </w:rPr>
-        <w:t>s</w:t>
-      </w:r>
-      <w:r>
-        <w:rPr>
-          <w:b/>
-          <w:bCs/>
-        </w:rPr>
-        <w:t>_chunk</w:t>
-      </w:r>
-      <w:proofErr w:type="spellEnd"/>
-      <w:r>
-        <w:rPr>
-          <w:b/>
-          <w:bCs/>
-        </w:rPr>
-        <w:t>&gt;</w:t>
-      </w:r>
-      <w:r>
-        <w:rPr>
-          <w:b/>
-          <w:bCs/>
-          <w:vertAlign w:val="superscript"/>
-        </w:rPr>
-        <w:t xml:space="preserve">opt </w:t>
-      </w:r>
-      <w:r>
-        <w:t>+</w:t>
-      </w:r>
-      <w:r>
-        <w:t xml:space="preserve"> </w:t>
-      </w:r>
-      <w:r>
-        <w:rPr>
-          <w:b/>
-          <w:bCs/>
-        </w:rPr>
-        <w:t>&lt;</w:t>
-      </w:r>
-      <w:proofErr w:type="spellStart"/>
-      <w:r>
-        <w:rPr>
-          <w:b/>
-          <w:bCs/>
-        </w:rPr>
-        <w:t>snapshot_chunk</w:t>
-      </w:r>
-      <w:proofErr w:type="spellEnd"/>
-      <w:r>
-        <w:rPr>
-          <w:b/>
-          <w:bCs/>
-        </w:rPr>
-        <w:t>&gt;</w:t>
-      </w:r>
-      <w:r>
-        <w:t xml:space="preserve"> + </w:t>
-      </w:r>
-      <w:r>
-        <w:rPr>
-          <w:b/>
-          <w:bCs/>
-        </w:rPr>
-        <w:t>&lt;</w:t>
-      </w:r>
-      <w:proofErr w:type="spellStart"/>
-      <w:r>
-        <w:rPr>
-          <w:b/>
-          <w:bCs/>
-        </w:rPr>
-        <w:t>execution_chunk</w:t>
-      </w:r>
-      <w:proofErr w:type="spellEnd"/>
-      <w:r>
-        <w:rPr>
-          <w:b/>
-          <w:bCs/>
-        </w:rPr>
-        <w:t>&gt;</w:t>
-      </w:r>
-      <w:r>
-        <w:rPr>
-          <w:b/>
-          <w:bCs/>
-          <w:vertAlign w:val="superscript"/>
-        </w:rPr>
-        <w:t>1+</w:t>
-      </w:r>
-    </w:p>
-    <w:p>
-      <w:r>
-        <w:t xml:space="preserve">Every </w:t>
-      </w:r>
-      <w:r>
-        <w:t xml:space="preserve">chunk </w:t>
-      </w:r>
-      <w:r>
-        <w:t>has a common header which is followed by its respective data</w:t>
-      </w:r>
-      <w:r>
-        <w:t>.</w:t>
-      </w:r>
-      <w:r>
-        <w:t xml:space="preserve">  Different chunk types have different data formats.</w:t>
-      </w:r>
-    </w:p>
-    <w:p>
-      <w:pPr>
-        <w:shd w:val="clear" w:color="auto" w:fill="FAFAD6"/>
-      </w:pPr>
-      <w:r>
-        <w:t>All scalar values are stored in little-endian format, unless stated otherwise.</w:t>
-      </w:r>
-    </w:p>
-    <w:p>
-      <w:pPr>
-        <w:pStyle w:val="Heading2"/>
-      </w:pPr>
-      <w:r>
-        <w:t xml:space="preserve">Common </w:t>
-      </w:r>
-      <w:r>
-        <w:t xml:space="preserve">Header </w:t>
-      </w:r>
-    </w:p>
-    <w:p>
-      <w:pPr>
+        <w:t xml:space="preserve">following </w:t>
+      </w:r>
+      <w:r>
         <w:rPr>
           <w:rFonts w:ascii="Aptos" w:hAnsi="Aptos"/>
           <w:color w:val="000000"/>
         </w:rPr>
-      </w:pPr>
-      <w:r>
+        <w:t>chunks:</w:t>
+      </w:r>
+    </w:p>
+    <w:p>
+      <w:pPr>
+        <w:ind w:left="720" w:hanging="360"/>
+      </w:pPr>
+      <w:r>
+        <w:rPr>
+          <w:b/>
+          <w:bCs/>
+        </w:rPr>
+        <w:t>&lt;header_chunk&gt;</w:t>
+      </w:r>
+      <w:r>
+        <w:t xml:space="preserve"> + </w:t>
+      </w:r>
+      <w:r>
+        <w:rPr>
+          <w:b/>
+          <w:bCs/>
+        </w:rPr>
+        <w:t>&lt;label</w:t>
+      </w:r>
+      <w:r>
+        <w:rPr>
+          <w:b/>
+          <w:bCs/>
+        </w:rPr>
+        <w:t>s</w:t>
+      </w:r>
+      <w:r>
+        <w:rPr>
+          <w:b/>
+          <w:bCs/>
+        </w:rPr>
+        <w:t>_chunk&gt;</w:t>
+      </w:r>
+      <w:r>
+        <w:rPr>
+          <w:b/>
+          <w:bCs/>
+          <w:vertAlign w:val="superscript"/>
+        </w:rPr>
+        <w:t xml:space="preserve">opt </w:t>
+      </w:r>
+      <w:r>
+        <w:t>+</w:t>
+      </w:r>
+      <w:r>
+        <w:t xml:space="preserve"> </w:t>
+      </w:r>
+      <w:r>
+        <w:rPr>
+          <w:b/>
+          <w:bCs/>
+        </w:rPr>
+        <w:t>&lt;snapshot_chunk&gt;</w:t>
+      </w:r>
+      <w:r>
+        <w:t xml:space="preserve"> + </w:t>
+      </w:r>
+      <w:r>
+        <w:rPr>
+          <w:b/>
+          <w:bCs/>
+        </w:rPr>
+        <w:t>&lt;execution_chunk&gt;</w:t>
+      </w:r>
+      <w:r>
+        <w:rPr>
+          <w:b/>
+          <w:bCs/>
+          <w:vertAlign w:val="superscript"/>
+        </w:rPr>
+        <w:t>1+</w:t>
+      </w:r>
+    </w:p>
+    <w:p>
+      <w:r>
+        <w:t xml:space="preserve">Every </w:t>
+      </w:r>
+      <w:r>
+        <w:t xml:space="preserve">chunk </w:t>
+      </w:r>
+      <w:r>
+        <w:t>has a common header which is followed by its respective data</w:t>
+      </w:r>
+      <w:r>
+        <w:t>.</w:t>
+      </w:r>
+      <w:r>
+        <w:t xml:space="preserve">  Different chunk types have different data formats.</w:t>
+      </w:r>
+    </w:p>
+    <w:p>
+      <w:pPr>
+        <w:shd w:val="clear" w:color="auto" w:fill="FAFAD6"/>
+      </w:pPr>
+      <w:r>
+        <w:t>All scalar values are stored in little-endian format, unless stated otherwise.</w:t>
+      </w:r>
+    </w:p>
+    <w:p>
+      <w:pPr>
+        <w:pStyle w:val="Heading2"/>
+      </w:pPr>
+      <w:r>
+        <w:t xml:space="preserve">Common </w:t>
+      </w:r>
+      <w:r>
+        <w:t xml:space="preserve">Header </w:t>
+      </w:r>
+    </w:p>
+    <w:p>
+      <w:pPr>
         <w:rPr>
           <w:rFonts w:ascii="Aptos" w:hAnsi="Aptos"/>
           <w:color w:val="000000"/>
         </w:rPr>
-        <w:t xml:space="preserve">Every </w:t>
-      </w:r>
+      </w:pPr>
       <w:r>
         <w:rPr>
           <w:rFonts w:ascii="Aptos" w:hAnsi="Aptos"/>
           <w:color w:val="000000"/>
         </w:rPr>
-        <w:t>chunk</w:t>
+        <w:t xml:space="preserve">Every </w:t>
       </w:r>
       <w:r>
         <w:rPr>
           <w:rFonts w:ascii="Aptos" w:hAnsi="Aptos"/>
           <w:color w:val="000000"/>
         </w:rPr>
-        <w:t xml:space="preserve"> has </w:t>
+        <w:t>chunk</w:t>
       </w:r>
       <w:r>
         <w:rPr>
           <w:rFonts w:ascii="Aptos" w:hAnsi="Aptos"/>
           <w:color w:val="000000"/>
         </w:rPr>
-        <w:t xml:space="preserve">a </w:t>
+        <w:t xml:space="preserve"> has </w:t>
       </w:r>
       <w:r>
         <w:rPr>
           <w:rFonts w:ascii="Aptos" w:hAnsi="Aptos"/>
           <w:color w:val="000000"/>
         </w:rPr>
-        <w:t xml:space="preserve">common </w:t>
+        <w:t xml:space="preserve">a </w:t>
       </w:r>
       <w:r>
         <w:rPr>
           <w:rFonts w:ascii="Aptos" w:hAnsi="Aptos"/>
           <w:color w:val="000000"/>
         </w:rPr>
-        <w:t xml:space="preserve">header </w:t>
+        <w:t xml:space="preserve">common </w:t>
       </w:r>
       <w:r>
         <w:rPr>
           <w:rFonts w:ascii="Aptos" w:hAnsi="Aptos"/>
           <w:color w:val="000000"/>
         </w:rPr>
-        <w:t>which contains the chunk’s type and data descriptor.</w:t>
-      </w:r>
-    </w:p>
-    <w:p>
-      <w:pPr>
-        <w:ind w:left="360" w:hanging="360"/>
+        <w:t xml:space="preserve">header </w:t>
+      </w:r>
+      <w:r>
         <w:rPr>
           <w:rFonts w:ascii="Aptos" w:hAnsi="Aptos"/>
           <w:color w:val="000000"/>
         </w:rPr>
-      </w:pPr>
-      <w:r>
-        <w:rPr>
-          <w:b/>
-          <w:bCs/>
-        </w:rPr>
+        <w:t>which contains the chunk’s type and data descriptor.</w:t>
+      </w:r>
+    </w:p>
+    <w:p>
+      <w:pPr>
+        <w:ind w:left="360" w:hanging="360"/>
+        <w:rPr>
+          <w:rFonts w:ascii="Aptos" w:hAnsi="Aptos"/>
+          <w:color w:val="000000"/>
+        </w:rPr>
+      </w:pPr>
+      <w:r>
+        <w:rPr>
+          <w:b/>
+          <w:bCs/>
+        </w:rPr>
+        <w:lastRenderedPageBreak/>
         <w:t>&lt;</w:t>
       </w:r>
-      <w:proofErr w:type="spellStart"/>
       <w:r>
         <w:rPr>
           <w:b/>
@@ -594,15 +574,7 @@
           <w:b/>
           <w:bCs/>
         </w:rPr>
-        <w:t>header</w:t>
-      </w:r>
-      <w:proofErr w:type="spellEnd"/>
-      <w:r>
-        <w:rPr>
-          <w:b/>
-          <w:bCs/>
-        </w:rPr>
-        <w:t>&gt;</w:t>
+        <w:t>header&gt;</w:t>
       </w:r>
       <w:r>
         <w:t xml:space="preserve"> = </w:t>
@@ -613,24 +585,11 @@
       <w:r>
         <w:t>&lt;tag&gt; + &lt;compression&gt; + &lt;</w:t>
       </w:r>
-      <w:proofErr w:type="spellStart"/>
       <w:r>
         <w:t>original_</w:t>
       </w:r>
       <w:r>
-        <w:t>size</w:t>
-      </w:r>
-      <w:proofErr w:type="spellEnd"/>
-      <w:r>
-        <w:t>&gt; + &lt;</w:t>
-      </w:r>
-      <w:proofErr w:type="spellStart"/>
-      <w:r>
-        <w:t>compressed_size</w:t>
-      </w:r>
-      <w:proofErr w:type="spellEnd"/>
-      <w:r>
-        <w:t>&gt;</w:t>
+        <w:t>size&gt; + &lt;compressed_size&gt;</w:t>
       </w:r>
     </w:p>
     <w:p>
@@ -688,7 +647,6 @@
                 <w:b/>
                 <w:bCs/>
               </w:rPr>
-              <w:lastRenderedPageBreak/>
               <w:t>Tag</w:t>
             </w:r>
           </w:p>
@@ -738,59 +696,27 @@
                 <w:rFonts w:ascii="Aptos" w:hAnsi="Aptos"/>
                 <w:color w:val="000000"/>
               </w:rPr>
-              <w:t>‘</w:t>
-            </w:r>
-            <w:proofErr w:type="spellStart"/>
-            <w:r>
+              <w:t>‘PFhd’</w:t>
+            </w:r>
+          </w:p>
+        </w:tc>
+        <w:tc>
+          <w:tcPr>
+            <w:tcW w:w="3240" w:type="dxa"/>
+          </w:tcPr>
+          <w:p>
+            <w:pPr>
               <w:rPr>
                 <w:rFonts w:ascii="Aptos" w:hAnsi="Aptos"/>
                 <w:color w:val="000000"/>
               </w:rPr>
-              <w:t>PFhd</w:t>
-            </w:r>
-            <w:proofErr w:type="spellEnd"/>
+            </w:pPr>
             <w:r>
               <w:rPr>
                 <w:rFonts w:ascii="Aptos" w:hAnsi="Aptos"/>
                 <w:color w:val="000000"/>
               </w:rPr>
-              <w:t>’</w:t>
-            </w:r>
-          </w:p>
-        </w:tc>
-        <w:tc>
-          <w:tcPr>
-            <w:tcW w:w="3240" w:type="dxa"/>
-          </w:tcPr>
-          <w:p>
-            <w:pPr>
-              <w:rPr>
-                <w:rFonts w:ascii="Aptos" w:hAnsi="Aptos"/>
-                <w:color w:val="000000"/>
-              </w:rPr>
-            </w:pPr>
-            <w:r>
-              <w:rPr>
-                <w:rFonts w:ascii="Aptos" w:hAnsi="Aptos"/>
-                <w:color w:val="000000"/>
-              </w:rPr>
-              <w:t>&lt;</w:t>
-            </w:r>
-            <w:proofErr w:type="spellStart"/>
-            <w:r>
-              <w:rPr>
-                <w:rFonts w:ascii="Aptos" w:hAnsi="Aptos"/>
-                <w:color w:val="000000"/>
-              </w:rPr>
-              <w:t>header_chunk</w:t>
-            </w:r>
-            <w:proofErr w:type="spellEnd"/>
-            <w:r>
-              <w:rPr>
-                <w:rFonts w:ascii="Aptos" w:hAnsi="Aptos"/>
-                <w:color w:val="000000"/>
-              </w:rPr>
-              <w:t>&gt;</w:t>
+              <w:t>&lt;header_chunk&gt;</w:t>
             </w:r>
           </w:p>
         </w:tc>
@@ -812,47 +738,23 @@
                 <w:rFonts w:ascii="Aptos" w:hAnsi="Aptos"/>
                 <w:color w:val="000000"/>
               </w:rPr>
-              <w:t>‘</w:t>
-            </w:r>
-            <w:proofErr w:type="spellStart"/>
-            <w:r>
+              <w:t>‘PFlb’</w:t>
+            </w:r>
+          </w:p>
+        </w:tc>
+        <w:tc>
+          <w:tcPr>
+            <w:tcW w:w="3240" w:type="dxa"/>
+          </w:tcPr>
+          <w:p>
+            <w:pPr>
               <w:rPr>
                 <w:rFonts w:ascii="Aptos" w:hAnsi="Aptos"/>
                 <w:color w:val="000000"/>
               </w:rPr>
-              <w:t>PFlb</w:t>
-            </w:r>
-            <w:proofErr w:type="spellEnd"/>
-            <w:r>
-              <w:rPr>
-                <w:rFonts w:ascii="Aptos" w:hAnsi="Aptos"/>
-                <w:color w:val="000000"/>
-              </w:rPr>
-              <w:t>’</w:t>
-            </w:r>
-          </w:p>
-        </w:tc>
-        <w:tc>
-          <w:tcPr>
-            <w:tcW w:w="3240" w:type="dxa"/>
-          </w:tcPr>
-          <w:p>
-            <w:pPr>
-              <w:rPr>
-                <w:rFonts w:ascii="Aptos" w:hAnsi="Aptos"/>
-                <w:color w:val="000000"/>
-              </w:rPr>
-            </w:pPr>
-            <w:r>
-              <w:t>&lt;</w:t>
-            </w:r>
-            <w:proofErr w:type="spellStart"/>
-            <w:r>
-              <w:t>labels_chunk</w:t>
-            </w:r>
-            <w:proofErr w:type="spellEnd"/>
-            <w:r>
-              <w:t>&gt;</w:t>
+            </w:pPr>
+            <w:r>
+              <w:t>&lt;labels_chunk&gt;</w:t>
             </w:r>
           </w:p>
         </w:tc>
@@ -874,47 +776,23 @@
                 <w:rFonts w:ascii="Aptos" w:hAnsi="Aptos"/>
                 <w:color w:val="000000"/>
               </w:rPr>
-              <w:t>‘</w:t>
-            </w:r>
-            <w:proofErr w:type="spellStart"/>
-            <w:r>
+              <w:t>‘PFss’</w:t>
+            </w:r>
+          </w:p>
+        </w:tc>
+        <w:tc>
+          <w:tcPr>
+            <w:tcW w:w="3240" w:type="dxa"/>
+          </w:tcPr>
+          <w:p>
+            <w:pPr>
               <w:rPr>
                 <w:rFonts w:ascii="Aptos" w:hAnsi="Aptos"/>
                 <w:color w:val="000000"/>
               </w:rPr>
-              <w:t>PFss</w:t>
-            </w:r>
-            <w:proofErr w:type="spellEnd"/>
-            <w:r>
-              <w:rPr>
-                <w:rFonts w:ascii="Aptos" w:hAnsi="Aptos"/>
-                <w:color w:val="000000"/>
-              </w:rPr>
-              <w:t>’</w:t>
-            </w:r>
-          </w:p>
-        </w:tc>
-        <w:tc>
-          <w:tcPr>
-            <w:tcW w:w="3240" w:type="dxa"/>
-          </w:tcPr>
-          <w:p>
-            <w:pPr>
-              <w:rPr>
-                <w:rFonts w:ascii="Aptos" w:hAnsi="Aptos"/>
-                <w:color w:val="000000"/>
-              </w:rPr>
-            </w:pPr>
-            <w:r>
-              <w:t>&lt;</w:t>
-            </w:r>
-            <w:proofErr w:type="spellStart"/>
-            <w:r>
-              <w:t>snapshot_chunk</w:t>
-            </w:r>
-            <w:proofErr w:type="spellEnd"/>
-            <w:r>
-              <w:t>&gt;</w:t>
+            </w:pPr>
+            <w:r>
+              <w:t>&lt;snapshot_chunk&gt;</w:t>
             </w:r>
           </w:p>
         </w:tc>
@@ -936,47 +814,23 @@
                 <w:rFonts w:ascii="Aptos" w:hAnsi="Aptos"/>
                 <w:color w:val="000000"/>
               </w:rPr>
-              <w:t>‘</w:t>
-            </w:r>
-            <w:proofErr w:type="spellStart"/>
-            <w:r>
+              <w:t>‘PFex’</w:t>
+            </w:r>
+          </w:p>
+        </w:tc>
+        <w:tc>
+          <w:tcPr>
+            <w:tcW w:w="3240" w:type="dxa"/>
+          </w:tcPr>
+          <w:p>
+            <w:pPr>
               <w:rPr>
                 <w:rFonts w:ascii="Aptos" w:hAnsi="Aptos"/>
                 <w:color w:val="000000"/>
               </w:rPr>
-              <w:t>PFex</w:t>
-            </w:r>
-            <w:proofErr w:type="spellEnd"/>
-            <w:r>
-              <w:rPr>
-                <w:rFonts w:ascii="Aptos" w:hAnsi="Aptos"/>
-                <w:color w:val="000000"/>
-              </w:rPr>
-              <w:t>’</w:t>
-            </w:r>
-          </w:p>
-        </w:tc>
-        <w:tc>
-          <w:tcPr>
-            <w:tcW w:w="3240" w:type="dxa"/>
-          </w:tcPr>
-          <w:p>
-            <w:pPr>
-              <w:rPr>
-                <w:rFonts w:ascii="Aptos" w:hAnsi="Aptos"/>
-                <w:color w:val="000000"/>
-              </w:rPr>
-            </w:pPr>
-            <w:r>
-              <w:t>&lt;</w:t>
-            </w:r>
-            <w:proofErr w:type="spellStart"/>
-            <w:r>
-              <w:t>execution_chunk</w:t>
-            </w:r>
-            <w:proofErr w:type="spellEnd"/>
-            <w:r>
-              <w:t>&gt;</w:t>
+            </w:pPr>
+            <w:r>
+              <w:t>&lt;execution_chunk&gt;</w:t>
             </w:r>
           </w:p>
         </w:tc>
@@ -1149,13 +1003,8 @@
             <w:tcW w:w="3240" w:type="dxa"/>
           </w:tcPr>
           <w:p>
-            <w:proofErr w:type="spellStart"/>
-            <w:r>
-              <w:t>zlib</w:t>
-            </w:r>
-            <w:proofErr w:type="spellEnd"/>
-            <w:r>
-              <w:t xml:space="preserve"> 1.3.1 (default algorithm)</w:t>
+            <w:r>
+              <w:t>zlib 1.3.1 (default algorithm)</w:t>
             </w:r>
           </w:p>
         </w:tc>
@@ -1173,23 +1022,7 @@
           <w:b/>
           <w:bCs/>
         </w:rPr>
-        <w:t>&lt;</w:t>
-      </w:r>
-      <w:proofErr w:type="spellStart"/>
-      <w:r>
-        <w:rPr>
-          <w:b/>
-          <w:bCs/>
-        </w:rPr>
-        <w:t>original_size</w:t>
-      </w:r>
-      <w:proofErr w:type="spellEnd"/>
-      <w:r>
-        <w:rPr>
-          <w:b/>
-          <w:bCs/>
-        </w:rPr>
-        <w:t>&gt;</w:t>
+        <w:t>&lt;original_size&gt;</w:t>
       </w:r>
       <w:r>
         <w:t xml:space="preserve"> (4 bytes) The size of the chuck data, before compression, in bytes.</w:t>
@@ -1204,34 +1037,10 @@
           <w:b/>
           <w:bCs/>
         </w:rPr>
-        <w:t>&lt;</w:t>
-      </w:r>
-      <w:proofErr w:type="spellStart"/>
-      <w:r>
-        <w:rPr>
-          <w:b/>
-          <w:bCs/>
-        </w:rPr>
-        <w:t>compressed_size</w:t>
-      </w:r>
-      <w:proofErr w:type="spellEnd"/>
-      <w:r>
-        <w:rPr>
-          <w:b/>
-          <w:bCs/>
-        </w:rPr>
-        <w:t>&gt;</w:t>
-      </w:r>
-      <w:r>
-        <w:t xml:space="preserve"> (4 bytes) The size of the chuck data, after compression, in bytes.  If the data is not compressed, the value matches &lt;</w:t>
-      </w:r>
-      <w:proofErr w:type="spellStart"/>
-      <w:r>
-        <w:t>original_size</w:t>
-      </w:r>
-      <w:proofErr w:type="spellEnd"/>
-      <w:r>
-        <w:t>&gt;.</w:t>
+        <w:t>&lt;compressed_size&gt;</w:t>
+      </w:r>
+      <w:r>
+        <w:t xml:space="preserve"> (4 bytes) The size of the chuck data, after compression, in bytes.  If the data is not compressed, the value matches &lt;original_size&gt;.</w:t>
       </w:r>
     </w:p>
     <w:p>
@@ -1250,15 +1059,7 @@
         <w:t xml:space="preserve">The header chunk is the first chunk </w:t>
       </w:r>
       <w:r>
-        <w:t xml:space="preserve">in the </w:t>
-      </w:r>
-      <w:proofErr w:type="gramStart"/>
-      <w:r>
-        <w:t>file</w:t>
-      </w:r>
-      <w:proofErr w:type="gramEnd"/>
-      <w:r>
-        <w:t xml:space="preserve"> </w:t>
+        <w:t xml:space="preserve">in the file </w:t>
       </w:r>
       <w:r>
         <w:t>and it contains the file’s version, BBC model, and the total execution count.</w:t>
@@ -1273,35 +1074,14 @@
           <w:b/>
           <w:bCs/>
         </w:rPr>
-        <w:t>&lt;</w:t>
-      </w:r>
-      <w:proofErr w:type="spellStart"/>
-      <w:r>
-        <w:rPr>
-          <w:b/>
-          <w:bCs/>
-        </w:rPr>
-        <w:t>header_chunk</w:t>
-      </w:r>
-      <w:proofErr w:type="spellEnd"/>
-      <w:r>
-        <w:rPr>
-          <w:b/>
-          <w:bCs/>
-        </w:rPr>
-        <w:t>&gt;</w:t>
+        <w:t>&lt;header_chunk&gt;</w:t>
       </w:r>
       <w:r>
         <w:t xml:space="preserve"> = </w:t>
       </w:r>
       <w:r>
-        <w:t>&lt;</w:t>
-      </w:r>
-      <w:proofErr w:type="spellStart"/>
-      <w:r>
-        <w:t>common_header</w:t>
-      </w:r>
-      <w:proofErr w:type="spellEnd"/>
+        <w:t>&lt;common_header</w:t>
+      </w:r>
       <w:r>
         <w:t>(</w:t>
       </w:r>
@@ -1312,7 +1092,6 @@
         </w:rPr>
         <w:t>‘</w:t>
       </w:r>
-      <w:proofErr w:type="spellStart"/>
       <w:r>
         <w:rPr>
           <w:rFonts w:ascii="Aptos" w:hAnsi="Aptos"/>
@@ -1320,17 +1099,7 @@
           <w:bCs/>
           <w:color w:val="000000"/>
         </w:rPr>
-        <w:t>PFhd</w:t>
-      </w:r>
-      <w:proofErr w:type="spellEnd"/>
-      <w:r>
-        <w:rPr>
-          <w:rFonts w:ascii="Aptos" w:hAnsi="Aptos"/>
-          <w:b/>
-          <w:bCs/>
-          <w:color w:val="000000"/>
-        </w:rPr>
-        <w:t>’</w:t>
+        <w:t>PFhd’</w:t>
       </w:r>
       <w:r>
         <w:rPr>
@@ -1340,15 +1109,7 @@
         <w:t>)</w:t>
       </w:r>
       <w:r>
-        <w:t>&gt; + &lt;</w:t>
-      </w:r>
-      <w:proofErr w:type="spellStart"/>
-      <w:r>
-        <w:t>header_data</w:t>
-      </w:r>
-      <w:proofErr w:type="spellEnd"/>
-      <w:r>
-        <w:t>&gt; where</w:t>
+        <w:t>&gt; + &lt;header_data&gt; where</w:t>
       </w:r>
     </w:p>
     <w:p>
@@ -1360,62 +1121,14 @@
           <w:b/>
           <w:bCs/>
         </w:rPr>
-        <w:t>&lt;</w:t>
-      </w:r>
-      <w:proofErr w:type="spellStart"/>
-      <w:r>
-        <w:rPr>
-          <w:b/>
-          <w:bCs/>
-        </w:rPr>
-        <w:t>header_data</w:t>
-      </w:r>
-      <w:proofErr w:type="spellEnd"/>
-      <w:r>
-        <w:rPr>
-          <w:b/>
-          <w:bCs/>
-        </w:rPr>
-        <w:t>&gt;</w:t>
+        <w:t>&lt;header_data&gt;</w:t>
       </w:r>
       <w:r>
         <w:t xml:space="preserve"> = </w:t>
       </w:r>
       <w:r>
         <w:br/>
-        <w:t>&lt;</w:t>
-      </w:r>
-      <w:proofErr w:type="spellStart"/>
-      <w:r>
-        <w:t>major_version</w:t>
-      </w:r>
-      <w:proofErr w:type="spellEnd"/>
-      <w:r>
-        <w:t>&gt; + &lt;</w:t>
-      </w:r>
-      <w:proofErr w:type="spellStart"/>
-      <w:r>
-        <w:t>minor_version</w:t>
-      </w:r>
-      <w:proofErr w:type="spellEnd"/>
-      <w:r>
-        <w:t>&gt; + &lt;</w:t>
-      </w:r>
-      <w:proofErr w:type="spellStart"/>
-      <w:r>
-        <w:t>bbc_model</w:t>
-      </w:r>
-      <w:proofErr w:type="spellEnd"/>
-      <w:r>
-        <w:t>&gt; + &lt;</w:t>
-      </w:r>
-      <w:proofErr w:type="spellStart"/>
-      <w:r>
-        <w:t>total_execution_count</w:t>
-      </w:r>
-      <w:proofErr w:type="spellEnd"/>
-      <w:r>
-        <w:t>&gt;</w:t>
+        <w:t>&lt;major_version&gt; + &lt;minor_version&gt; + &lt;bbc_model&gt; + &lt;total_execution_count&gt;</w:t>
       </w:r>
     </w:p>
     <w:p>
@@ -1427,23 +1140,7 @@
           <w:b/>
           <w:bCs/>
         </w:rPr>
-        <w:t>&lt;</w:t>
-      </w:r>
-      <w:proofErr w:type="spellStart"/>
-      <w:r>
-        <w:rPr>
-          <w:b/>
-          <w:bCs/>
-        </w:rPr>
-        <w:t>major_version</w:t>
-      </w:r>
-      <w:proofErr w:type="spellEnd"/>
-      <w:r>
-        <w:rPr>
-          <w:b/>
-          <w:bCs/>
-        </w:rPr>
-        <w:t>&gt;</w:t>
+        <w:t>&lt;major_version&gt;</w:t>
       </w:r>
       <w:r>
         <w:t xml:space="preserve"> (1 byte) Major version number.  Value is 1.</w:t>
@@ -1458,23 +1155,7 @@
           <w:b/>
           <w:bCs/>
         </w:rPr>
-        <w:t>&lt;</w:t>
-      </w:r>
-      <w:proofErr w:type="spellStart"/>
-      <w:r>
-        <w:rPr>
-          <w:b/>
-          <w:bCs/>
-        </w:rPr>
-        <w:t>minor_version</w:t>
-      </w:r>
-      <w:proofErr w:type="spellEnd"/>
-      <w:r>
-        <w:rPr>
-          <w:b/>
-          <w:bCs/>
-        </w:rPr>
-        <w:t>&gt;</w:t>
+        <w:t>&lt;minor_version&gt;</w:t>
       </w:r>
       <w:r>
         <w:t xml:space="preserve"> (1 byte) Minor version number.  Value is 0.</w:t>
@@ -1489,23 +1170,7 @@
           <w:b/>
           <w:bCs/>
         </w:rPr>
-        <w:t>&lt;</w:t>
-      </w:r>
-      <w:proofErr w:type="spellStart"/>
-      <w:r>
-        <w:rPr>
-          <w:b/>
-          <w:bCs/>
-        </w:rPr>
-        <w:t>bbc_model</w:t>
-      </w:r>
-      <w:proofErr w:type="spellEnd"/>
-      <w:r>
-        <w:rPr>
-          <w:b/>
-          <w:bCs/>
-        </w:rPr>
-        <w:t>&gt;</w:t>
+        <w:t>&lt;bbc_model&gt;</w:t>
       </w:r>
       <w:r>
         <w:t xml:space="preserve"> (1 byte) The BBC model</w:t>
@@ -1938,23 +1603,8 @@
           <w:b/>
           <w:bCs/>
         </w:rPr>
-        <w:t>&lt;</w:t>
-      </w:r>
-      <w:proofErr w:type="spellStart"/>
-      <w:r>
-        <w:rPr>
-          <w:b/>
-          <w:bCs/>
-        </w:rPr>
-        <w:t>total_execution_count</w:t>
-      </w:r>
-      <w:proofErr w:type="spellEnd"/>
-      <w:r>
-        <w:rPr>
-          <w:b/>
-          <w:bCs/>
-        </w:rPr>
-        <w:t>&gt;</w:t>
+        <w:lastRenderedPageBreak/>
+        <w:t>&lt;total_execution_count&gt;</w:t>
       </w:r>
       <w:r>
         <w:t xml:space="preserve"> (4 bytes) The total number of executed instructions plus events in the file.</w:t>
@@ -1971,7 +1621,6 @@
       </w:pPr>
       <w:bookmarkStart w:id="0" w:name="_Hlk205382985"/>
       <w:r>
-        <w:lastRenderedPageBreak/>
         <w:t>Label</w:t>
       </w:r>
       <w:r>
@@ -2001,35 +1650,14 @@
           <w:b/>
           <w:bCs/>
         </w:rPr>
-        <w:t>&lt;</w:t>
-      </w:r>
-      <w:proofErr w:type="spellStart"/>
-      <w:r>
-        <w:rPr>
-          <w:b/>
-          <w:bCs/>
-        </w:rPr>
-        <w:t>labels_chunk</w:t>
-      </w:r>
-      <w:proofErr w:type="spellEnd"/>
-      <w:r>
-        <w:rPr>
-          <w:b/>
-          <w:bCs/>
-        </w:rPr>
-        <w:t>&gt;</w:t>
+        <w:t>&lt;labels_chunk&gt;</w:t>
       </w:r>
       <w:r>
         <w:t xml:space="preserve"> = </w:t>
       </w:r>
       <w:r>
-        <w:t>&lt;</w:t>
-      </w:r>
-      <w:proofErr w:type="spellStart"/>
-      <w:r>
-        <w:t>common_heade</w:t>
-      </w:r>
-      <w:proofErr w:type="spellEnd"/>
+        <w:t>&lt;common_heade</w:t>
+      </w:r>
       <w:r>
         <w:t>(</w:t>
       </w:r>
@@ -2040,7 +1668,6 @@
         </w:rPr>
         <w:t>‘</w:t>
       </w:r>
-      <w:proofErr w:type="spellStart"/>
       <w:r>
         <w:rPr>
           <w:rFonts w:ascii="Aptos" w:hAnsi="Aptos"/>
@@ -2050,7 +1677,6 @@
         </w:rPr>
         <w:t>PFlb</w:t>
       </w:r>
-      <w:proofErr w:type="spellEnd"/>
       <w:r>
         <w:t>’)</w:t>
       </w:r>
@@ -2058,237 +1684,181 @@
         <w:t xml:space="preserve">&gt; </w:t>
       </w:r>
       <w:r>
-        <w:t>+ &lt;</w:t>
-      </w:r>
-      <w:proofErr w:type="spellStart"/>
-      <w:r>
+        <w:t>+ &lt;label_data&gt; where</w:t>
+      </w:r>
+    </w:p>
+    <w:p>
+      <w:r>
+        <w:t>&lt;</w:t>
+      </w:r>
+      <w:r>
+        <w:rPr>
+          <w:b/>
+          <w:bCs/>
+        </w:rPr>
         <w:t>label_data</w:t>
       </w:r>
-      <w:proofErr w:type="spellEnd"/>
-      <w:r>
-        <w:t>&gt; where</w:t>
-      </w:r>
-    </w:p>
-    <w:p>
-      <w:r>
+      <w:r>
+        <w:t xml:space="preserve">&gt; = </w:t>
+      </w:r>
+      <w:r>
+        <w:t xml:space="preserve">list of </w:t>
+      </w:r>
+      <w:r>
+        <w:t>&lt;label&gt;</w:t>
+      </w:r>
+      <w:r>
+        <w:t>, where:</w:t>
+      </w:r>
+    </w:p>
+    <w:p>
+      <w:pPr>
+        <w:ind w:left="360"/>
+      </w:pPr>
+      <w:r>
+        <w:rPr>
+          <w:b/>
+          <w:bCs/>
+        </w:rPr>
+        <w:t>&lt;label&gt;</w:t>
+      </w:r>
+      <w:r>
+        <w:t xml:space="preserve"> = </w:t>
+      </w:r>
+      <w:bookmarkEnd w:id="0"/>
+      <w:r>
+        <w:t xml:space="preserve">&lt;label_address&gt; + &lt;label_name&gt; </w:t>
+      </w:r>
+    </w:p>
+    <w:p>
+      <w:pPr>
+        <w:ind w:left="810"/>
+      </w:pPr>
+      <w:r>
+        <w:rPr>
+          <w:b/>
+          <w:bCs/>
+        </w:rPr>
+        <w:t>&lt;label_address&gt;</w:t>
+      </w:r>
+      <w:r>
+        <w:t xml:space="preserve"> (2 bytes) A 16-bit address.</w:t>
+      </w:r>
+    </w:p>
+    <w:p>
+      <w:pPr>
+        <w:ind w:left="810"/>
+      </w:pPr>
+      <w:r>
+        <w:rPr>
+          <w:b/>
+          <w:bCs/>
+        </w:rPr>
+        <w:t>&lt;label-name&gt;</w:t>
+      </w:r>
+      <w:r>
+        <w:t xml:space="preserve"> </w:t>
+      </w:r>
+      <w:r>
+        <w:t>(</w:t>
+      </w:r>
+      <w:r>
+        <w:t xml:space="preserve">null-terminated </w:t>
+      </w:r>
+      <w:r>
+        <w:t>byte</w:t>
+      </w:r>
+      <w:r>
+        <w:t>/ascii</w:t>
+      </w:r>
+      <w:r>
+        <w:t xml:space="preserve"> string) The </w:t>
+      </w:r>
+      <w:r>
+        <w:t>label name</w:t>
+      </w:r>
+      <w:r>
+        <w:t>.</w:t>
+      </w:r>
+    </w:p>
+    <w:p>
+      <w:pPr>
+        <w:pStyle w:val="Heading2"/>
+      </w:pPr>
+      <w:r>
+        <w:t>Snapshot Chunk</w:t>
+      </w:r>
+    </w:p>
+    <w:p>
+      <w:r>
+        <w:t xml:space="preserve">The </w:t>
+      </w:r>
+      <w:r>
+        <w:t xml:space="preserve">Snapshot Chunk contains a snapshot of the machine’s state at the beginning of the recording, prior to the first recorded instruction (see execution-chuck).  It contains a snapshot of the machine’s CPU registers, paging registers, </w:t>
+      </w:r>
+      <w:r>
+        <w:t xml:space="preserve">video ULA </w:t>
+      </w:r>
+      <w:r>
+        <w:t>registers,</w:t>
+      </w:r>
+      <w:r>
+        <w:t xml:space="preserve"> CRTC registers,</w:t>
+      </w:r>
+      <w:r>
+        <w:t xml:space="preserve"> </w:t>
+      </w:r>
+      <w:r>
+        <w:t xml:space="preserve">call stack, </w:t>
+      </w:r>
+      <w:r>
+        <w:t>and</w:t>
+      </w:r>
+      <w:r>
+        <w:t xml:space="preserve"> </w:t>
+      </w:r>
+      <w:r>
+        <w:t>memory.</w:t>
+      </w:r>
+    </w:p>
+    <w:p>
+      <w:pPr>
+        <w:ind w:left="360" w:hanging="360"/>
+      </w:pPr>
+      <w:r>
+        <w:rPr>
+          <w:b/>
+          <w:bCs/>
+        </w:rPr>
         <w:t>&lt;</w:t>
       </w:r>
-      <w:proofErr w:type="spellStart"/>
-      <w:r>
-        <w:rPr>
-          <w:b/>
-          <w:bCs/>
-        </w:rPr>
-        <w:t>label_data</w:t>
-      </w:r>
-      <w:proofErr w:type="spellEnd"/>
-      <w:r>
-        <w:t xml:space="preserve">&gt; = </w:t>
-      </w:r>
-      <w:r>
-        <w:t xml:space="preserve">list of </w:t>
-      </w:r>
-      <w:r>
-        <w:t>&lt;label&gt;</w:t>
-      </w:r>
-      <w:r>
-        <w:t>, where:</w:t>
-      </w:r>
-    </w:p>
-    <w:p>
-      <w:pPr>
-        <w:ind w:left="360"/>
-      </w:pPr>
-      <w:r>
-        <w:rPr>
-          <w:b/>
-          <w:bCs/>
-        </w:rPr>
-        <w:t>&lt;label&gt;</w:t>
-      </w:r>
-      <w:r>
-        <w:t xml:space="preserve"> = </w:t>
-      </w:r>
-      <w:bookmarkEnd w:id="0"/>
-      <w:r>
-        <w:t>&lt;</w:t>
-      </w:r>
-      <w:proofErr w:type="spellStart"/>
-      <w:r>
-        <w:t>label_address</w:t>
-      </w:r>
-      <w:proofErr w:type="spellEnd"/>
-      <w:r>
-        <w:t>&gt; + &lt;</w:t>
-      </w:r>
-      <w:proofErr w:type="spellStart"/>
-      <w:r>
-        <w:t>label_name</w:t>
-      </w:r>
-      <w:proofErr w:type="spellEnd"/>
-      <w:r>
-        <w:t xml:space="preserve">&gt; </w:t>
-      </w:r>
-    </w:p>
-    <w:p>
-      <w:pPr>
-        <w:ind w:left="810"/>
-      </w:pPr>
-      <w:r>
-        <w:rPr>
-          <w:b/>
-          <w:bCs/>
-        </w:rPr>
-        <w:t>&lt;</w:t>
-      </w:r>
-      <w:proofErr w:type="spellStart"/>
-      <w:r>
-        <w:rPr>
-          <w:b/>
-          <w:bCs/>
-        </w:rPr>
-        <w:t>label_address</w:t>
-      </w:r>
-      <w:proofErr w:type="spellEnd"/>
-      <w:r>
-        <w:rPr>
-          <w:b/>
-          <w:bCs/>
-        </w:rPr>
-        <w:t>&gt;</w:t>
-      </w:r>
-      <w:r>
-        <w:t xml:space="preserve"> (2 bytes) A 16-bit address.</w:t>
-      </w:r>
-    </w:p>
-    <w:p>
-      <w:pPr>
-        <w:ind w:left="810"/>
-      </w:pPr>
-      <w:r>
-        <w:rPr>
-          <w:b/>
-          <w:bCs/>
-        </w:rPr>
-        <w:t>&lt;label-name&gt;</w:t>
-      </w:r>
-      <w:r>
+      <w:r>
+        <w:rPr>
+          <w:b/>
+          <w:bCs/>
+        </w:rPr>
+        <w:t>snapshot</w:t>
+      </w:r>
+      <w:r>
+        <w:rPr>
+          <w:b/>
+          <w:bCs/>
+        </w:rPr>
+        <w:t>_chunk&gt;</w:t>
+      </w:r>
+      <w:r>
+        <w:rPr>
+          <w:b/>
+          <w:bCs/>
+        </w:rPr>
         <w:t xml:space="preserve"> </w:t>
       </w:r>
       <w:r>
-        <w:t>(</w:t>
-      </w:r>
-      <w:r>
-        <w:t xml:space="preserve">null-terminated </w:t>
-      </w:r>
-      <w:r>
-        <w:t>byte</w:t>
-      </w:r>
-      <w:r>
-        <w:t>/ascii</w:t>
-      </w:r>
-      <w:r>
-        <w:t xml:space="preserve"> string) The </w:t>
-      </w:r>
-      <w:r>
-        <w:t>label name</w:t>
-      </w:r>
-      <w:r>
-        <w:t>.</w:t>
-      </w:r>
-    </w:p>
-    <w:p>
-      <w:pPr>
-        <w:pStyle w:val="Heading2"/>
-      </w:pPr>
-      <w:r>
-        <w:t>Snapshot Chunk</w:t>
-      </w:r>
-    </w:p>
-    <w:p>
-      <w:r>
-        <w:t xml:space="preserve">The </w:t>
-      </w:r>
-      <w:r>
-        <w:t xml:space="preserve">Snapshot Chunk contains a snapshot of the machine’s state at the beginning of the recording, prior to the first recorded instruction (see execution-chuck).  It contains a snapshot of the machine’s CPU registers, paging registers, </w:t>
-      </w:r>
-      <w:r>
-        <w:t xml:space="preserve">video ULA </w:t>
-      </w:r>
-      <w:r>
-        <w:t>registers,</w:t>
-      </w:r>
-      <w:r>
-        <w:t xml:space="preserve"> CRTC registers,</w:t>
-      </w:r>
-      <w:r>
-        <w:t xml:space="preserve"> </w:t>
-      </w:r>
-      <w:r>
-        <w:t xml:space="preserve">call stack, </w:t>
-      </w:r>
-      <w:r>
-        <w:t>and</w:t>
-      </w:r>
-      <w:r>
-        <w:t xml:space="preserve"> </w:t>
-      </w:r>
-      <w:r>
-        <w:t>memory.</w:t>
-      </w:r>
-    </w:p>
-    <w:p>
-      <w:pPr>
-        <w:ind w:left="360" w:hanging="360"/>
-      </w:pPr>
-      <w:r>
-        <w:rPr>
-          <w:b/>
-          <w:bCs/>
-        </w:rPr>
-        <w:t>&lt;</w:t>
-      </w:r>
-      <w:proofErr w:type="spellStart"/>
-      <w:r>
-        <w:rPr>
-          <w:b/>
-          <w:bCs/>
-        </w:rPr>
-        <w:t>snapshot</w:t>
-      </w:r>
-      <w:r>
-        <w:rPr>
-          <w:b/>
-          <w:bCs/>
-        </w:rPr>
-        <w:t>_chunk</w:t>
-      </w:r>
-      <w:proofErr w:type="spellEnd"/>
-      <w:r>
-        <w:rPr>
-          <w:b/>
-          <w:bCs/>
-        </w:rPr>
-        <w:t>&gt;</w:t>
-      </w:r>
-      <w:r>
-        <w:rPr>
-          <w:b/>
-          <w:bCs/>
-        </w:rPr>
-        <w:t xml:space="preserve"> </w:t>
-      </w:r>
-      <w:r>
-        <w:t>= &lt;</w:t>
-      </w:r>
-      <w:proofErr w:type="spellStart"/>
-      <w:r>
-        <w:t>common_</w:t>
+        <w:t>= &lt;common_</w:t>
       </w:r>
       <w:r>
         <w:t>header</w:t>
       </w:r>
-      <w:proofErr w:type="spellEnd"/>
       <w:r>
         <w:t>(</w:t>
       </w:r>
@@ -2299,7 +1869,6 @@
         </w:rPr>
         <w:t>‘</w:t>
       </w:r>
-      <w:proofErr w:type="spellStart"/>
       <w:r>
         <w:rPr>
           <w:rFonts w:ascii="Aptos" w:hAnsi="Aptos"/>
@@ -2307,17 +1876,7 @@
           <w:bCs/>
           <w:color w:val="000000"/>
         </w:rPr>
-        <w:t>PFss</w:t>
-      </w:r>
-      <w:proofErr w:type="spellEnd"/>
-      <w:r>
-        <w:rPr>
-          <w:rFonts w:ascii="Aptos" w:hAnsi="Aptos"/>
-          <w:b/>
-          <w:bCs/>
-          <w:color w:val="000000"/>
-        </w:rPr>
-        <w:t>’</w:t>
+        <w:t>PFss’</w:t>
       </w:r>
       <w:r>
         <w:rPr>
@@ -2337,35 +1896,118 @@
         <w:t xml:space="preserve"> </w:t>
       </w:r>
       <w:r>
+        <w:t>&lt;snapshot_data&gt; where</w:t>
+      </w:r>
+    </w:p>
+    <w:p>
+      <w:pPr>
+        <w:ind w:left="360" w:hanging="360"/>
+      </w:pPr>
+      <w:r>
         <w:t>&lt;</w:t>
       </w:r>
-      <w:proofErr w:type="spellStart"/>
-      <w:r>
+      <w:r>
+        <w:rPr>
+          <w:b/>
+          <w:bCs/>
+        </w:rPr>
         <w:t>snapshot_data</w:t>
       </w:r>
-      <w:proofErr w:type="spellEnd"/>
-      <w:r>
-        <w:t>&gt; where</w:t>
-      </w:r>
-    </w:p>
-    <w:p>
-      <w:pPr>
-        <w:ind w:left="360" w:hanging="360"/>
-      </w:pPr>
+      <w:r>
+        <w:t>&gt; =</w:t>
+      </w:r>
+      <w:r>
+        <w:br/>
+      </w:r>
       <w:r>
         <w:t>&lt;</w:t>
       </w:r>
-      <w:proofErr w:type="spellStart"/>
-      <w:r>
-        <w:rPr>
-          <w:b/>
-          <w:bCs/>
-        </w:rPr>
-        <w:t>snapshot_data</w:t>
-      </w:r>
-      <w:proofErr w:type="spellEnd"/>
-      <w:r>
-        <w:t>&gt; =</w:t>
+      <w:r>
+        <w:t>cpu_registers</w:t>
+      </w:r>
+      <w:r>
+        <w:t>&gt;</w:t>
+      </w:r>
+      <w:r>
+        <w:t xml:space="preserve"> + </w:t>
+      </w:r>
+      <w:r>
+        <w:t xml:space="preserve">&lt;paging_registers&gt; </w:t>
+      </w:r>
+      <w:r>
+        <w:t xml:space="preserve">+ </w:t>
+      </w:r>
+      <w:r>
+        <w:t>&lt;hidden_ram_address&gt;</w:t>
+      </w:r>
+      <w:r>
+        <w:rPr>
+          <w:b/>
+          <w:bCs/>
+          <w:vertAlign w:val="superscript"/>
+        </w:rPr>
+        <w:t xml:space="preserve"> </w:t>
+      </w:r>
+      <w:r>
+        <w:rPr>
+          <w:b/>
+          <w:bCs/>
+          <w:vertAlign w:val="superscript"/>
+        </w:rPr>
+        <w:t>opt</w:t>
+      </w:r>
+      <w:r>
+        <w:t xml:space="preserve"> + </w:t>
+      </w:r>
+      <w:r>
+        <w:t>&lt;video_ula_state&gt;</w:t>
+      </w:r>
+      <w:r>
+        <w:t xml:space="preserve"> + &lt;crtc_state&gt; + </w:t>
+      </w:r>
+      <w:r>
+        <w:t>&lt;screen_wrap_address&gt; +</w:t>
+      </w:r>
+      <w:r>
+        <w:t xml:space="preserve"> </w:t>
+      </w:r>
+      <w:r>
+        <w:t xml:space="preserve">&lt;call_stack&gt; + </w:t>
+      </w:r>
+      <w:r>
+        <w:t>&lt;memory_snapshot&gt;</w:t>
+      </w:r>
+      <w:r>
+        <w:t xml:space="preserve"> + </w:t>
+      </w:r>
+    </w:p>
+    <w:p>
+      <w:pPr>
+        <w:ind w:left="720" w:hanging="360"/>
+      </w:pPr>
+      <w:r>
+        <w:rPr>
+          <w:b/>
+          <w:bCs/>
+        </w:rPr>
+        <w:t>&lt;</w:t>
+      </w:r>
+      <w:r>
+        <w:rPr>
+          <w:b/>
+          <w:bCs/>
+        </w:rPr>
+        <w:t>cpu_</w:t>
+      </w:r>
+      <w:r>
+        <w:rPr>
+          <w:b/>
+          <w:bCs/>
+        </w:rPr>
+        <w:t>registers&gt;</w:t>
+      </w:r>
+      <w:r>
+        <w:t xml:space="preserve"> = </w:t>
       </w:r>
       <w:r>
         <w:br/>
@@ -2373,392 +2015,419 @@
       <w:r>
         <w:t>&lt;</w:t>
       </w:r>
-      <w:proofErr w:type="spellStart"/>
-      <w:r>
-        <w:t>cpu_registers</w:t>
-      </w:r>
-      <w:proofErr w:type="spellEnd"/>
-      <w:r>
+      <w:r>
+        <w:t>program</w:t>
+      </w:r>
+      <w:r>
+        <w:t>_</w:t>
+      </w:r>
+      <w:r>
+        <w:t>counter&gt; + &lt;accumulator&gt; + &lt;x</w:t>
+      </w:r>
+      <w:r>
+        <w:t>_</w:t>
+      </w:r>
+      <w:r>
+        <w:t>register&gt; + &lt;y</w:t>
+      </w:r>
+      <w:r>
+        <w:t>_</w:t>
+      </w:r>
+      <w:r>
+        <w:t>register&gt; + &lt;status</w:t>
+      </w:r>
+      <w:r>
+        <w:t>_</w:t>
+      </w:r>
+      <w:r>
+        <w:t>register&gt; +</w:t>
+      </w:r>
+      <w:r>
+        <w:t xml:space="preserve"> &lt;stack_pointer&gt;</w:t>
+      </w:r>
+    </w:p>
+    <w:p>
+      <w:pPr>
+        <w:ind w:left="720"/>
+      </w:pPr>
+      <w:r>
+        <w:rPr>
+          <w:b/>
+          <w:bCs/>
+        </w:rPr>
+        <w:t>&lt;program-counter&gt;</w:t>
+      </w:r>
+      <w:r>
+        <w:t xml:space="preserve"> (2 bytes).  The value of </w:t>
+      </w:r>
+      <w:r>
+        <w:t xml:space="preserve">the </w:t>
+      </w:r>
+      <w:r>
+        <w:t>program counter.</w:t>
+      </w:r>
+    </w:p>
+    <w:p>
+      <w:pPr>
+        <w:ind w:left="720"/>
+      </w:pPr>
+      <w:r>
+        <w:rPr>
+          <w:b/>
+          <w:bCs/>
+        </w:rPr>
+        <w:t>&lt;accumulator&gt;</w:t>
+      </w:r>
+      <w:r>
+        <w:t xml:space="preserve"> (1 byte).  The value of the accumulator.</w:t>
+      </w:r>
+    </w:p>
+    <w:p>
+      <w:pPr>
+        <w:ind w:left="720"/>
+      </w:pPr>
+      <w:r>
+        <w:rPr>
+          <w:b/>
+          <w:bCs/>
+        </w:rPr>
+        <w:t>&lt;x_register&gt;</w:t>
+      </w:r>
+      <w:r>
+        <w:t xml:space="preserve"> (1 byte).  The value of the X register.</w:t>
+      </w:r>
+    </w:p>
+    <w:p>
+      <w:pPr>
+        <w:ind w:left="720"/>
+      </w:pPr>
+      <w:r>
+        <w:rPr>
+          <w:b/>
+          <w:bCs/>
+        </w:rPr>
+        <w:t>&lt;y_register&gt;</w:t>
+      </w:r>
+      <w:r>
+        <w:t xml:space="preserve"> (1 byte).  The value of the Y register.</w:t>
+      </w:r>
+    </w:p>
+    <w:p>
+      <w:pPr>
+        <w:ind w:left="720"/>
+      </w:pPr>
+      <w:r>
+        <w:rPr>
+          <w:b/>
+          <w:bCs/>
+        </w:rPr>
+        <w:t>&lt;status_register&gt;</w:t>
+      </w:r>
+      <w:r>
+        <w:t xml:space="preserve"> (1 byte).  The value of the status register.</w:t>
+      </w:r>
+    </w:p>
+    <w:p>
+      <w:pPr>
+        <w:ind w:left="720"/>
+      </w:pPr>
+      <w:r>
+        <w:rPr>
+          <w:b/>
+          <w:bCs/>
+        </w:rPr>
+        <w:t>&lt;stack_pointer&gt;</w:t>
+      </w:r>
+      <w:r>
+        <w:t xml:space="preserve"> (1 byte).  The value of the stack register.</w:t>
+      </w:r>
+    </w:p>
+    <w:p>
+      <w:pPr>
+        <w:ind w:left="360"/>
+      </w:pPr>
+      <w:r>
+        <w:rPr>
+          <w:b/>
+          <w:bCs/>
+        </w:rPr>
+        <w:lastRenderedPageBreak/>
+        <w:t>&lt;paging_registers&gt;</w:t>
+      </w:r>
+      <w:r>
+        <w:t xml:space="preserve"> = &lt;rom_paging_register&gt; + &lt;acccon&gt; </w:t>
+      </w:r>
+    </w:p>
+    <w:p>
+      <w:pPr>
+        <w:ind w:left="720"/>
+      </w:pPr>
+      <w:r>
+        <w:rPr>
+          <w:b/>
+          <w:bCs/>
+        </w:rPr>
+        <w:t>&lt;rom_paging_register&gt;</w:t>
+      </w:r>
+      <w:r>
+        <w:t xml:space="preserve"> (1 byte).  The value of the ROM paging register (set via SHEILA address &amp;FE30).</w:t>
+      </w:r>
+    </w:p>
+    <w:p>
+      <w:pPr>
+        <w:ind w:left="720"/>
+      </w:pPr>
+      <w:r>
+        <w:rPr>
+          <w:b/>
+          <w:bCs/>
+        </w:rPr>
+        <w:t>&lt;acccon&gt;</w:t>
+      </w:r>
+      <w:r>
+        <w:t xml:space="preserve"> (1 byte).  The value of the access control register (set via SHEILA address &amp;FE34).</w:t>
+      </w:r>
+    </w:p>
+    <w:p>
+      <w:pPr>
+        <w:ind w:left="360"/>
+      </w:pPr>
+      <w:r>
+        <w:rPr>
+          <w:b/>
+          <w:bCs/>
+        </w:rPr>
+        <w:t>&lt;hidden_ram_address&gt;</w:t>
+      </w:r>
+      <w:r>
+        <w:t xml:space="preserve"> (1 byte).  Written only on the </w:t>
+      </w:r>
+      <w:r>
+        <w:t xml:space="preserve">BBC Model </w:t>
+      </w:r>
+      <w:r>
+        <w:t xml:space="preserve">B </w:t>
+      </w:r>
+      <w:r>
+        <w:t>Integra</w:t>
+      </w:r>
+      <w:r>
+        <w:t>.  The value contains the hidden memory address (set via SHEILA address &amp;FE38).  Reads and writes to SHEILA address &amp;FE3C access this hidden address.</w:t>
+      </w:r>
+    </w:p>
+    <w:p>
+      <w:pPr>
+        <w:ind w:left="720" w:hanging="360"/>
+      </w:pPr>
+      <w:r>
+        <w:rPr>
+          <w:b/>
+          <w:bCs/>
+        </w:rPr>
+        <w:t>&lt;video_ula_</w:t>
+      </w:r>
+      <w:r>
+        <w:rPr>
+          <w:b/>
+          <w:bCs/>
+        </w:rPr>
+        <w:t>state</w:t>
+      </w:r>
+      <w:r>
+        <w:rPr>
+          <w:b/>
+          <w:bCs/>
+        </w:rPr>
         <w:t>&gt;</w:t>
       </w:r>
       <w:r>
-        <w:t xml:space="preserve"> + </w:t>
+        <w:t xml:space="preserve"> = </w:t>
       </w:r>
       <w:r>
         <w:t>&lt;</w:t>
       </w:r>
-      <w:proofErr w:type="spellStart"/>
-      <w:r>
-        <w:t>paging_registers</w:t>
-      </w:r>
-      <w:proofErr w:type="spellEnd"/>
-      <w:r>
+      <w:r>
+        <w:t>ula_</w:t>
+      </w:r>
+      <w:r>
+        <w:t>control_register&gt;</w:t>
+      </w:r>
+      <w:r>
+        <w:t xml:space="preserve"> + &lt;ula_palette&gt;</w:t>
+      </w:r>
+    </w:p>
+    <w:p>
+      <w:pPr>
+        <w:ind w:left="720"/>
+      </w:pPr>
+      <w:r>
+        <w:rPr>
+          <w:b/>
+          <w:bCs/>
+        </w:rPr>
+        <w:t>&lt;</w:t>
+      </w:r>
+      <w:r>
+        <w:rPr>
+          <w:b/>
+          <w:bCs/>
+        </w:rPr>
+        <w:t>ula_</w:t>
+      </w:r>
+      <w:r>
+        <w:rPr>
+          <w:b/>
+          <w:bCs/>
+        </w:rPr>
+        <w:t>control_register&gt;</w:t>
+      </w:r>
+      <w:r>
+        <w:t xml:space="preserve"> (1 byte).  The value of the ULA video control register.</w:t>
+      </w:r>
+    </w:p>
+    <w:p>
+      <w:pPr>
+        <w:ind w:left="720"/>
+      </w:pPr>
+      <w:r>
+        <w:rPr>
+          <w:b/>
+          <w:bCs/>
+        </w:rPr>
+        <w:t>&lt;ula_palette&gt;</w:t>
+      </w:r>
+      <w:r>
+        <w:t xml:space="preserve"> (16 bytes).  The ULA’s 16 color palette.  Each palette entry is an actual color value in the range 0 to 15.  See the Actual Color Field definitions in the New Advanced User Guide (page 209).</w:t>
+      </w:r>
+    </w:p>
+    <w:p>
+      <w:pPr>
+        <w:ind w:left="720" w:hanging="360"/>
+      </w:pPr>
+      <w:r>
+        <w:rPr>
+          <w:b/>
+          <w:bCs/>
+        </w:rPr>
+        <w:t>&lt;</w:t>
+      </w:r>
+      <w:r>
+        <w:rPr>
+          <w:b/>
+          <w:bCs/>
+        </w:rPr>
+        <w:t>crtc</w:t>
+      </w:r>
+      <w:r>
+        <w:rPr>
+          <w:b/>
+          <w:bCs/>
+        </w:rPr>
+        <w:t>_</w:t>
+      </w:r>
+      <w:r>
+        <w:rPr>
+          <w:b/>
+          <w:bCs/>
+        </w:rPr>
+        <w:t>state</w:t>
+      </w:r>
+      <w:r>
+        <w:rPr>
+          <w:b/>
+          <w:bCs/>
+        </w:rPr>
+        <w:t>&gt;</w:t>
+      </w:r>
+      <w:r>
+        <w:t xml:space="preserve"> = </w:t>
+      </w:r>
+      <w:r>
+        <w:t>&lt;</w:t>
+      </w:r>
+      <w:r>
+        <w:t>crtc</w:t>
+      </w:r>
+      <w:r>
+        <w:t>_register_select&gt; + &lt;</w:t>
+      </w:r>
+      <w:r>
+        <w:t>crtc</w:t>
+      </w:r>
+      <w:r>
+        <w:t>_registers&gt;</w:t>
+      </w:r>
+    </w:p>
+    <w:p>
+      <w:pPr>
+        <w:ind w:left="720"/>
+      </w:pPr>
+      <w:r>
+        <w:rPr>
+          <w:b/>
+          <w:bCs/>
+        </w:rPr>
+        <w:t>&lt;</w:t>
+      </w:r>
+      <w:r>
+        <w:rPr>
+          <w:b/>
+          <w:bCs/>
+        </w:rPr>
+        <w:t>crtc</w:t>
+      </w:r>
+      <w:r>
+        <w:rPr>
+          <w:b/>
+          <w:bCs/>
+        </w:rPr>
+        <w:t>_register</w:t>
+      </w:r>
+      <w:r>
+        <w:rPr>
+          <w:b/>
+          <w:bCs/>
+        </w:rPr>
+        <w:t>_select</w:t>
+      </w:r>
+      <w:r>
+        <w:rPr>
+          <w:b/>
+          <w:bCs/>
+        </w:rPr>
         <w:t xml:space="preserve">&gt; </w:t>
       </w:r>
       <w:r>
-        <w:t xml:space="preserve">+ </w:t>
-      </w:r>
-      <w:r>
+        <w:t>(1 byte).  The CRTC’s ‘register select’, which is used to write values to the CRTC’s registers.  The value is in the range 0 to 17.</w:t>
+      </w:r>
+    </w:p>
+    <w:p>
+      <w:pPr>
+        <w:ind w:left="720"/>
+      </w:pPr>
+      <w:r>
+        <w:rPr>
+          <w:b/>
+          <w:bCs/>
+        </w:rPr>
         <w:t>&lt;</w:t>
       </w:r>
-      <w:proofErr w:type="spellStart"/>
-      <w:r>
-        <w:t>hidden_ram_address</w:t>
-      </w:r>
-      <w:proofErr w:type="spellEnd"/>
-      <w:r>
-        <w:t>&gt;</w:t>
-      </w:r>
-      <w:r>
-        <w:rPr>
-          <w:b/>
-          <w:bCs/>
-          <w:vertAlign w:val="superscript"/>
-        </w:rPr>
-        <w:t xml:space="preserve"> </w:t>
-      </w:r>
-      <w:r>
-        <w:rPr>
-          <w:b/>
-          <w:bCs/>
-          <w:vertAlign w:val="superscript"/>
-        </w:rPr>
-        <w:t>opt</w:t>
-      </w:r>
-      <w:r>
-        <w:t xml:space="preserve"> + </w:t>
-      </w:r>
-      <w:r>
-        <w:t>&lt;</w:t>
-      </w:r>
-      <w:proofErr w:type="spellStart"/>
-      <w:r>
-        <w:t>video_ula_state</w:t>
-      </w:r>
-      <w:proofErr w:type="spellEnd"/>
-      <w:r>
-        <w:t>&gt;</w:t>
-      </w:r>
-      <w:r>
-        <w:t xml:space="preserve"> + &lt;</w:t>
-      </w:r>
-      <w:proofErr w:type="spellStart"/>
-      <w:r>
-        <w:t>crtc_state</w:t>
-      </w:r>
-      <w:proofErr w:type="spellEnd"/>
-      <w:r>
-        <w:t xml:space="preserve">&gt; + </w:t>
-      </w:r>
-      <w:r>
-        <w:t>&lt;</w:t>
-      </w:r>
-      <w:proofErr w:type="spellStart"/>
-      <w:r>
-        <w:t>screen_wrap_address</w:t>
-      </w:r>
-      <w:proofErr w:type="spellEnd"/>
-      <w:r>
-        <w:t>&gt; +</w:t>
-      </w:r>
-      <w:r>
-        <w:t xml:space="preserve"> </w:t>
-      </w:r>
-      <w:r>
-        <w:t>&lt;</w:t>
-      </w:r>
-      <w:proofErr w:type="spellStart"/>
-      <w:r>
-        <w:t>call_stack</w:t>
-      </w:r>
-      <w:proofErr w:type="spellEnd"/>
-      <w:r>
-        <w:t xml:space="preserve">&gt; + </w:t>
-      </w:r>
-      <w:r>
-        <w:t>&lt;</w:t>
-      </w:r>
-      <w:proofErr w:type="spellStart"/>
-      <w:r>
-        <w:t>memory_snapshot</w:t>
-      </w:r>
-      <w:proofErr w:type="spellEnd"/>
-      <w:r>
-        <w:t>&gt;</w:t>
-      </w:r>
-      <w:r>
-        <w:t xml:space="preserve"> + </w:t>
-      </w:r>
-    </w:p>
-    <w:p>
-      <w:pPr>
-        <w:ind w:left="720" w:hanging="360"/>
-      </w:pPr>
-      <w:r>
-        <w:rPr>
-          <w:b/>
-          <w:bCs/>
-        </w:rPr>
-        <w:t>&lt;</w:t>
-      </w:r>
-      <w:proofErr w:type="spellStart"/>
-      <w:r>
-        <w:rPr>
-          <w:b/>
-          <w:bCs/>
-        </w:rPr>
-        <w:t>cpu_</w:t>
-      </w:r>
-      <w:r>
-        <w:rPr>
-          <w:b/>
-          <w:bCs/>
-        </w:rPr>
-        <w:t>registers</w:t>
-      </w:r>
-      <w:proofErr w:type="spellEnd"/>
-      <w:r>
-        <w:rPr>
-          <w:b/>
-          <w:bCs/>
-        </w:rPr>
-        <w:t>&gt;</w:t>
-      </w:r>
-      <w:r>
-        <w:t xml:space="preserve"> = </w:t>
-      </w:r>
-      <w:r>
-        <w:br/>
-      </w:r>
-      <w:r>
-        <w:t>&lt;</w:t>
-      </w:r>
-      <w:proofErr w:type="spellStart"/>
-      <w:r>
-        <w:t>program</w:t>
-      </w:r>
-      <w:r>
-        <w:t>_</w:t>
-      </w:r>
-      <w:r>
-        <w:t>counter</w:t>
-      </w:r>
-      <w:proofErr w:type="spellEnd"/>
-      <w:r>
-        <w:t>&gt; + &lt;accumulator&gt; + &lt;</w:t>
-      </w:r>
-      <w:proofErr w:type="spellStart"/>
-      <w:r>
-        <w:t>x</w:t>
-      </w:r>
-      <w:r>
-        <w:t>_</w:t>
-      </w:r>
-      <w:r>
-        <w:t>register</w:t>
-      </w:r>
-      <w:proofErr w:type="spellEnd"/>
-      <w:r>
-        <w:t>&gt; + &lt;</w:t>
-      </w:r>
-      <w:proofErr w:type="spellStart"/>
-      <w:r>
-        <w:t>y</w:t>
-      </w:r>
-      <w:r>
-        <w:t>_</w:t>
-      </w:r>
-      <w:r>
-        <w:t>register</w:t>
-      </w:r>
-      <w:proofErr w:type="spellEnd"/>
-      <w:r>
-        <w:t>&gt; + &lt;</w:t>
-      </w:r>
-      <w:proofErr w:type="spellStart"/>
-      <w:r>
-        <w:t>status</w:t>
-      </w:r>
-      <w:r>
-        <w:t>_</w:t>
-      </w:r>
-      <w:r>
-        <w:t>register</w:t>
-      </w:r>
-      <w:proofErr w:type="spellEnd"/>
-      <w:r>
-        <w:t>&gt; +</w:t>
-      </w:r>
-      <w:r>
-        <w:t xml:space="preserve"> &lt;</w:t>
-      </w:r>
-      <w:proofErr w:type="spellStart"/>
-      <w:r>
-        <w:t>stack_pointer</w:t>
-      </w:r>
-      <w:proofErr w:type="spellEnd"/>
-      <w:r>
-        <w:t>&gt;</w:t>
-      </w:r>
-    </w:p>
-    <w:p>
-      <w:pPr>
-        <w:ind w:left="720"/>
-      </w:pPr>
-      <w:r>
-        <w:rPr>
-          <w:b/>
-          <w:bCs/>
-        </w:rPr>
-        <w:t>&lt;program-counter&gt;</w:t>
-      </w:r>
-      <w:r>
-        <w:t xml:space="preserve"> (2 bytes).  The value of </w:t>
-      </w:r>
-      <w:r>
-        <w:t xml:space="preserve">the </w:t>
-      </w:r>
-      <w:r>
-        <w:t>program counter.</w:t>
-      </w:r>
-    </w:p>
-    <w:p>
-      <w:pPr>
-        <w:ind w:left="720"/>
-      </w:pPr>
-      <w:r>
-        <w:rPr>
-          <w:b/>
-          <w:bCs/>
-        </w:rPr>
-        <w:t>&lt;accumulator&gt;</w:t>
-      </w:r>
-      <w:r>
-        <w:t xml:space="preserve"> (1 byte).  The value of the accumulator.</w:t>
-      </w:r>
-    </w:p>
-    <w:p>
-      <w:pPr>
-        <w:ind w:left="720"/>
-      </w:pPr>
-      <w:r>
-        <w:rPr>
-          <w:b/>
-          <w:bCs/>
-        </w:rPr>
-        <w:t>&lt;</w:t>
-      </w:r>
-      <w:proofErr w:type="spellStart"/>
-      <w:r>
-        <w:rPr>
-          <w:b/>
-          <w:bCs/>
-        </w:rPr>
-        <w:t>x_register</w:t>
-      </w:r>
-      <w:proofErr w:type="spellEnd"/>
-      <w:r>
-        <w:rPr>
-          <w:b/>
-          <w:bCs/>
-        </w:rPr>
-        <w:t>&gt;</w:t>
-      </w:r>
-      <w:r>
-        <w:t xml:space="preserve"> (1 byte).  The value of the X register.</w:t>
-      </w:r>
-    </w:p>
-    <w:p>
-      <w:pPr>
-        <w:ind w:left="720"/>
-      </w:pPr>
-      <w:r>
-        <w:rPr>
-          <w:b/>
-          <w:bCs/>
-        </w:rPr>
-        <w:t>&lt;</w:t>
-      </w:r>
-      <w:proofErr w:type="spellStart"/>
-      <w:r>
-        <w:rPr>
-          <w:b/>
-          <w:bCs/>
-        </w:rPr>
-        <w:t>y_register</w:t>
-      </w:r>
-      <w:proofErr w:type="spellEnd"/>
-      <w:r>
-        <w:rPr>
-          <w:b/>
-          <w:bCs/>
-        </w:rPr>
-        <w:t>&gt;</w:t>
-      </w:r>
-      <w:r>
-        <w:t xml:space="preserve"> (1 byte).  The value of the Y register.</w:t>
-      </w:r>
-    </w:p>
-    <w:p>
-      <w:pPr>
-        <w:ind w:left="720"/>
-      </w:pPr>
-      <w:r>
-        <w:rPr>
-          <w:b/>
-          <w:bCs/>
-        </w:rPr>
-        <w:t>&lt;</w:t>
-      </w:r>
-      <w:proofErr w:type="spellStart"/>
-      <w:r>
-        <w:rPr>
-          <w:b/>
-          <w:bCs/>
-        </w:rPr>
-        <w:t>status_register</w:t>
-      </w:r>
-      <w:proofErr w:type="spellEnd"/>
-      <w:r>
-        <w:rPr>
-          <w:b/>
-          <w:bCs/>
-        </w:rPr>
-        <w:t>&gt;</w:t>
-      </w:r>
-      <w:r>
-        <w:t xml:space="preserve"> (1 byte).  The value of the status register.</w:t>
-      </w:r>
-    </w:p>
-    <w:p>
-      <w:pPr>
-        <w:ind w:left="720"/>
-      </w:pPr>
-      <w:r>
-        <w:rPr>
-          <w:b/>
-          <w:bCs/>
-        </w:rPr>
-        <w:t>&lt;</w:t>
-      </w:r>
-      <w:proofErr w:type="spellStart"/>
-      <w:r>
-        <w:rPr>
-          <w:b/>
-          <w:bCs/>
-        </w:rPr>
-        <w:t>stack_pointer</w:t>
-      </w:r>
-      <w:proofErr w:type="spellEnd"/>
-      <w:r>
-        <w:rPr>
-          <w:b/>
-          <w:bCs/>
-        </w:rPr>
-        <w:t>&gt;</w:t>
-      </w:r>
-      <w:r>
-        <w:t xml:space="preserve"> (1 byte).  The value of the stack register.</w:t>
+      <w:r>
+        <w:rPr>
+          <w:b/>
+          <w:bCs/>
+        </w:rPr>
+        <w:t>crtc</w:t>
+      </w:r>
+      <w:r>
+        <w:rPr>
+          <w:b/>
+          <w:bCs/>
+        </w:rPr>
+        <w:t xml:space="preserve">_registers&gt; </w:t>
+      </w:r>
+      <w:r>
+        <w:t>(18 bytes).  The values of the CRTC’s 18 registers.</w:t>
       </w:r>
     </w:p>
     <w:p>
@@ -2770,461 +2439,7 @@
           <w:b/>
           <w:bCs/>
         </w:rPr>
-        <w:t>&lt;</w:t>
-      </w:r>
-      <w:proofErr w:type="spellStart"/>
-      <w:r>
-        <w:rPr>
-          <w:b/>
-          <w:bCs/>
-        </w:rPr>
-        <w:t>paging_registers</w:t>
-      </w:r>
-      <w:proofErr w:type="spellEnd"/>
-      <w:r>
-        <w:rPr>
-          <w:b/>
-          <w:bCs/>
-        </w:rPr>
-        <w:t>&gt;</w:t>
-      </w:r>
-      <w:r>
-        <w:t xml:space="preserve"> = &lt;</w:t>
-      </w:r>
-      <w:proofErr w:type="spellStart"/>
-      <w:r>
-        <w:t>rom_paging_register</w:t>
-      </w:r>
-      <w:proofErr w:type="spellEnd"/>
-      <w:r>
-        <w:t>&gt; + &lt;</w:t>
-      </w:r>
-      <w:proofErr w:type="spellStart"/>
-      <w:r>
-        <w:t>acccon</w:t>
-      </w:r>
-      <w:proofErr w:type="spellEnd"/>
-      <w:r>
-        <w:t xml:space="preserve">&gt; </w:t>
-      </w:r>
-    </w:p>
-    <w:p>
-      <w:pPr>
-        <w:ind w:left="720"/>
-      </w:pPr>
-      <w:r>
-        <w:rPr>
-          <w:b/>
-          <w:bCs/>
-        </w:rPr>
-        <w:t>&lt;</w:t>
-      </w:r>
-      <w:proofErr w:type="spellStart"/>
-      <w:r>
-        <w:rPr>
-          <w:b/>
-          <w:bCs/>
-        </w:rPr>
-        <w:t>rom_paging_register</w:t>
-      </w:r>
-      <w:proofErr w:type="spellEnd"/>
-      <w:r>
-        <w:rPr>
-          <w:b/>
-          <w:bCs/>
-        </w:rPr>
-        <w:t>&gt;</w:t>
-      </w:r>
-      <w:r>
-        <w:t xml:space="preserve"> (1 byte).  The value of the ROM paging register (set via SHEILA address &amp;FE30).</w:t>
-      </w:r>
-    </w:p>
-    <w:p>
-      <w:pPr>
-        <w:ind w:left="720"/>
-      </w:pPr>
-      <w:r>
-        <w:rPr>
-          <w:b/>
-          <w:bCs/>
-        </w:rPr>
-        <w:lastRenderedPageBreak/>
-        <w:t>&lt;</w:t>
-      </w:r>
-      <w:proofErr w:type="spellStart"/>
-      <w:r>
-        <w:rPr>
-          <w:b/>
-          <w:bCs/>
-        </w:rPr>
-        <w:t>acccon</w:t>
-      </w:r>
-      <w:proofErr w:type="spellEnd"/>
-      <w:r>
-        <w:rPr>
-          <w:b/>
-          <w:bCs/>
-        </w:rPr>
-        <w:t>&gt;</w:t>
-      </w:r>
-      <w:r>
-        <w:t xml:space="preserve"> (1 byte).  The value of the access control register (set via SHEILA address &amp;FE34).</w:t>
-      </w:r>
-    </w:p>
-    <w:p>
-      <w:pPr>
-        <w:ind w:left="360"/>
-      </w:pPr>
-      <w:r>
-        <w:rPr>
-          <w:b/>
-          <w:bCs/>
-        </w:rPr>
-        <w:t>&lt;</w:t>
-      </w:r>
-      <w:proofErr w:type="spellStart"/>
-      <w:r>
-        <w:rPr>
-          <w:b/>
-          <w:bCs/>
-        </w:rPr>
-        <w:t>hidden_ram_address</w:t>
-      </w:r>
-      <w:proofErr w:type="spellEnd"/>
-      <w:r>
-        <w:rPr>
-          <w:b/>
-          <w:bCs/>
-        </w:rPr>
-        <w:t>&gt;</w:t>
-      </w:r>
-      <w:r>
-        <w:t xml:space="preserve"> (1 byte).  Written only on the </w:t>
-      </w:r>
-      <w:r>
-        <w:t xml:space="preserve">BBC Model </w:t>
-      </w:r>
-      <w:r>
-        <w:t xml:space="preserve">B </w:t>
-      </w:r>
-      <w:r>
-        <w:t>Integra</w:t>
-      </w:r>
-      <w:r>
-        <w:t>.  The value contains the hidden memory address (set via SHEILA address &amp;FE38).  Reads and writes to SHEILA address &amp;FE3C access this hidden address.</w:t>
-      </w:r>
-    </w:p>
-    <w:p>
-      <w:pPr>
-        <w:ind w:left="720" w:hanging="360"/>
-      </w:pPr>
-      <w:r>
-        <w:rPr>
-          <w:b/>
-          <w:bCs/>
-        </w:rPr>
-        <w:t>&lt;</w:t>
-      </w:r>
-      <w:proofErr w:type="spellStart"/>
-      <w:r>
-        <w:rPr>
-          <w:b/>
-          <w:bCs/>
-        </w:rPr>
-        <w:t>video_ula_</w:t>
-      </w:r>
-      <w:r>
-        <w:rPr>
-          <w:b/>
-          <w:bCs/>
-        </w:rPr>
-        <w:t>state</w:t>
-      </w:r>
-      <w:proofErr w:type="spellEnd"/>
-      <w:r>
-        <w:rPr>
-          <w:b/>
-          <w:bCs/>
-        </w:rPr>
-        <w:t>&gt;</w:t>
-      </w:r>
-      <w:r>
-        <w:t xml:space="preserve"> = </w:t>
-      </w:r>
-      <w:r>
-        <w:t>&lt;</w:t>
-      </w:r>
-      <w:proofErr w:type="spellStart"/>
-      <w:r>
-        <w:t>ula_</w:t>
-      </w:r>
-      <w:r>
-        <w:t>control_register</w:t>
-      </w:r>
-      <w:proofErr w:type="spellEnd"/>
-      <w:r>
-        <w:t>&gt;</w:t>
-      </w:r>
-      <w:r>
-        <w:t xml:space="preserve"> + &lt;</w:t>
-      </w:r>
-      <w:proofErr w:type="spellStart"/>
-      <w:r>
-        <w:t>ula_palette</w:t>
-      </w:r>
-      <w:proofErr w:type="spellEnd"/>
-      <w:r>
-        <w:t>&gt;</w:t>
-      </w:r>
-    </w:p>
-    <w:p>
-      <w:pPr>
-        <w:ind w:left="720"/>
-      </w:pPr>
-      <w:r>
-        <w:rPr>
-          <w:b/>
-          <w:bCs/>
-        </w:rPr>
-        <w:t>&lt;</w:t>
-      </w:r>
-      <w:proofErr w:type="spellStart"/>
-      <w:r>
-        <w:rPr>
-          <w:b/>
-          <w:bCs/>
-        </w:rPr>
-        <w:t>ula_</w:t>
-      </w:r>
-      <w:r>
-        <w:rPr>
-          <w:b/>
-          <w:bCs/>
-        </w:rPr>
-        <w:t>control_register</w:t>
-      </w:r>
-      <w:proofErr w:type="spellEnd"/>
-      <w:r>
-        <w:rPr>
-          <w:b/>
-          <w:bCs/>
-        </w:rPr>
-        <w:t>&gt;</w:t>
-      </w:r>
-      <w:r>
-        <w:t xml:space="preserve"> (1 byte).  The value of the ULA video control register.</w:t>
-      </w:r>
-    </w:p>
-    <w:p>
-      <w:pPr>
-        <w:ind w:left="720"/>
-      </w:pPr>
-      <w:r>
-        <w:rPr>
-          <w:b/>
-          <w:bCs/>
-        </w:rPr>
-        <w:t>&lt;</w:t>
-      </w:r>
-      <w:proofErr w:type="spellStart"/>
-      <w:r>
-        <w:rPr>
-          <w:b/>
-          <w:bCs/>
-        </w:rPr>
-        <w:t>ula_palette</w:t>
-      </w:r>
-      <w:proofErr w:type="spellEnd"/>
-      <w:r>
-        <w:rPr>
-          <w:b/>
-          <w:bCs/>
-        </w:rPr>
-        <w:t>&gt;</w:t>
-      </w:r>
-      <w:r>
-        <w:t xml:space="preserve"> (16 bytes).  The ULA’s 16 color palette.  Each palette entry is an actual color value in the range 0 to 15.  See the Actual Color Field definitions in the New Advanced User Guide (page 209).</w:t>
-      </w:r>
-    </w:p>
-    <w:p>
-      <w:pPr>
-        <w:ind w:left="720" w:hanging="360"/>
-      </w:pPr>
-      <w:r>
-        <w:rPr>
-          <w:b/>
-          <w:bCs/>
-        </w:rPr>
-        <w:t>&lt;</w:t>
-      </w:r>
-      <w:proofErr w:type="spellStart"/>
-      <w:r>
-        <w:rPr>
-          <w:b/>
-          <w:bCs/>
-        </w:rPr>
-        <w:t>crtc</w:t>
-      </w:r>
-      <w:r>
-        <w:rPr>
-          <w:b/>
-          <w:bCs/>
-        </w:rPr>
-        <w:t>_</w:t>
-      </w:r>
-      <w:r>
-        <w:rPr>
-          <w:b/>
-          <w:bCs/>
-        </w:rPr>
-        <w:t>state</w:t>
-      </w:r>
-      <w:proofErr w:type="spellEnd"/>
-      <w:r>
-        <w:rPr>
-          <w:b/>
-          <w:bCs/>
-        </w:rPr>
-        <w:t>&gt;</w:t>
-      </w:r>
-      <w:r>
-        <w:t xml:space="preserve"> = </w:t>
-      </w:r>
-      <w:r>
-        <w:t>&lt;</w:t>
-      </w:r>
-      <w:proofErr w:type="spellStart"/>
-      <w:r>
-        <w:t>crtc</w:t>
-      </w:r>
-      <w:r>
-        <w:t>_register_select</w:t>
-      </w:r>
-      <w:proofErr w:type="spellEnd"/>
-      <w:r>
-        <w:t>&gt; + &lt;</w:t>
-      </w:r>
-      <w:proofErr w:type="spellStart"/>
-      <w:r>
-        <w:t>crtc</w:t>
-      </w:r>
-      <w:r>
-        <w:t>_registers</w:t>
-      </w:r>
-      <w:proofErr w:type="spellEnd"/>
-      <w:r>
-        <w:t>&gt;</w:t>
-      </w:r>
-    </w:p>
-    <w:p>
-      <w:pPr>
-        <w:ind w:left="720"/>
-      </w:pPr>
-      <w:r>
-        <w:rPr>
-          <w:b/>
-          <w:bCs/>
-        </w:rPr>
-        <w:t>&lt;</w:t>
-      </w:r>
-      <w:proofErr w:type="spellStart"/>
-      <w:r>
-        <w:rPr>
-          <w:b/>
-          <w:bCs/>
-        </w:rPr>
-        <w:t>crtc</w:t>
-      </w:r>
-      <w:r>
-        <w:rPr>
-          <w:b/>
-          <w:bCs/>
-        </w:rPr>
-        <w:t>_register</w:t>
-      </w:r>
-      <w:r>
-        <w:rPr>
-          <w:b/>
-          <w:bCs/>
-        </w:rPr>
-        <w:t>_select</w:t>
-      </w:r>
-      <w:proofErr w:type="spellEnd"/>
-      <w:r>
-        <w:rPr>
-          <w:b/>
-          <w:bCs/>
-        </w:rPr>
-        <w:t xml:space="preserve">&gt; </w:t>
-      </w:r>
-      <w:r>
-        <w:t>(1 byte).  The CRTC’s ‘register select’, which is used to write values to the CRTC’s registers.  The value is in the range 0 to 17.</w:t>
-      </w:r>
-    </w:p>
-    <w:p>
-      <w:pPr>
-        <w:ind w:left="720"/>
-      </w:pPr>
-      <w:r>
-        <w:rPr>
-          <w:b/>
-          <w:bCs/>
-        </w:rPr>
-        <w:t>&lt;</w:t>
-      </w:r>
-      <w:proofErr w:type="spellStart"/>
-      <w:r>
-        <w:rPr>
-          <w:b/>
-          <w:bCs/>
-        </w:rPr>
-        <w:t>crtc</w:t>
-      </w:r>
-      <w:r>
-        <w:rPr>
-          <w:b/>
-          <w:bCs/>
-        </w:rPr>
-        <w:t>_registers</w:t>
-      </w:r>
-      <w:proofErr w:type="spellEnd"/>
-      <w:r>
-        <w:rPr>
-          <w:b/>
-          <w:bCs/>
-        </w:rPr>
-        <w:t xml:space="preserve">&gt; </w:t>
-      </w:r>
-      <w:r>
-        <w:t>(18 bytes).  The values of the CRTC’s 18 registers.</w:t>
-      </w:r>
-    </w:p>
-    <w:p>
-      <w:pPr>
-        <w:ind w:left="360"/>
-      </w:pPr>
-      <w:r>
-        <w:rPr>
-          <w:b/>
-          <w:bCs/>
-        </w:rPr>
-        <w:t>&lt;</w:t>
-      </w:r>
-      <w:proofErr w:type="spellStart"/>
-      <w:r>
-        <w:rPr>
-          <w:b/>
-          <w:bCs/>
-        </w:rPr>
-        <w:t>screen_wrap_address</w:t>
-      </w:r>
-      <w:proofErr w:type="spellEnd"/>
-      <w:r>
-        <w:rPr>
-          <w:b/>
-          <w:bCs/>
-        </w:rPr>
-        <w:t>&gt;</w:t>
+        <w:t>&lt;screen_wrap_address&gt;</w:t>
       </w:r>
       <w:r>
         <w:t xml:space="preserve"> (1 byte).  The value specifies the screen wrap address, as defined by the following table.  This is used in conjunction with hardware scrolling to wrap screen addresses.</w:t>
@@ -3394,42 +2609,10 @@
           <w:b/>
           <w:bCs/>
         </w:rPr>
-        <w:t>&lt;</w:t>
-      </w:r>
-      <w:proofErr w:type="spellStart"/>
-      <w:r>
-        <w:rPr>
-          <w:b/>
-          <w:bCs/>
-        </w:rPr>
-        <w:t>call_stack</w:t>
-      </w:r>
-      <w:proofErr w:type="spellEnd"/>
-      <w:r>
-        <w:rPr>
-          <w:b/>
-          <w:bCs/>
-        </w:rPr>
-        <w:t>&gt;</w:t>
-      </w:r>
-      <w:r>
-        <w:t xml:space="preserve"> = &lt;</w:t>
-      </w:r>
-      <w:proofErr w:type="spellStart"/>
-      <w:r>
-        <w:t>stack_frame_count</w:t>
-      </w:r>
-      <w:proofErr w:type="spellEnd"/>
-      <w:r>
-        <w:t>&gt; + &lt;</w:t>
-      </w:r>
-      <w:proofErr w:type="spellStart"/>
-      <w:r>
-        <w:t>stack_frame</w:t>
-      </w:r>
-      <w:proofErr w:type="spellEnd"/>
-      <w:r>
-        <w:t>&gt;</w:t>
+        <w:t>&lt;call_stack&gt;</w:t>
+      </w:r>
+      <w:r>
+        <w:t xml:space="preserve"> = &lt;stack_frame_count&gt; + &lt;stack_frame&gt;</w:t>
       </w:r>
       <w:r>
         <w:rPr>
@@ -3494,6 +2677,7 @@
         <w:ind w:left="720"/>
       </w:pPr>
       <w:r>
+        <w:lastRenderedPageBreak/>
         <w:t>The contained start and return addresses are expressed in page / absolute address pairs.  Page locations will typically be in whole RAM or a ROM page.</w:t>
       </w:r>
     </w:p>
@@ -3524,84 +2708,76 @@
           <w:rFonts w:ascii="Aptos" w:hAnsi="Aptos"/>
           <w:color w:val="000000"/>
         </w:rPr>
-        <w:t xml:space="preserve">Its start address is either the first sub &amp;8000 instruction jumped to from above &amp;8000, or the first instruction executed if </w:t>
+        <w:t>Its start address is either the first sub &amp;8000 instruction jumped to from above &amp;8000, or the first instruction executed if no such jump occurs.</w:t>
       </w:r>
       <w:r>
         <w:rPr>
           <w:rFonts w:ascii="Aptos" w:hAnsi="Aptos"/>
           <w:color w:val="000000"/>
         </w:rPr>
-        <w:lastRenderedPageBreak/>
-        <w:t>no such jump occurs.</w:t>
-      </w:r>
+        <w:t xml:space="preserve">  Its type and return stack pointer values are always zero (Root stack frame) and &amp;FF.</w:t>
+      </w:r>
+    </w:p>
+    <w:p>
+      <w:pPr>
+        <w:ind w:left="720"/>
+      </w:pPr>
       <w:r>
         <w:rPr>
           <w:rFonts w:ascii="Aptos" w:hAnsi="Aptos"/>
           <w:color w:val="000000"/>
         </w:rPr>
-        <w:t xml:space="preserve">  Its type and return stack pointer values are always zero (Root stack frame) and &amp;FF.</w:t>
-      </w:r>
-    </w:p>
-    <w:p>
-      <w:pPr>
-        <w:ind w:left="720"/>
-      </w:pPr>
+        <w:t xml:space="preserve">Each nested stack frame </w:t>
+      </w:r>
       <w:r>
         <w:rPr>
           <w:rFonts w:ascii="Aptos" w:hAnsi="Aptos"/>
           <w:color w:val="000000"/>
         </w:rPr>
-        <w:t xml:space="preserve">Each nested stack frame </w:t>
+        <w:t xml:space="preserve">also contains </w:t>
       </w:r>
       <w:r>
         <w:rPr>
           <w:rFonts w:ascii="Aptos" w:hAnsi="Aptos"/>
           <w:color w:val="000000"/>
         </w:rPr>
-        <w:t xml:space="preserve">also contains </w:t>
+        <w:t xml:space="preserve">the </w:t>
       </w:r>
       <w:r>
         <w:rPr>
           <w:rFonts w:ascii="Aptos" w:hAnsi="Aptos"/>
           <w:color w:val="000000"/>
         </w:rPr>
-        <w:t xml:space="preserve">the </w:t>
+        <w:t xml:space="preserve">return address and stack pointer.  </w:t>
+      </w:r>
+      <w:r>
+        <w:t xml:space="preserve">The values that the program counter and stack register are set to by the returning </w:t>
+      </w:r>
+      <w:r>
+        <w:rPr>
+          <w:b/>
+          <w:bCs/>
+        </w:rPr>
+        <w:t>RTS</w:t>
+      </w:r>
+      <w:r>
+        <w:t xml:space="preserve"> or </w:t>
+      </w:r>
+      <w:r>
+        <w:rPr>
+          <w:b/>
+          <w:bCs/>
+        </w:rPr>
+        <w:t>RTI</w:t>
+      </w:r>
+      <w:r>
+        <w:t xml:space="preserve"> instruction</w:t>
       </w:r>
       <w:r>
         <w:rPr>
           <w:rFonts w:ascii="Aptos" w:hAnsi="Aptos"/>
           <w:color w:val="000000"/>
         </w:rPr>
-        <w:t xml:space="preserve">return address and stack pointer.  </w:t>
-      </w:r>
-      <w:r>
-        <w:t xml:space="preserve">The values that the program counter and stack register are set to by the returning </w:t>
-      </w:r>
-      <w:r>
-        <w:rPr>
-          <w:b/>
-          <w:bCs/>
-        </w:rPr>
-        <w:t>RTS</w:t>
-      </w:r>
-      <w:r>
-        <w:t xml:space="preserve"> or </w:t>
-      </w:r>
-      <w:r>
-        <w:rPr>
-          <w:b/>
-          <w:bCs/>
-        </w:rPr>
-        <w:t>RTI</w:t>
-      </w:r>
-      <w:r>
-        <w:t xml:space="preserve"> instruction</w:t>
-      </w:r>
-      <w:r>
-        <w:rPr>
-          <w:rFonts w:ascii="Aptos" w:hAnsi="Aptos"/>
-          <w:color w:val="000000"/>
-        </w:rPr>
         <w:t>.</w:t>
       </w:r>
     </w:p>
@@ -3610,15 +2786,7 @@
         <w:ind w:left="720"/>
       </w:pPr>
       <w:r>
-        <w:t>&lt;</w:t>
-      </w:r>
-      <w:proofErr w:type="spellStart"/>
-      <w:r>
-        <w:t>stack_frame_count</w:t>
-      </w:r>
-      <w:proofErr w:type="spellEnd"/>
-      <w:r>
-        <w:t>&gt; (1 byte) The number of stack frames.</w:t>
+        <w:t>&lt;stack_frame_count&gt; (1 byte) The number of stack frames.</w:t>
       </w:r>
     </w:p>
     <w:p>
@@ -3630,78 +2798,14 @@
           <w:b/>
           <w:bCs/>
         </w:rPr>
-        <w:t>&lt;</w:t>
-      </w:r>
-      <w:proofErr w:type="spellStart"/>
-      <w:r>
-        <w:rPr>
-          <w:b/>
-          <w:bCs/>
-        </w:rPr>
-        <w:t>stack_frame</w:t>
-      </w:r>
-      <w:proofErr w:type="spellEnd"/>
-      <w:r>
-        <w:rPr>
-          <w:b/>
-          <w:bCs/>
-        </w:rPr>
-        <w:t>&gt;</w:t>
+        <w:t>&lt;stack_frame&gt;</w:t>
       </w:r>
       <w:r>
         <w:t xml:space="preserve"> = </w:t>
       </w:r>
       <w:r>
         <w:br/>
-        <w:t>&lt;</w:t>
-      </w:r>
-      <w:proofErr w:type="spellStart"/>
-      <w:r>
-        <w:t>stack_frame_type</w:t>
-      </w:r>
-      <w:proofErr w:type="spellEnd"/>
-      <w:r>
-        <w:t>&gt; + &lt;</w:t>
-      </w:r>
-      <w:proofErr w:type="spellStart"/>
-      <w:r>
-        <w:t>start_address_page</w:t>
-      </w:r>
-      <w:proofErr w:type="spellEnd"/>
-      <w:r>
-        <w:t>&gt; + &lt;</w:t>
-      </w:r>
-      <w:proofErr w:type="spellStart"/>
-      <w:r>
-        <w:t>start_address</w:t>
-      </w:r>
-      <w:proofErr w:type="spellEnd"/>
-      <w:r>
-        <w:t>&gt; + &lt;</w:t>
-      </w:r>
-      <w:proofErr w:type="spellStart"/>
-      <w:r>
-        <w:t>return_address_page</w:t>
-      </w:r>
-      <w:proofErr w:type="spellEnd"/>
-      <w:r>
-        <w:t>&gt; + &lt;</w:t>
-      </w:r>
-      <w:proofErr w:type="spellStart"/>
-      <w:r>
-        <w:t>return_address</w:t>
-      </w:r>
-      <w:proofErr w:type="spellEnd"/>
-      <w:r>
-        <w:t>&gt; + &lt;</w:t>
-      </w:r>
-      <w:proofErr w:type="spellStart"/>
-      <w:r>
-        <w:t>return_stack_pointer</w:t>
-      </w:r>
-      <w:proofErr w:type="spellEnd"/>
-      <w:r>
-        <w:t>&gt;</w:t>
+        <w:t>&lt;stack_frame_type&gt; + &lt;start_address_page&gt; + &lt;start_address&gt; + &lt;return_address_page&gt; + &lt;return_address&gt; + &lt;return_stack_pointer&gt;</w:t>
       </w:r>
     </w:p>
     <w:p>
@@ -3713,23 +2817,7 @@
           <w:b/>
           <w:bCs/>
         </w:rPr>
-        <w:t>&lt;</w:t>
-      </w:r>
-      <w:proofErr w:type="spellStart"/>
-      <w:r>
-        <w:rPr>
-          <w:b/>
-          <w:bCs/>
-        </w:rPr>
-        <w:t>stack_frame_type</w:t>
-      </w:r>
-      <w:proofErr w:type="spellEnd"/>
-      <w:r>
-        <w:rPr>
-          <w:b/>
-          <w:bCs/>
-        </w:rPr>
-        <w:t>&gt;</w:t>
+        <w:t>&lt;stack_frame_type&gt;</w:t>
       </w:r>
       <w:r>
         <w:t xml:space="preserve"> (1 byte) The stack frame’s type.  The value can be one of the following:</w:t>
@@ -3929,23 +3017,7 @@
           <w:b/>
           <w:bCs/>
         </w:rPr>
-        <w:t>&lt;</w:t>
-      </w:r>
-      <w:proofErr w:type="spellStart"/>
-      <w:r>
-        <w:rPr>
-          <w:b/>
-          <w:bCs/>
-        </w:rPr>
-        <w:t>start_address_page</w:t>
-      </w:r>
-      <w:proofErr w:type="spellEnd"/>
-      <w:r>
-        <w:rPr>
-          <w:b/>
-          <w:bCs/>
-        </w:rPr>
-        <w:t>&gt;</w:t>
+        <w:t>&lt;start_address_page&gt;</w:t>
       </w:r>
       <w:r>
         <w:t xml:space="preserve"> (1 byte) The memory page where the start address is located.  The value can be one of the following:</w:t>
@@ -4202,23 +3274,7 @@
           <w:b/>
           <w:bCs/>
         </w:rPr>
-        <w:t>&lt;</w:t>
-      </w:r>
-      <w:proofErr w:type="spellStart"/>
-      <w:r>
-        <w:rPr>
-          <w:b/>
-          <w:bCs/>
-        </w:rPr>
-        <w:t>start_address</w:t>
-      </w:r>
-      <w:proofErr w:type="spellEnd"/>
-      <w:r>
-        <w:rPr>
-          <w:b/>
-          <w:bCs/>
-        </w:rPr>
-        <w:t>&gt;</w:t>
+        <w:t>&lt;start_address&gt;</w:t>
       </w:r>
       <w:r>
         <w:t xml:space="preserve"> (</w:t>
@@ -4261,6 +3317,7 @@
           <w:rFonts w:ascii="Aptos" w:hAnsi="Aptos"/>
           <w:color w:val="000000"/>
         </w:rPr>
+        <w:lastRenderedPageBreak/>
         <w:t xml:space="preserve">The program </w:t>
       </w:r>
       <w:r>
@@ -4280,18 +3337,8 @@
           <w:b/>
           <w:bCs/>
         </w:rPr>
-        <w:lastRenderedPageBreak/>
-        <w:t>&lt;</w:t>
-      </w:r>
-      <w:proofErr w:type="spellStart"/>
-      <w:r>
-        <w:rPr>
-          <w:b/>
-          <w:bCs/>
-        </w:rPr>
-        <w:t>return_address_page</w:t>
-      </w:r>
-      <w:proofErr w:type="spellEnd"/>
+        <w:t>&lt;return_address_page</w:t>
+      </w:r>
       <w:r>
         <w:rPr>
           <w:b/>
@@ -4312,23 +3359,7 @@
           <w:b/>
           <w:bCs/>
         </w:rPr>
-        <w:t>&lt;</w:t>
-      </w:r>
-      <w:proofErr w:type="spellStart"/>
-      <w:r>
-        <w:rPr>
-          <w:b/>
-          <w:bCs/>
-        </w:rPr>
-        <w:t>return_address</w:t>
-      </w:r>
-      <w:proofErr w:type="spellEnd"/>
-      <w:r>
-        <w:rPr>
-          <w:b/>
-          <w:bCs/>
-        </w:rPr>
-        <w:t>&gt;</w:t>
+        <w:t>&lt;return_address&gt;</w:t>
       </w:r>
       <w:r>
         <w:t xml:space="preserve"> (2 bytes) Return address.  The value that the program counter is set to by the returning </w:t>
@@ -4363,23 +3394,7 @@
           <w:b/>
           <w:bCs/>
         </w:rPr>
-        <w:t>&lt;</w:t>
-      </w:r>
-      <w:proofErr w:type="spellStart"/>
-      <w:r>
-        <w:rPr>
-          <w:b/>
-          <w:bCs/>
-        </w:rPr>
-        <w:t>return_stack_pointer</w:t>
-      </w:r>
-      <w:proofErr w:type="spellEnd"/>
-      <w:r>
-        <w:rPr>
-          <w:b/>
-          <w:bCs/>
-        </w:rPr>
-        <w:t>&gt;</w:t>
+        <w:t>&lt;return_stack_pointer&gt;</w:t>
       </w:r>
       <w:r>
         <w:t xml:space="preserve"> </w:t>
@@ -4422,23 +3437,7 @@
           <w:b/>
           <w:bCs/>
         </w:rPr>
-        <w:t>&lt;</w:t>
-      </w:r>
-      <w:proofErr w:type="spellStart"/>
-      <w:r>
-        <w:rPr>
-          <w:b/>
-          <w:bCs/>
-        </w:rPr>
-        <w:t>memory_snapshot</w:t>
-      </w:r>
-      <w:proofErr w:type="spellEnd"/>
-      <w:r>
-        <w:rPr>
-          <w:b/>
-          <w:bCs/>
-        </w:rPr>
-        <w:t>&gt;</w:t>
+        <w:t>&lt;memory_snapshot&gt;</w:t>
       </w:r>
       <w:r>
         <w:t xml:space="preserve"> = </w:t>
@@ -4447,31 +3446,7 @@
         <w:br/>
       </w:r>
       <w:r>
-        <w:t>&lt;</w:t>
-      </w:r>
-      <w:proofErr w:type="spellStart"/>
-      <w:r>
-        <w:t>base_memory</w:t>
-      </w:r>
-      <w:proofErr w:type="spellEnd"/>
-      <w:r>
-        <w:t>&gt; + &lt;</w:t>
-      </w:r>
-      <w:proofErr w:type="spellStart"/>
-      <w:r>
-        <w:t>paged_memory</w:t>
-      </w:r>
-      <w:proofErr w:type="spellEnd"/>
-      <w:r>
-        <w:t>&gt; + &lt;</w:t>
-      </w:r>
-      <w:proofErr w:type="spellStart"/>
-      <w:r>
-        <w:t>shadow_ram</w:t>
-      </w:r>
-      <w:proofErr w:type="spellEnd"/>
-      <w:r>
-        <w:t>&gt;</w:t>
+        <w:t>&lt;base_memory&gt; + &lt;paged_memory&gt; + &lt;shadow_ram&gt;</w:t>
       </w:r>
       <w:r>
         <w:rPr>
@@ -4482,15 +3457,7 @@
         <w:t>opt</w:t>
       </w:r>
       <w:r>
-        <w:t xml:space="preserve"> + &lt;</w:t>
-      </w:r>
-      <w:proofErr w:type="spellStart"/>
-      <w:r>
-        <w:t>mos_ram</w:t>
-      </w:r>
-      <w:proofErr w:type="spellEnd"/>
-      <w:r>
-        <w:t>&gt;</w:t>
+        <w:t xml:space="preserve"> + &lt;mos_ram&gt;</w:t>
       </w:r>
       <w:r>
         <w:rPr>
@@ -4509,15 +3476,7 @@
         <w:t>opt</w:t>
       </w:r>
       <w:r>
-        <w:t xml:space="preserve"> + &lt;</w:t>
-      </w:r>
-      <w:proofErr w:type="spellStart"/>
-      <w:r>
-        <w:t>filing_system_ram</w:t>
-      </w:r>
-      <w:proofErr w:type="spellEnd"/>
-      <w:r>
-        <w:t>&gt;</w:t>
+        <w:t xml:space="preserve"> + &lt;filing_system_ram&gt;</w:t>
       </w:r>
       <w:r>
         <w:rPr>
@@ -4531,15 +3490,7 @@
         <w:t xml:space="preserve"> +</w:t>
       </w:r>
       <w:r>
-        <w:t xml:space="preserve"> &lt;</w:t>
-      </w:r>
-      <w:proofErr w:type="spellStart"/>
-      <w:r>
-        <w:t>private_ram</w:t>
-      </w:r>
-      <w:proofErr w:type="spellEnd"/>
-      <w:r>
-        <w:t>&gt;</w:t>
+        <w:t xml:space="preserve"> &lt;private_ram&gt;</w:t>
       </w:r>
       <w:r>
         <w:rPr>
@@ -4550,15 +3501,7 @@
         <w:t>opt</w:t>
       </w:r>
       <w:r>
-        <w:t xml:space="preserve"> + &lt;</w:t>
-      </w:r>
-      <w:proofErr w:type="spellStart"/>
-      <w:r>
-        <w:t>hidden_ram</w:t>
-      </w:r>
-      <w:proofErr w:type="spellEnd"/>
-      <w:r>
-        <w:t>&gt;</w:t>
+        <w:t xml:space="preserve"> + &lt;hidden_ram&gt;</w:t>
       </w:r>
       <w:r>
         <w:rPr>
@@ -4708,15 +3651,7 @@
               <w:ind w:left="1440" w:hanging="1440"/>
             </w:pPr>
             <w:r>
-              <w:t>&lt;</w:t>
-            </w:r>
-            <w:proofErr w:type="spellStart"/>
-            <w:r>
-              <w:t>base_memory</w:t>
-            </w:r>
-            <w:proofErr w:type="spellEnd"/>
-            <w:r>
-              <w:t>&gt;</w:t>
+              <w:t>&lt;base_memory&gt;</w:t>
             </w:r>
           </w:p>
         </w:tc>
@@ -4787,15 +3722,7 @@
               <w:ind w:left="1440" w:hanging="1440"/>
             </w:pPr>
             <w:r>
-              <w:t>&lt;</w:t>
-            </w:r>
-            <w:proofErr w:type="spellStart"/>
-            <w:r>
-              <w:t>paged_memory</w:t>
-            </w:r>
-            <w:proofErr w:type="spellEnd"/>
-            <w:r>
-              <w:t>&gt;</w:t>
+              <w:t>&lt;paged_memory&gt;</w:t>
             </w:r>
           </w:p>
         </w:tc>
@@ -4863,15 +3790,7 @@
           </w:tcPr>
           <w:p>
             <w:r>
-              <w:t>&lt;</w:t>
-            </w:r>
-            <w:proofErr w:type="spellStart"/>
-            <w:r>
-              <w:t>shadow_ram</w:t>
-            </w:r>
-            <w:proofErr w:type="spellEnd"/>
-            <w:r>
-              <w:t>&gt;</w:t>
+              <w:t>&lt;shadow_ram&gt;</w:t>
             </w:r>
           </w:p>
         </w:tc>
@@ -4932,15 +3851,7 @@
           </w:tcPr>
           <w:p>
             <w:r>
-              <w:t>&lt;</w:t>
-            </w:r>
-            <w:proofErr w:type="spellStart"/>
-            <w:r>
-              <w:t>private_ram</w:t>
-            </w:r>
-            <w:proofErr w:type="spellEnd"/>
-            <w:r>
-              <w:t>&gt;</w:t>
+              <w:t>&lt;private_ram&gt;</w:t>
             </w:r>
           </w:p>
         </w:tc>
@@ -4998,15 +3909,7 @@
           </w:tcPr>
           <w:p>
             <w:r>
-              <w:t>&lt;</w:t>
-            </w:r>
-            <w:proofErr w:type="spellStart"/>
-            <w:r>
-              <w:t>private_mos_ram</w:t>
-            </w:r>
-            <w:proofErr w:type="spellEnd"/>
-            <w:r>
-              <w:t>&gt;</w:t>
+              <w:t>&lt;private_mos_ram&gt;</w:t>
             </w:r>
           </w:p>
         </w:tc>
@@ -5061,15 +3964,7 @@
           </w:tcPr>
           <w:p>
             <w:r>
-              <w:t>&lt;</w:t>
-            </w:r>
-            <w:proofErr w:type="spellStart"/>
-            <w:r>
-              <w:t>filing_system_ram</w:t>
-            </w:r>
-            <w:proofErr w:type="spellEnd"/>
-            <w:r>
-              <w:t>&gt;</w:t>
+              <w:t>&lt;filing_system_ram&gt;</w:t>
             </w:r>
           </w:p>
         </w:tc>
@@ -5124,15 +4019,7 @@
           </w:tcPr>
           <w:p>
             <w:r>
-              <w:t>&lt;</w:t>
-            </w:r>
-            <w:proofErr w:type="spellStart"/>
-            <w:r>
-              <w:t>hidden_ram</w:t>
-            </w:r>
-            <w:proofErr w:type="spellEnd"/>
-            <w:r>
-              <w:t>&gt;</w:t>
+              <w:t>&lt;hidden_ram&gt;</w:t>
             </w:r>
           </w:p>
         </w:tc>
@@ -5193,528 +4080,298 @@
           <w:b/>
           <w:bCs/>
         </w:rPr>
+        <w:t>&lt;base_memory&gt;</w:t>
+      </w:r>
+      <w:r>
+        <w:t xml:space="preserve"> (64K) The default 64K of memory.  Addresses 0 to &amp;FFFF.</w:t>
+      </w:r>
+    </w:p>
+    <w:p>
+      <w:pPr>
+        <w:ind w:left="1080" w:hanging="360"/>
+      </w:pPr>
+      <w:r>
+        <w:rPr>
+          <w:b/>
+          <w:bCs/>
+        </w:rPr>
+        <w:t>&lt;paged_memory&gt;</w:t>
+      </w:r>
+      <w:r>
+        <w:t xml:space="preserve"> = &lt;page_count&gt; + &lt;page_data&gt;</w:t>
+      </w:r>
+      <w:r>
+        <w:rPr>
+          <w:b/>
+          <w:bCs/>
+          <w:vertAlign w:val="superscript"/>
+        </w:rPr>
+        <w:t xml:space="preserve"> n</w:t>
+      </w:r>
+      <w:r>
+        <w:t xml:space="preserve"> </w:t>
+      </w:r>
+    </w:p>
+    <w:p>
+      <w:pPr>
+        <w:ind w:left="1080"/>
+      </w:pPr>
+      <w:r>
+        <w:rPr>
+          <w:b/>
+          <w:bCs/>
+        </w:rPr>
+        <w:t>&lt;page_count&gt;</w:t>
+      </w:r>
+      <w:r>
+        <w:t xml:space="preserve"> (1 byte) The number of pages.</w:t>
+      </w:r>
+    </w:p>
+    <w:p>
+      <w:pPr>
+        <w:ind w:left="1080"/>
+      </w:pPr>
+      <w:r>
+        <w:rPr>
+          <w:b/>
+          <w:bCs/>
+        </w:rPr>
+        <w:t>&lt;page_data&gt;</w:t>
+      </w:r>
+      <w:r>
+        <w:t xml:space="preserve"> = &lt;page_bank&gt; + &lt;page_readonly&gt; + &lt;page_memory&gt;</w:t>
+      </w:r>
+    </w:p>
+    <w:p>
+      <w:pPr>
+        <w:ind w:left="1440"/>
+      </w:pPr>
+      <w:r>
+        <w:rPr>
+          <w:b/>
+          <w:bCs/>
+        </w:rPr>
+        <w:t>&lt;page_bank&gt;</w:t>
+      </w:r>
+      <w:r>
+        <w:t xml:space="preserve"> (1 byte) A page bank id</w:t>
+      </w:r>
+      <w:r>
+        <w:t xml:space="preserve"> (0 to 1</w:t>
+      </w:r>
+      <w:r>
+        <w:t>5</w:t>
+      </w:r>
+      <w:r>
+        <w:t>).</w:t>
+      </w:r>
+    </w:p>
+    <w:p>
+      <w:pPr>
+        <w:ind w:left="1440"/>
+      </w:pPr>
+      <w:r>
+        <w:rPr>
+          <w:b/>
+          <w:bCs/>
+        </w:rPr>
+        <w:t>&lt;page_readonly&gt;</w:t>
+      </w:r>
+      <w:r>
+        <w:t xml:space="preserve"> (1 byte) A page </w:t>
+      </w:r>
+      <w:r>
+        <w:t>read-only</w:t>
+      </w:r>
+      <w:r>
+        <w:t xml:space="preserve"> flag.</w:t>
+      </w:r>
+      <w:r>
+        <w:t xml:space="preserve"> </w:t>
+      </w:r>
+      <w:r>
+        <w:t xml:space="preserve"> 0 = writable, 1 = read</w:t>
+      </w:r>
+      <w:r>
+        <w:t>-</w:t>
+      </w:r>
+      <w:r>
+        <w:t>only</w:t>
+      </w:r>
+    </w:p>
+    <w:p>
+      <w:pPr>
+        <w:ind w:left="1440"/>
+      </w:pPr>
+      <w:r>
+        <w:rPr>
+          <w:b/>
+          <w:bCs/>
+        </w:rPr>
+        <w:t>&lt;page_memory&gt;</w:t>
+      </w:r>
+      <w:r>
+        <w:t xml:space="preserve"> (16K) The memory contents of a page.  Addresses &amp;8000 to &amp;BFFF.</w:t>
+      </w:r>
+    </w:p>
+    <w:p>
+      <w:pPr>
+        <w:ind w:left="720"/>
+      </w:pPr>
+      <w:r>
+        <w:rPr>
+          <w:b/>
+          <w:bCs/>
+        </w:rPr>
+        <w:lastRenderedPageBreak/>
+        <w:t>&lt;shadow_ram&gt;</w:t>
+      </w:r>
+      <w:r>
+        <w:t xml:space="preserve"> (20K) </w:t>
+      </w:r>
+      <w:r>
+        <w:t>Written</w:t>
+      </w:r>
+      <w:r>
+        <w:t xml:space="preserve"> on Model B Plus, BBC Model B Integra, and BBC Master.  Addresses &amp;3000 to &amp;7FFF.</w:t>
+      </w:r>
+    </w:p>
+    <w:p>
+      <w:pPr>
+        <w:ind w:left="720"/>
+      </w:pPr>
+      <w:r>
+        <w:rPr>
+          <w:b/>
+          <w:bCs/>
+        </w:rPr>
+        <w:t xml:space="preserve">&lt;private_ram&gt; </w:t>
+      </w:r>
+      <w:r>
+        <w:t xml:space="preserve">(12K) </w:t>
+      </w:r>
+      <w:r>
+        <w:t>Written</w:t>
+      </w:r>
+      <w:r>
+        <w:t xml:space="preserve"> on </w:t>
+      </w:r>
+      <w:r>
+        <w:t xml:space="preserve">BBC </w:t>
+      </w:r>
+      <w:r>
+        <w:t>Model B Plus</w:t>
+      </w:r>
+      <w:r>
+        <w:t xml:space="preserve"> and </w:t>
+      </w:r>
+      <w:r>
+        <w:t>BBC Model B</w:t>
+      </w:r>
+      <w:r>
+        <w:t xml:space="preserve"> </w:t>
+      </w:r>
+      <w:r>
+        <w:t>Integra.</w:t>
+      </w:r>
+      <w:r>
+        <w:t xml:space="preserve"> </w:t>
+      </w:r>
+      <w:r>
+        <w:t>Addresses &amp;</w:t>
+      </w:r>
+      <w:r>
+        <w:t>8</w:t>
+      </w:r>
+      <w:r>
+        <w:t>000 to &amp;</w:t>
+      </w:r>
+      <w:r>
+        <w:t>A</w:t>
+      </w:r>
+      <w:r>
+        <w:t>FFF.</w:t>
+      </w:r>
+      <w:r>
+        <w:t xml:space="preserve"> </w:t>
+      </w:r>
+    </w:p>
+    <w:p>
+      <w:pPr>
+        <w:ind w:left="720"/>
+      </w:pPr>
+      <w:r>
+        <w:rPr>
+          <w:b/>
+          <w:bCs/>
+        </w:rPr>
         <w:t>&lt;</w:t>
       </w:r>
-      <w:proofErr w:type="spellStart"/>
-      <w:r>
-        <w:rPr>
-          <w:b/>
-          <w:bCs/>
-        </w:rPr>
-        <w:t>base_memory</w:t>
-      </w:r>
-      <w:proofErr w:type="spellEnd"/>
-      <w:r>
-        <w:rPr>
-          <w:b/>
-          <w:bCs/>
-        </w:rPr>
-        <w:t>&gt;</w:t>
-      </w:r>
-      <w:r>
-        <w:t xml:space="preserve"> (64K) The default 64K of memory.  Addresses 0 to &amp;FFFF.</w:t>
-      </w:r>
-    </w:p>
-    <w:p>
-      <w:pPr>
-        <w:ind w:left="1080" w:hanging="360"/>
-      </w:pPr>
-      <w:r>
-        <w:rPr>
-          <w:b/>
-          <w:bCs/>
-        </w:rPr>
-        <w:t>&lt;</w:t>
-      </w:r>
-      <w:proofErr w:type="spellStart"/>
-      <w:r>
-        <w:rPr>
-          <w:b/>
-          <w:bCs/>
-        </w:rPr>
-        <w:t>paged_memory</w:t>
-      </w:r>
-      <w:proofErr w:type="spellEnd"/>
-      <w:r>
-        <w:rPr>
-          <w:b/>
-          <w:bCs/>
-        </w:rPr>
-        <w:t>&gt;</w:t>
-      </w:r>
-      <w:r>
-        <w:t xml:space="preserve"> = &lt;</w:t>
-      </w:r>
-      <w:proofErr w:type="spellStart"/>
-      <w:r>
-        <w:t>page_count</w:t>
-      </w:r>
-      <w:proofErr w:type="spellEnd"/>
-      <w:r>
-        <w:t>&gt; + &lt;</w:t>
-      </w:r>
-      <w:proofErr w:type="spellStart"/>
-      <w:r>
-        <w:t>page_data</w:t>
-      </w:r>
-      <w:proofErr w:type="spellEnd"/>
-      <w:r>
-        <w:t>&gt;</w:t>
-      </w:r>
-      <w:r>
-        <w:rPr>
-          <w:b/>
-          <w:bCs/>
-          <w:vertAlign w:val="superscript"/>
-        </w:rPr>
-        <w:t xml:space="preserve"> n</w:t>
+      <w:r>
+        <w:rPr>
+          <w:b/>
+          <w:bCs/>
+        </w:rPr>
+        <w:t>private_</w:t>
+      </w:r>
+      <w:r>
+        <w:rPr>
+          <w:b/>
+          <w:bCs/>
+        </w:rPr>
+        <w:t>mos_ram&gt;</w:t>
+      </w:r>
+      <w:r>
+        <w:t xml:space="preserve"> (4K) </w:t>
+      </w:r>
+      <w:r>
+        <w:t>Written</w:t>
+      </w:r>
+      <w:r>
+        <w:t xml:space="preserve"> on BBC Master.  Addresses &amp;8000 to &amp;8FFF.</w:t>
+      </w:r>
+    </w:p>
+    <w:p>
+      <w:pPr>
+        <w:ind w:left="720"/>
+      </w:pPr>
+      <w:r>
+        <w:rPr>
+          <w:b/>
+          <w:bCs/>
+        </w:rPr>
+        <w:t>&lt;filing_system_ram&gt;</w:t>
+      </w:r>
+      <w:r>
+        <w:t xml:space="preserve"> (8K) </w:t>
+      </w:r>
+      <w:r>
+        <w:t>Written</w:t>
+      </w:r>
+      <w:r>
+        <w:t xml:space="preserve"> on BBC Master.  Addresses &amp;C000 to &amp;DFFF.</w:t>
+      </w:r>
+    </w:p>
+    <w:p>
+      <w:pPr>
+        <w:ind w:left="720"/>
+      </w:pPr>
+      <w:r>
+        <w:rPr>
+          <w:b/>
+          <w:bCs/>
+        </w:rPr>
+        <w:t>&lt;hidden_ram&gt;</w:t>
+      </w:r>
+      <w:r>
+        <w:t xml:space="preserve"> (256 bytes) </w:t>
+      </w:r>
+      <w:r>
+        <w:t>Written</w:t>
       </w:r>
       <w:r>
         <w:t xml:space="preserve"> </w:t>
       </w:r>
-    </w:p>
-    <w:p>
-      <w:pPr>
-        <w:ind w:left="1080"/>
-      </w:pPr>
-      <w:r>
-        <w:rPr>
-          <w:b/>
-          <w:bCs/>
-        </w:rPr>
-        <w:t>&lt;</w:t>
-      </w:r>
-      <w:proofErr w:type="spellStart"/>
-      <w:r>
-        <w:rPr>
-          <w:b/>
-          <w:bCs/>
-        </w:rPr>
-        <w:t>page_count</w:t>
-      </w:r>
-      <w:proofErr w:type="spellEnd"/>
-      <w:r>
-        <w:rPr>
-          <w:b/>
-          <w:bCs/>
-        </w:rPr>
-        <w:t>&gt;</w:t>
-      </w:r>
-      <w:r>
-        <w:t xml:space="preserve"> (1 byte) The number of pages.</w:t>
-      </w:r>
-    </w:p>
-    <w:p>
-      <w:pPr>
-        <w:ind w:left="1080"/>
-      </w:pPr>
-      <w:r>
-        <w:rPr>
-          <w:b/>
-          <w:bCs/>
-        </w:rPr>
-        <w:t>&lt;</w:t>
-      </w:r>
-      <w:proofErr w:type="spellStart"/>
-      <w:r>
-        <w:rPr>
-          <w:b/>
-          <w:bCs/>
-        </w:rPr>
-        <w:t>page_data</w:t>
-      </w:r>
-      <w:proofErr w:type="spellEnd"/>
-      <w:r>
-        <w:rPr>
-          <w:b/>
-          <w:bCs/>
-        </w:rPr>
-        <w:t>&gt;</w:t>
-      </w:r>
-      <w:r>
-        <w:t xml:space="preserve"> = &lt;</w:t>
-      </w:r>
-      <w:proofErr w:type="spellStart"/>
-      <w:r>
-        <w:t>page_bank</w:t>
-      </w:r>
-      <w:proofErr w:type="spellEnd"/>
-      <w:r>
-        <w:t>&gt; + &lt;</w:t>
-      </w:r>
-      <w:proofErr w:type="spellStart"/>
-      <w:r>
-        <w:t>page_readonly</w:t>
-      </w:r>
-      <w:proofErr w:type="spellEnd"/>
-      <w:r>
-        <w:t>&gt; + &lt;</w:t>
-      </w:r>
-      <w:proofErr w:type="spellStart"/>
-      <w:r>
-        <w:t>page_memory</w:t>
-      </w:r>
-      <w:proofErr w:type="spellEnd"/>
-      <w:r>
-        <w:t>&gt;</w:t>
-      </w:r>
-    </w:p>
-    <w:p>
-      <w:pPr>
-        <w:ind w:left="1440"/>
-      </w:pPr>
-      <w:r>
-        <w:rPr>
-          <w:b/>
-          <w:bCs/>
-        </w:rPr>
-        <w:t>&lt;</w:t>
-      </w:r>
-      <w:proofErr w:type="spellStart"/>
-      <w:r>
-        <w:rPr>
-          <w:b/>
-          <w:bCs/>
-        </w:rPr>
-        <w:t>page_bank</w:t>
-      </w:r>
-      <w:proofErr w:type="spellEnd"/>
-      <w:r>
-        <w:rPr>
-          <w:b/>
-          <w:bCs/>
-        </w:rPr>
-        <w:t>&gt;</w:t>
-      </w:r>
-      <w:r>
-        <w:t xml:space="preserve"> (1 byte) A page bank id</w:t>
-      </w:r>
-      <w:r>
-        <w:t xml:space="preserve"> (0 to 1</w:t>
-      </w:r>
-      <w:r>
-        <w:t>5</w:t>
-      </w:r>
-      <w:r>
-        <w:t>).</w:t>
-      </w:r>
-    </w:p>
-    <w:p>
-      <w:pPr>
-        <w:ind w:left="1440"/>
-      </w:pPr>
-      <w:r>
-        <w:rPr>
-          <w:b/>
-          <w:bCs/>
-        </w:rPr>
-        <w:t>&lt;</w:t>
-      </w:r>
-      <w:proofErr w:type="spellStart"/>
-      <w:r>
-        <w:rPr>
-          <w:b/>
-          <w:bCs/>
-        </w:rPr>
-        <w:t>page_readonly</w:t>
-      </w:r>
-      <w:proofErr w:type="spellEnd"/>
-      <w:r>
-        <w:rPr>
-          <w:b/>
-          <w:bCs/>
-        </w:rPr>
-        <w:t>&gt;</w:t>
-      </w:r>
-      <w:r>
-        <w:t xml:space="preserve"> (1 byte) A page </w:t>
-      </w:r>
-      <w:r>
-        <w:t>read-only</w:t>
-      </w:r>
-      <w:r>
-        <w:t xml:space="preserve"> flag.</w:t>
-      </w:r>
-      <w:r>
-        <w:t xml:space="preserve"> </w:t>
-      </w:r>
-      <w:r>
-        <w:t xml:space="preserve"> 0 = writable, 1 = read</w:t>
-      </w:r>
-      <w:r>
-        <w:t>-</w:t>
-      </w:r>
-      <w:r>
-        <w:t>only</w:t>
-      </w:r>
-    </w:p>
-    <w:p>
-      <w:pPr>
-        <w:ind w:left="1440"/>
-      </w:pPr>
-      <w:r>
-        <w:rPr>
-          <w:b/>
-          <w:bCs/>
-        </w:rPr>
-        <w:t>&lt;</w:t>
-      </w:r>
-      <w:proofErr w:type="spellStart"/>
-      <w:r>
-        <w:rPr>
-          <w:b/>
-          <w:bCs/>
-        </w:rPr>
-        <w:t>page_memory</w:t>
-      </w:r>
-      <w:proofErr w:type="spellEnd"/>
-      <w:r>
-        <w:rPr>
-          <w:b/>
-          <w:bCs/>
-        </w:rPr>
-        <w:t>&gt;</w:t>
-      </w:r>
-      <w:r>
-        <w:t xml:space="preserve"> (16K) The memory contents of a page.  Addresses &amp;8000 to &amp;BFFF.</w:t>
-      </w:r>
-    </w:p>
-    <w:p>
-      <w:pPr>
-        <w:ind w:left="720"/>
-      </w:pPr>
-      <w:r>
-        <w:rPr>
-          <w:b/>
-          <w:bCs/>
-        </w:rPr>
-        <w:t>&lt;</w:t>
-      </w:r>
-      <w:proofErr w:type="spellStart"/>
-      <w:r>
-        <w:rPr>
-          <w:b/>
-          <w:bCs/>
-        </w:rPr>
-        <w:t>shadow_ram</w:t>
-      </w:r>
-      <w:proofErr w:type="spellEnd"/>
-      <w:r>
-        <w:rPr>
-          <w:b/>
-          <w:bCs/>
-        </w:rPr>
-        <w:t>&gt;</w:t>
-      </w:r>
-      <w:r>
-        <w:t xml:space="preserve"> (20K) </w:t>
-      </w:r>
-      <w:r>
-        <w:t>Written</w:t>
-      </w:r>
-      <w:r>
-        <w:t xml:space="preserve"> on Model B Plus, BBC Model B Integra, and BBC Master.  Addresses &amp;3000 to &amp;7FFF.</w:t>
-      </w:r>
-    </w:p>
-    <w:p>
-      <w:pPr>
-        <w:ind w:left="720"/>
-      </w:pPr>
-      <w:r>
-        <w:rPr>
-          <w:b/>
-          <w:bCs/>
-        </w:rPr>
-        <w:lastRenderedPageBreak/>
-        <w:t>&lt;</w:t>
-      </w:r>
-      <w:proofErr w:type="spellStart"/>
-      <w:r>
-        <w:rPr>
-          <w:b/>
-          <w:bCs/>
-        </w:rPr>
-        <w:t>private_ram</w:t>
-      </w:r>
-      <w:proofErr w:type="spellEnd"/>
-      <w:r>
-        <w:rPr>
-          <w:b/>
-          <w:bCs/>
-        </w:rPr>
-        <w:t xml:space="preserve">&gt; </w:t>
-      </w:r>
-      <w:r>
-        <w:t xml:space="preserve">(12K) </w:t>
-      </w:r>
-      <w:r>
-        <w:t>Written</w:t>
-      </w:r>
-      <w:r>
-        <w:t xml:space="preserve"> on </w:t>
-      </w:r>
-      <w:r>
-        <w:t xml:space="preserve">BBC </w:t>
-      </w:r>
-      <w:r>
-        <w:t>Model B Plus</w:t>
-      </w:r>
-      <w:r>
-        <w:t xml:space="preserve"> and </w:t>
-      </w:r>
-      <w:r>
-        <w:t>BBC Model B</w:t>
-      </w:r>
-      <w:r>
-        <w:t xml:space="preserve"> </w:t>
-      </w:r>
-      <w:r>
-        <w:t>Integra</w:t>
-      </w:r>
-      <w:proofErr w:type="gramStart"/>
-      <w:r>
-        <w:t>.</w:t>
-      </w:r>
-      <w:r>
-        <w:t xml:space="preserve"> </w:t>
-      </w:r>
-      <w:proofErr w:type="gramEnd"/>
-      <w:r>
-        <w:t>Addresses &amp;</w:t>
-      </w:r>
-      <w:r>
-        <w:t>8</w:t>
-      </w:r>
-      <w:r>
-        <w:t>000 to &amp;</w:t>
-      </w:r>
-      <w:r>
-        <w:t>A</w:t>
-      </w:r>
-      <w:r>
-        <w:t>FFF.</w:t>
-      </w:r>
-      <w:r>
-        <w:t xml:space="preserve"> </w:t>
-      </w:r>
-    </w:p>
-    <w:p>
-      <w:pPr>
-        <w:ind w:left="720"/>
-      </w:pPr>
-      <w:r>
-        <w:rPr>
-          <w:b/>
-          <w:bCs/>
-        </w:rPr>
-        <w:t>&lt;</w:t>
-      </w:r>
-      <w:proofErr w:type="spellStart"/>
-      <w:r>
-        <w:rPr>
-          <w:b/>
-          <w:bCs/>
-        </w:rPr>
-        <w:t>private_</w:t>
-      </w:r>
-      <w:r>
-        <w:rPr>
-          <w:b/>
-          <w:bCs/>
-        </w:rPr>
-        <w:t>mos_ram</w:t>
-      </w:r>
-      <w:proofErr w:type="spellEnd"/>
-      <w:r>
-        <w:rPr>
-          <w:b/>
-          <w:bCs/>
-        </w:rPr>
-        <w:t>&gt;</w:t>
-      </w:r>
-      <w:r>
-        <w:t xml:space="preserve"> (4K) </w:t>
-      </w:r>
-      <w:r>
-        <w:t>Written</w:t>
-      </w:r>
-      <w:r>
-        <w:t xml:space="preserve"> on BBC Master.  Addresses &amp;8000 to &amp;8FFF.</w:t>
-      </w:r>
-    </w:p>
-    <w:p>
-      <w:pPr>
-        <w:ind w:left="720"/>
-      </w:pPr>
-      <w:r>
-        <w:rPr>
-          <w:b/>
-          <w:bCs/>
-        </w:rPr>
-        <w:t>&lt;</w:t>
-      </w:r>
-      <w:proofErr w:type="spellStart"/>
-      <w:r>
-        <w:rPr>
-          <w:b/>
-          <w:bCs/>
-        </w:rPr>
-        <w:t>filing_system_ram</w:t>
-      </w:r>
-      <w:proofErr w:type="spellEnd"/>
-      <w:r>
-        <w:rPr>
-          <w:b/>
-          <w:bCs/>
-        </w:rPr>
-        <w:t>&gt;</w:t>
-      </w:r>
-      <w:r>
-        <w:t xml:space="preserve"> (8K) </w:t>
-      </w:r>
-      <w:r>
-        <w:t>Written</w:t>
-      </w:r>
-      <w:r>
-        <w:t xml:space="preserve"> on BBC Master.  Addresses &amp;C000 to &amp;DFFF.</w:t>
-      </w:r>
-    </w:p>
-    <w:p>
-      <w:pPr>
-        <w:ind w:left="720"/>
-      </w:pPr>
-      <w:r>
-        <w:rPr>
-          <w:b/>
-          <w:bCs/>
-        </w:rPr>
-        <w:t>&lt;</w:t>
-      </w:r>
-      <w:proofErr w:type="spellStart"/>
-      <w:r>
-        <w:rPr>
-          <w:b/>
-          <w:bCs/>
-        </w:rPr>
-        <w:t>hidden_ram</w:t>
-      </w:r>
-      <w:proofErr w:type="spellEnd"/>
-      <w:r>
-        <w:rPr>
-          <w:b/>
-          <w:bCs/>
-        </w:rPr>
-        <w:t>&gt;</w:t>
-      </w:r>
-      <w:r>
-        <w:t xml:space="preserve"> (256 bytes) </w:t>
-      </w:r>
-      <w:r>
-        <w:t>Written</w:t>
-      </w:r>
-      <w:r>
-        <w:t xml:space="preserve"> </w:t>
-      </w:r>
       <w:r>
         <w:t>on BBC Model Integra B.</w:t>
       </w:r>
@@ -5741,34 +4398,10 @@
           <w:b/>
           <w:bCs/>
         </w:rPr>
-        <w:t>&lt;</w:t>
-      </w:r>
-      <w:proofErr w:type="spellStart"/>
-      <w:r>
-        <w:rPr>
-          <w:b/>
-          <w:bCs/>
-        </w:rPr>
-        <w:t>execution_chunk</w:t>
-      </w:r>
-      <w:proofErr w:type="spellEnd"/>
-      <w:r>
-        <w:rPr>
-          <w:b/>
-          <w:bCs/>
-        </w:rPr>
-        <w:t>&gt;</w:t>
-      </w:r>
-      <w:r>
-        <w:t xml:space="preserve"> = &lt;</w:t>
-      </w:r>
-      <w:proofErr w:type="spellStart"/>
-      <w:r>
-        <w:t>common_header</w:t>
-      </w:r>
-      <w:proofErr w:type="spellEnd"/>
-      <w:r>
-        <w:t>(</w:t>
+        <w:t>&lt;execution_chunk&gt;</w:t>
+      </w:r>
+      <w:r>
+        <w:t xml:space="preserve"> = &lt;common_header(</w:t>
       </w:r>
       <w:r>
         <w:rPr>
@@ -5777,7 +4410,6 @@
         </w:rPr>
         <w:t>‘</w:t>
       </w:r>
-      <w:proofErr w:type="spellStart"/>
       <w:r>
         <w:rPr>
           <w:rFonts w:ascii="Aptos" w:hAnsi="Aptos"/>
@@ -5785,17 +4417,7 @@
           <w:bCs/>
           <w:color w:val="000000"/>
         </w:rPr>
-        <w:t>PFex</w:t>
-      </w:r>
-      <w:proofErr w:type="spellEnd"/>
-      <w:r>
-        <w:rPr>
-          <w:rFonts w:ascii="Aptos" w:hAnsi="Aptos"/>
-          <w:b/>
-          <w:bCs/>
-          <w:color w:val="000000"/>
-        </w:rPr>
-        <w:t>’</w:t>
+        <w:t>PFex’</w:t>
       </w:r>
       <w:r>
         <w:rPr>
@@ -5805,18 +4427,45 @@
         <w:t>)</w:t>
       </w:r>
       <w:r>
-        <w:t>&gt; + &lt;</w:t>
-      </w:r>
-      <w:proofErr w:type="spellStart"/>
-      <w:r>
-        <w:t>execution_data</w:t>
-      </w:r>
-      <w:proofErr w:type="spellEnd"/>
-      <w:r>
-        <w:t>&gt; where</w:t>
-      </w:r>
-    </w:p>
-    <w:p>
+        <w:t>&gt; + &lt;execution_data&gt; where</w:t>
+      </w:r>
+    </w:p>
+    <w:p>
+      <w:r>
+        <w:rPr>
+          <w:b/>
+          <w:bCs/>
+        </w:rPr>
+        <w:t>&lt;execution_data&gt;</w:t>
+      </w:r>
+      <w:r>
+        <w:t xml:space="preserve"> = list of </w:t>
+      </w:r>
+      <w:r>
+        <w:rPr>
+          <w:b/>
+          <w:bCs/>
+        </w:rPr>
+        <w:t>&lt;instruction&gt;</w:t>
+      </w:r>
+      <w:r>
+        <w:t xml:space="preserve"> and/or </w:t>
+      </w:r>
+      <w:r>
+        <w:rPr>
+          <w:b/>
+          <w:bCs/>
+        </w:rPr>
+        <w:t>&lt;event&gt;</w:t>
+      </w:r>
+      <w:r>
+        <w:t xml:space="preserve"> where: </w:t>
+      </w:r>
+    </w:p>
+    <w:p>
+      <w:pPr>
+        <w:ind w:left="720" w:hanging="360"/>
+      </w:pPr>
       <w:r>
         <w:rPr>
           <w:b/>
@@ -5824,15 +4473,13 @@
         </w:rPr>
         <w:t>&lt;</w:t>
       </w:r>
-      <w:proofErr w:type="spellStart"/>
-      <w:r>
-        <w:rPr>
-          <w:b/>
-          <w:bCs/>
-        </w:rPr>
-        <w:t>execution_data</w:t>
-      </w:r>
-      <w:proofErr w:type="spellEnd"/>
+      <w:r>
+        <w:rPr>
+          <w:b/>
+          <w:bCs/>
+        </w:rPr>
+        <w:t>event</w:t>
+      </w:r>
       <w:r>
         <w:rPr>
           <w:b/>
@@ -5841,72 +4488,7 @@
         <w:t>&gt;</w:t>
       </w:r>
       <w:r>
-        <w:t xml:space="preserve"> = list of </w:t>
-      </w:r>
-      <w:r>
-        <w:rPr>
-          <w:b/>
-          <w:bCs/>
-        </w:rPr>
-        <w:t>&lt;instruction&gt;</w:t>
-      </w:r>
-      <w:r>
-        <w:t xml:space="preserve"> and/or </w:t>
-      </w:r>
-      <w:r>
-        <w:rPr>
-          <w:b/>
-          <w:bCs/>
-        </w:rPr>
-        <w:t>&lt;event&gt;</w:t>
-      </w:r>
-      <w:r>
-        <w:t xml:space="preserve"> where: </w:t>
-      </w:r>
-    </w:p>
-    <w:p>
-      <w:pPr>
-        <w:ind w:left="720" w:hanging="360"/>
-      </w:pPr>
-      <w:r>
-        <w:rPr>
-          <w:b/>
-          <w:bCs/>
-        </w:rPr>
-        <w:t>&lt;</w:t>
-      </w:r>
-      <w:r>
-        <w:rPr>
-          <w:b/>
-          <w:bCs/>
-        </w:rPr>
-        <w:t>event</w:t>
-      </w:r>
-      <w:r>
-        <w:rPr>
-          <w:b/>
-          <w:bCs/>
-        </w:rPr>
-        <w:t>&gt;</w:t>
-      </w:r>
-      <w:r>
-        <w:t xml:space="preserve"> = &lt;</w:t>
-      </w:r>
-      <w:proofErr w:type="spellStart"/>
-      <w:r>
-        <w:t>event_marker</w:t>
-      </w:r>
-      <w:proofErr w:type="spellEnd"/>
-      <w:r>
-        <w:t>&gt; + &lt;</w:t>
-      </w:r>
-      <w:proofErr w:type="spellStart"/>
-      <w:r>
-        <w:t>event_params</w:t>
-      </w:r>
-      <w:proofErr w:type="spellEnd"/>
-      <w:r>
-        <w:t>&gt;</w:t>
+        <w:t xml:space="preserve"> = &lt;event_marker&gt; + &lt;event_params&gt;</w:t>
       </w:r>
     </w:p>
     <w:p>
@@ -5918,23 +4500,7 @@
           <w:b/>
           <w:bCs/>
         </w:rPr>
-        <w:t>&lt;</w:t>
-      </w:r>
-      <w:proofErr w:type="spellStart"/>
-      <w:r>
-        <w:rPr>
-          <w:b/>
-          <w:bCs/>
-        </w:rPr>
-        <w:t>event_marker</w:t>
-      </w:r>
-      <w:proofErr w:type="spellEnd"/>
-      <w:r>
-        <w:rPr>
-          <w:b/>
-          <w:bCs/>
-        </w:rPr>
-        <w:t>&gt;</w:t>
+        <w:t>&lt;event_marker&gt;</w:t>
       </w:r>
       <w:r>
         <w:t xml:space="preserve"> (2 bytes).  A two-byte value that distinguishes an &lt;event&gt; from an &lt;instruction&gt;.  The marker also specifies the event type and subsequent parameters as depicted in the table below</w:t>
@@ -6030,21 +4596,12 @@
               </w:rPr>
               <w:t>&lt;</w:t>
             </w:r>
-            <w:proofErr w:type="spellStart"/>
             <w:r>
               <w:rPr>
                 <w:b/>
                 <w:bCs/>
               </w:rPr>
-              <w:t>event_params</w:t>
-            </w:r>
-            <w:proofErr w:type="spellEnd"/>
-            <w:r>
-              <w:rPr>
-                <w:b/>
-                <w:bCs/>
-              </w:rPr>
-              <w:t>&gt;</w:t>
+              <w:t>event_params&gt;</w:t>
             </w:r>
           </w:p>
         </w:tc>
@@ -6076,11 +4633,7 @@
           </w:tcPr>
           <w:p>
             <w:r>
-              <w:t>&lt;</w:t>
-            </w:r>
-            <w:proofErr w:type="spellStart"/>
-            <w:r>
-              <w:t>interrupt</w:t>
+              <w:t>&lt;interrupt</w:t>
             </w:r>
             <w:r>
               <w:t>_</w:t>
@@ -6091,7 +4644,6 @@
             <w:r>
               <w:t>params</w:t>
             </w:r>
-            <w:proofErr w:type="spellEnd"/>
             <w:r>
               <w:t>&gt;</w:t>
             </w:r>
@@ -6125,11 +4677,7 @@
           </w:tcPr>
           <w:p>
             <w:r>
-              <w:t>&lt;</w:t>
-            </w:r>
-            <w:proofErr w:type="spellStart"/>
-            <w:r>
-              <w:t>interrupt</w:t>
+              <w:t>&lt;interrupt</w:t>
             </w:r>
             <w:r>
               <w:t>_</w:t>
@@ -6140,7 +4688,6 @@
             <w:r>
               <w:t>params</w:t>
             </w:r>
-            <w:proofErr w:type="spellEnd"/>
             <w:r>
               <w:t>&gt;</w:t>
             </w:r>
@@ -6154,7 +4701,10 @@
           </w:tcPr>
           <w:p>
             <w:r>
-              <w:t>&amp;80, &amp;02</w:t>
+              <w:t>&amp;80, &amp;0</w:t>
+            </w:r>
+            <w:r>
+              <w:t>2</w:t>
             </w:r>
           </w:p>
         </w:tc>
@@ -6164,7 +4714,10 @@
           </w:tcPr>
           <w:p>
             <w:r>
-              <w:t xml:space="preserve">Frame start </w:t>
+              <w:t>F</w:t>
+            </w:r>
+            <w:r>
+              <w:t xml:space="preserve">rame start </w:t>
             </w:r>
           </w:p>
         </w:tc>
@@ -6174,24 +4727,7 @@
           </w:tcPr>
           <w:p>
             <w:r>
-              <w:t>&lt;</w:t>
-            </w:r>
-            <w:proofErr w:type="spellStart"/>
-            <w:r>
-              <w:t>frame_start_</w:t>
-            </w:r>
-            <w:r>
-              <w:t>event</w:t>
-            </w:r>
-            <w:r>
-              <w:t>_</w:t>
-            </w:r>
-            <w:r>
-              <w:t>params</w:t>
-            </w:r>
-            <w:proofErr w:type="spellEnd"/>
-            <w:r>
-              <w:t>&gt;</w:t>
+              <w:t>&lt;frame_start_event_params&gt;</w:t>
             </w:r>
           </w:p>
         </w:tc>
@@ -6213,57 +4749,41 @@
                 <w:i/>
                 <w:iCs/>
               </w:rPr>
-              <w:t>&amp;80, &amp;</w:t>
-            </w:r>
-            <w:proofErr w:type="gramStart"/>
+              <w:t>&amp;80, &amp;0</w:t>
+            </w:r>
             <w:r>
               <w:rPr>
                 <w:i/>
                 <w:iCs/>
               </w:rPr>
-              <w:t>0</w:t>
+              <w:t>3</w:t>
             </w:r>
             <w:r>
               <w:rPr>
                 <w:i/>
                 <w:iCs/>
               </w:rPr>
-              <w:t>3</w:t>
-            </w:r>
-            <w:r>
+              <w:t>..&amp;7F</w:t>
+            </w:r>
+          </w:p>
+        </w:tc>
+        <w:tc>
+          <w:tcPr>
+            <w:tcW w:w="7514" w:type="dxa"/>
+            <w:gridSpan w:val="2"/>
+          </w:tcPr>
+          <w:p>
+            <w:pPr>
               <w:rPr>
                 <w:i/>
                 <w:iCs/>
               </w:rPr>
-              <w:t>..</w:t>
-            </w:r>
-            <w:proofErr w:type="gramEnd"/>
+            </w:pPr>
             <w:r>
               <w:rPr>
                 <w:i/>
                 <w:iCs/>
               </w:rPr>
-              <w:t>&amp;7F</w:t>
-            </w:r>
-          </w:p>
-        </w:tc>
-        <w:tc>
-          <w:tcPr>
-            <w:tcW w:w="7514" w:type="dxa"/>
-            <w:gridSpan w:val="2"/>
-          </w:tcPr>
-          <w:p>
-            <w:pPr>
-              <w:rPr>
-                <w:i/>
-                <w:iCs/>
-              </w:rPr>
-            </w:pPr>
-            <w:r>
-              <w:rPr>
-                <w:i/>
-                <w:iCs/>
-              </w:rPr>
               <w:t>Reserved for future use</w:t>
             </w:r>
           </w:p>
@@ -6337,75 +4857,68 @@
           <w:rFonts w:ascii="Aptos" w:hAnsi="Aptos"/>
           <w:color w:val="000000"/>
         </w:rPr>
-        <w:t xml:space="preserve">when DE (Display Enable) is </w:t>
+        <w:t xml:space="preserve">when </w:t>
       </w:r>
       <w:r>
         <w:rPr>
           <w:rFonts w:ascii="Aptos" w:hAnsi="Aptos"/>
           <w:color w:val="000000"/>
         </w:rPr>
-        <w:t xml:space="preserve">first </w:t>
+        <w:t xml:space="preserve">the CRTC’s </w:t>
       </w:r>
       <w:r>
         <w:rPr>
           <w:rFonts w:ascii="Aptos" w:hAnsi="Aptos"/>
           <w:color w:val="000000"/>
         </w:rPr>
-        <w:t>set.</w:t>
-      </w:r>
-    </w:p>
-    <w:p>
-      <w:pPr>
-        <w:ind w:left="1080" w:hanging="360"/>
+        <w:t xml:space="preserve">DE (Display Enable) is </w:t>
+      </w:r>
+      <w:r>
         <w:rPr>
           <w:rFonts w:ascii="Aptos" w:hAnsi="Aptos"/>
           <w:color w:val="000000"/>
         </w:rPr>
-      </w:pPr>
-      <w:r>
-        <w:rPr>
-          <w:rFonts w:ascii="Aptos" w:hAnsi="Aptos"/>
-          <w:b/>
-          <w:bCs/>
-          <w:color w:val="000000"/>
-        </w:rPr>
-        <w:t>&lt;</w:t>
-      </w:r>
-      <w:proofErr w:type="spellStart"/>
-      <w:r>
-        <w:rPr>
-          <w:rFonts w:ascii="Aptos" w:hAnsi="Aptos"/>
-          <w:b/>
-          <w:bCs/>
-          <w:color w:val="000000"/>
-        </w:rPr>
-        <w:t>event_params</w:t>
-      </w:r>
-      <w:proofErr w:type="spellEnd"/>
-      <w:r>
-        <w:rPr>
-          <w:rFonts w:ascii="Aptos" w:hAnsi="Aptos"/>
-          <w:b/>
-          <w:bCs/>
-          <w:color w:val="000000"/>
-        </w:rPr>
-        <w:t>&gt;</w:t>
+        <w:t xml:space="preserve">first </w:t>
       </w:r>
       <w:r>
         <w:rPr>
           <w:rFonts w:ascii="Aptos" w:hAnsi="Aptos"/>
           <w:color w:val="000000"/>
         </w:rPr>
-        <w:t xml:space="preserve"> = </w:t>
-      </w:r>
-      <w:r>
+        <w:t>set.</w:t>
+      </w:r>
+    </w:p>
+    <w:p>
+      <w:pPr>
+        <w:ind w:left="1080" w:hanging="360"/>
         <w:rPr>
           <w:rFonts w:ascii="Aptos" w:hAnsi="Aptos"/>
           <w:color w:val="000000"/>
         </w:rPr>
+      </w:pPr>
+      <w:r>
+        <w:rPr>
+          <w:rFonts w:ascii="Aptos" w:hAnsi="Aptos"/>
+          <w:b/>
+          <w:bCs/>
+          <w:color w:val="000000"/>
+        </w:rPr>
+        <w:t>&lt;event_params&gt;</w:t>
+      </w:r>
+      <w:r>
+        <w:rPr>
+          <w:rFonts w:ascii="Aptos" w:hAnsi="Aptos"/>
+          <w:color w:val="000000"/>
+        </w:rPr>
+        <w:t xml:space="preserve"> = </w:t>
+      </w:r>
+      <w:r>
+        <w:rPr>
+          <w:rFonts w:ascii="Aptos" w:hAnsi="Aptos"/>
+          <w:color w:val="000000"/>
+        </w:rPr>
         <w:t>&lt;</w:t>
       </w:r>
-      <w:proofErr w:type="spellStart"/>
       <w:r>
         <w:t>interrupt_</w:t>
       </w:r>
@@ -6413,140 +4926,586 @@
         <w:t>event_</w:t>
       </w:r>
       <w:r>
+        <w:t>params&gt;</w:t>
+      </w:r>
+      <w:r>
+        <w:rPr>
+          <w:vertAlign w:val="superscript"/>
+        </w:rPr>
+        <w:t>opt</w:t>
+      </w:r>
+      <w:r>
+        <w:t xml:space="preserve"> </w:t>
+      </w:r>
+      <w:r>
+        <w:t>or</w:t>
+      </w:r>
+      <w:r>
+        <w:t xml:space="preserve"> </w:t>
+      </w:r>
+      <w:r>
+        <w:t>&lt;</w:t>
+      </w:r>
+      <w:r>
+        <w:t>frame_start_event_params</w:t>
+      </w:r>
+      <w:r>
+        <w:t>&gt;</w:t>
+      </w:r>
+      <w:r>
+        <w:rPr>
+          <w:vertAlign w:val="superscript"/>
+        </w:rPr>
+        <w:t>opt</w:t>
+      </w:r>
+    </w:p>
+    <w:p>
+      <w:pPr>
+        <w:ind w:left="1440" w:hanging="360"/>
+      </w:pPr>
+      <w:r>
+        <w:rPr>
+          <w:b/>
+          <w:bCs/>
+        </w:rPr>
+        <w:t>&lt;interrupt</w:t>
+      </w:r>
+      <w:r>
+        <w:rPr>
+          <w:b/>
+          <w:bCs/>
+        </w:rPr>
+        <w:t>_</w:t>
+      </w:r>
+      <w:r>
+        <w:rPr>
+          <w:b/>
+          <w:bCs/>
+        </w:rPr>
+        <w:t>event_</w:t>
+      </w:r>
+      <w:r>
+        <w:rPr>
+          <w:b/>
+          <w:bCs/>
+        </w:rPr>
         <w:t>params</w:t>
       </w:r>
-      <w:proofErr w:type="spellEnd"/>
-      <w:r>
+      <w:r>
+        <w:rPr>
+          <w:b/>
+          <w:bCs/>
+        </w:rPr>
         <w:t>&gt;</w:t>
       </w:r>
       <w:r>
-        <w:rPr>
-          <w:vertAlign w:val="superscript"/>
-        </w:rPr>
-        <w:t>opt</w:t>
-      </w:r>
-      <w:r>
         <w:t xml:space="preserve"> </w:t>
       </w:r>
       <w:r>
-        <w:t>or</w:t>
+        <w:t>=</w:t>
       </w:r>
       <w:r>
         <w:t xml:space="preserve"> </w:t>
       </w:r>
       <w:r>
+        <w:br/>
+        <w:t>&lt;cycle_count&gt; + &lt;destination_address&gt; + &lt;return_address</w:t>
+      </w:r>
+      <w:r>
+        <w:t>&gt;</w:t>
+      </w:r>
+      <w:r>
+        <w:t xml:space="preserve"> + &lt;status_register&gt;</w:t>
+      </w:r>
+    </w:p>
+    <w:p>
+      <w:pPr>
+        <w:ind w:left="1440"/>
+      </w:pPr>
+      <w:r>
+        <w:rPr>
+          <w:b/>
+          <w:bCs/>
+        </w:rPr>
+        <w:lastRenderedPageBreak/>
+        <w:t>&lt;cycle_count&gt;</w:t>
+      </w:r>
+      <w:r>
+        <w:t xml:space="preserve"> (1 byte) Specifies how many cycles it took to jump to the service routine. </w:t>
+      </w:r>
+      <w:r>
+        <w:t xml:space="preserve"> The value is </w:t>
+      </w:r>
+      <w:r>
+        <w:t>always seven.</w:t>
+      </w:r>
+    </w:p>
+    <w:p>
+      <w:pPr>
+        <w:ind w:left="1440"/>
+        <w:rPr>
+          <w:b/>
+          <w:bCs/>
+        </w:rPr>
+      </w:pPr>
+      <w:r>
+        <w:rPr>
+          <w:b/>
+          <w:bCs/>
+        </w:rPr>
+        <w:t>&lt;destination_address&gt;</w:t>
+      </w:r>
+      <w:r>
+        <w:t xml:space="preserve"> (2 bytes).  The address of the interrupt service routine.  </w:t>
+      </w:r>
+      <w:r>
+        <w:t>For NMI interrupts, the value held in $FFFA–$FFFB.  For IRQ</w:t>
+      </w:r>
+      <w:r>
+        <w:t xml:space="preserve"> and BRK invoked interrupts</w:t>
+      </w:r>
+      <w:r>
+        <w:t>, the value held in $FFFE–$FFFF.</w:t>
+      </w:r>
+    </w:p>
+    <w:p>
+      <w:pPr>
+        <w:ind w:left="1440"/>
+      </w:pPr>
+      <w:r>
+        <w:rPr>
+          <w:b/>
+          <w:bCs/>
+        </w:rPr>
+        <w:t>&lt;return_address&gt;</w:t>
+      </w:r>
+      <w:r>
+        <w:t xml:space="preserve"> (2 bytes).  The return address that was pushed on the stack.</w:t>
+      </w:r>
+    </w:p>
+    <w:p>
+      <w:pPr>
+        <w:ind w:left="1440"/>
+      </w:pPr>
+      <w:r>
+        <w:rPr>
+          <w:b/>
+          <w:bCs/>
+        </w:rPr>
+        <w:t>&lt;status_register&gt;</w:t>
+      </w:r>
+      <w:r>
+        <w:t xml:space="preserve"> (1 byte).  The </w:t>
+      </w:r>
+      <w:r>
+        <w:t xml:space="preserve">status </w:t>
+      </w:r>
+      <w:r>
+        <w:t xml:space="preserve">register </w:t>
+      </w:r>
+      <w:r>
+        <w:t xml:space="preserve">that was </w:t>
+      </w:r>
+      <w:r>
+        <w:t>pushed on the stack.</w:t>
+      </w:r>
+    </w:p>
+    <w:p>
+      <w:pPr>
+        <w:ind w:left="1440" w:hanging="360"/>
+      </w:pPr>
+      <w:r>
+        <w:rPr>
+          <w:b/>
+          <w:bCs/>
+        </w:rPr>
         <w:t>&lt;</w:t>
       </w:r>
-      <w:proofErr w:type="spellStart"/>
-      <w:r>
+      <w:r>
+        <w:rPr>
+          <w:b/>
+          <w:bCs/>
+        </w:rPr>
         <w:t>frame_start_event_params</w:t>
       </w:r>
-      <w:proofErr w:type="spellEnd"/>
-      <w:r>
+      <w:r>
+        <w:rPr>
+          <w:b/>
+          <w:bCs/>
+        </w:rPr>
         <w:t>&gt;</w:t>
       </w:r>
       <w:r>
         <w:rPr>
-          <w:vertAlign w:val="superscript"/>
-        </w:rPr>
-        <w:t>opt</w:t>
-      </w:r>
-    </w:p>
-    <w:p>
-      <w:pPr>
-        <w:ind w:left="1440" w:hanging="360"/>
-      </w:pPr>
-      <w:r>
-        <w:rPr>
-          <w:b/>
-          <w:bCs/>
-        </w:rPr>
+          <w:b/>
+          <w:bCs/>
+        </w:rPr>
+        <w:t xml:space="preserve"> </w:t>
+      </w:r>
+      <w:r>
+        <w:t>=</w:t>
+      </w:r>
+      <w:r>
+        <w:br/>
+      </w:r>
+      <w:r>
         <w:t>&lt;</w:t>
       </w:r>
-      <w:proofErr w:type="spellStart"/>
-      <w:r>
-        <w:rPr>
-          <w:b/>
-          <w:bCs/>
-        </w:rPr>
-        <w:t>interrupt</w:t>
-      </w:r>
-      <w:r>
-        <w:rPr>
-          <w:b/>
-          <w:bCs/>
-        </w:rPr>
+      <w:r>
+        <w:t>offset_cycle_count&gt; + &lt;start_address</w:t>
+      </w:r>
+      <w:r>
+        <w:t>&gt; +</w:t>
+      </w:r>
+      <w:r>
+        <w:t xml:space="preserve"> </w:t>
+      </w:r>
+      <w:r>
+        <w:t>&lt;</w:t>
+      </w:r>
+      <w:r>
+        <w:t xml:space="preserve">display_scanline&gt; + </w:t>
+      </w:r>
+      <w:r>
+        <w:t>&lt;</w:t>
+      </w:r>
+      <w:r>
+        <w:t>display</w:t>
+      </w:r>
+      <w:r>
         <w:t>_</w:t>
       </w:r>
       <w:r>
-        <w:rPr>
-          <w:b/>
-          <w:bCs/>
-        </w:rPr>
-        <w:t>event_</w:t>
-      </w:r>
-      <w:r>
-        <w:rPr>
-          <w:b/>
-          <w:bCs/>
-        </w:rPr>
-        <w:t>params</w:t>
-      </w:r>
-      <w:proofErr w:type="spellEnd"/>
-      <w:r>
-        <w:rPr>
-          <w:b/>
-          <w:bCs/>
-        </w:rPr>
+        <w:t>flags</w:t>
+      </w:r>
+      <w:r>
         <w:t>&gt;</w:t>
       </w:r>
+    </w:p>
+    <w:p>
+      <w:pPr>
+        <w:ind w:left="1440"/>
+        <w:rPr>
+          <w:b/>
+          <w:bCs/>
+        </w:rPr>
+      </w:pPr>
+      <w:r>
+        <w:rPr>
+          <w:b/>
+          <w:bCs/>
+        </w:rPr>
+        <w:t>&lt;</w:t>
+      </w:r>
+      <w:r>
+        <w:rPr>
+          <w:b/>
+          <w:bCs/>
+        </w:rPr>
+        <w:t>offset_cycle_count</w:t>
+      </w:r>
+      <w:r>
+        <w:rPr>
+          <w:b/>
+          <w:bCs/>
+        </w:rPr>
+        <w:t>&gt;</w:t>
+      </w:r>
+      <w:r>
+        <w:t xml:space="preserve"> (1 byte).  The number of cycles before the event when the </w:t>
+      </w:r>
+      <w:r>
+        <w:t xml:space="preserve">frame began to be displayed, when </w:t>
+      </w:r>
+      <w:r>
+        <w:rPr>
+          <w:b/>
+          <w:bCs/>
+        </w:rPr>
+        <w:t>DE</w:t>
+      </w:r>
+      <w:r>
+        <w:t xml:space="preserve"> (Display Enable)</w:t>
+      </w:r>
+      <w:r>
+        <w:t xml:space="preserve"> is set</w:t>
+      </w:r>
+      <w:r>
+        <w:t xml:space="preserve">.  If the last instruction took </w:t>
+      </w:r>
+      <w:r>
+        <w:rPr>
+          <w:b/>
+          <w:bCs/>
+        </w:rPr>
+        <w:t>N</w:t>
+      </w:r>
+      <w:r>
+        <w:t xml:space="preserve"> cycles, the value is in the range 0..(</w:t>
+      </w:r>
+      <w:r>
+        <w:rPr>
+          <w:b/>
+          <w:bCs/>
+        </w:rPr>
+        <w:t>N</w:t>
+      </w:r>
+      <w:r>
+        <w:t>-1).</w:t>
+      </w:r>
+    </w:p>
+    <w:p>
+      <w:pPr>
+        <w:ind w:left="1440"/>
+        <w:rPr>
+          <w:b/>
+          <w:bCs/>
+        </w:rPr>
+      </w:pPr>
+      <w:r>
+        <w:rPr>
+          <w:b/>
+          <w:bCs/>
+        </w:rPr>
+        <w:t>&lt;</w:t>
+      </w:r>
+      <w:r>
+        <w:rPr>
+          <w:b/>
+          <w:bCs/>
+        </w:rPr>
+        <w:t>start_address</w:t>
+      </w:r>
+      <w:r>
+        <w:rPr>
+          <w:b/>
+          <w:bCs/>
+        </w:rPr>
+        <w:t>&gt;</w:t>
+      </w:r>
+      <w:r>
+        <w:t xml:space="preserve"> (</w:t>
+      </w:r>
+      <w:r>
+        <w:t>2</w:t>
+      </w:r>
+      <w:r>
+        <w:t xml:space="preserve"> byte</w:t>
+      </w:r>
+      <w:r>
+        <w:t>s</w:t>
+      </w:r>
+      <w:r>
+        <w:t xml:space="preserve">). </w:t>
+      </w:r>
       <w:r>
         <w:t xml:space="preserve"> </w:t>
       </w:r>
       <w:r>
-        <w:t>=</w:t>
+        <w:t xml:space="preserve">The </w:t>
+      </w:r>
+      <w:r>
+        <w:t>frame’s start addres</w:t>
+      </w:r>
+      <w:r>
+        <w:t>s</w:t>
+      </w:r>
+      <w:r>
+        <w:t xml:space="preserve">, or </w:t>
+      </w:r>
+      <w:r>
+        <w:rPr>
+          <w:b/>
+          <w:bCs/>
+        </w:rPr>
+        <w:t>MA</w:t>
+      </w:r>
+      <w:r>
+        <w:t xml:space="preserve"> (</w:t>
+      </w:r>
+      <w:r>
+        <w:t>Memory Address)</w:t>
+      </w:r>
+      <w:r>
+        <w:t xml:space="preserve">, </w:t>
+      </w:r>
+      <w:r>
+        <w:t xml:space="preserve">which is </w:t>
+      </w:r>
+      <w:r>
+        <w:t xml:space="preserve">latched from the CRTC’s </w:t>
+      </w:r>
+      <w:r>
+        <w:t>start address registers (</w:t>
+      </w:r>
+      <w:r>
+        <w:rPr>
+          <w:b/>
+          <w:bCs/>
+        </w:rPr>
+        <w:t>R12</w:t>
+      </w:r>
+      <w:r>
+        <w:rPr>
+          <w:b/>
+          <w:bCs/>
+        </w:rPr>
+        <w:t>-H</w:t>
       </w:r>
       <w:r>
         <w:t xml:space="preserve"> </w:t>
       </w:r>
       <w:r>
-        <w:br/>
+        <w:t xml:space="preserve">&amp; </w:t>
+      </w:r>
+      <w:r>
+        <w:rPr>
+          <w:b/>
+          <w:bCs/>
+        </w:rPr>
+        <w:t>R13</w:t>
+      </w:r>
+      <w:r>
+        <w:rPr>
+          <w:b/>
+          <w:bCs/>
+        </w:rPr>
+        <w:t>-L</w:t>
+      </w:r>
+      <w:r>
+        <w:rPr>
+          <w:b/>
+          <w:bCs/>
+        </w:rPr>
+        <w:t>)</w:t>
+      </w:r>
+      <w:r>
+        <w:t xml:space="preserve"> </w:t>
+      </w:r>
+      <w:r>
+        <w:t>at the end of the previous frame</w:t>
+      </w:r>
+      <w:r>
+        <w:t xml:space="preserve">, </w:t>
+      </w:r>
+      <w:r>
+        <w:t xml:space="preserve">at the end of the vertical adjustment </w:t>
+      </w:r>
+      <w:r>
+        <w:t>phase</w:t>
+      </w:r>
+      <w:r>
+        <w:t>.</w:t>
+      </w:r>
+      <w:r>
+        <w:t xml:space="preserve">  Note that </w:t>
+      </w:r>
+      <w:r>
+        <w:rPr>
+          <w:b/>
+          <w:bCs/>
+        </w:rPr>
+        <w:t>R12</w:t>
+      </w:r>
+      <w:r>
+        <w:rPr>
+          <w:b/>
+          <w:bCs/>
+        </w:rPr>
+        <w:t>-H</w:t>
+      </w:r>
+      <w:r>
+        <w:t xml:space="preserve"> and </w:t>
+      </w:r>
+      <w:r>
+        <w:rPr>
+          <w:b/>
+          <w:bCs/>
+        </w:rPr>
+        <w:t>R13</w:t>
+      </w:r>
+      <w:r>
+        <w:rPr>
+          <w:b/>
+          <w:bCs/>
+        </w:rPr>
+        <w:t>-L</w:t>
+      </w:r>
+      <w:r>
+        <w:t xml:space="preserve"> may have different values when the event occurs.</w:t>
+      </w:r>
+    </w:p>
+    <w:p>
+      <w:pPr>
+        <w:ind w:left="1440"/>
+      </w:pPr>
+      <w:r>
+        <w:rPr>
+          <w:b/>
+          <w:bCs/>
+        </w:rPr>
         <w:t>&lt;</w:t>
       </w:r>
-      <w:proofErr w:type="spellStart"/>
-      <w:r>
-        <w:t>cycle_count</w:t>
-      </w:r>
-      <w:proofErr w:type="spellEnd"/>
-      <w:r>
-        <w:t>&gt; + &lt;</w:t>
-      </w:r>
-      <w:proofErr w:type="spellStart"/>
-      <w:r>
-        <w:t>destination_address</w:t>
-      </w:r>
-      <w:proofErr w:type="spellEnd"/>
-      <w:r>
-        <w:t>&gt; + &lt;</w:t>
-      </w:r>
-      <w:proofErr w:type="spellStart"/>
-      <w:r>
-        <w:t>return_address</w:t>
-      </w:r>
-      <w:proofErr w:type="spellEnd"/>
-      <w:r>
+      <w:r>
+        <w:rPr>
+          <w:b/>
+          <w:bCs/>
+        </w:rPr>
+        <w:t>display</w:t>
+      </w:r>
+      <w:r>
+        <w:rPr>
+          <w:b/>
+          <w:bCs/>
+        </w:rPr>
+        <w:t>_</w:t>
+      </w:r>
+      <w:r>
+        <w:rPr>
+          <w:b/>
+          <w:bCs/>
+        </w:rPr>
+        <w:t>scanline</w:t>
+      </w:r>
+      <w:r>
+        <w:rPr>
+          <w:b/>
+          <w:bCs/>
+        </w:rPr>
         <w:t>&gt;</w:t>
       </w:r>
       <w:r>
-        <w:t xml:space="preserve"> + &lt;</w:t>
-      </w:r>
-      <w:proofErr w:type="spellStart"/>
-      <w:r>
-        <w:t>status_register</w:t>
-      </w:r>
-      <w:proofErr w:type="spellEnd"/>
-      <w:r>
-        <w:t>&gt;</w:t>
+        <w:t xml:space="preserve"> (2 bytes).  The </w:t>
+      </w:r>
+      <w:r>
+        <w:t xml:space="preserve">scanline </w:t>
+      </w:r>
+      <w:r>
+        <w:t xml:space="preserve">where the frame is </w:t>
+      </w:r>
+      <w:r>
+        <w:t>displayed</w:t>
+      </w:r>
+      <w:r>
+        <w:t>.</w:t>
+      </w:r>
+      <w:r>
+        <w:t xml:space="preserve">  </w:t>
+      </w:r>
+      <w:r>
+        <w:t xml:space="preserve">The value is in range </w:t>
+      </w:r>
+      <w:r>
+        <w:t>0</w:t>
+      </w:r>
+      <w:r>
+        <w:t xml:space="preserve"> to </w:t>
+      </w:r>
+      <w:r>
+        <w:t>311</w:t>
+      </w:r>
+      <w:r>
+        <w:t>.</w:t>
       </w:r>
     </w:p>
     <w:p>
@@ -6560,682 +5519,26 @@
         </w:rPr>
         <w:t>&lt;</w:t>
       </w:r>
-      <w:proofErr w:type="spellStart"/>
-      <w:r>
-        <w:rPr>
-          <w:b/>
-          <w:bCs/>
-        </w:rPr>
-        <w:t>cycle_count</w:t>
-      </w:r>
-      <w:proofErr w:type="spellEnd"/>
-      <w:r>
-        <w:rPr>
-          <w:b/>
-          <w:bCs/>
-        </w:rPr>
-        <w:t>&gt;</w:t>
-      </w:r>
-      <w:r>
-        <w:t xml:space="preserve"> (1 byte) Specifies how many cycles it took to jump to the service routine. </w:t>
-      </w:r>
-      <w:r>
-        <w:t xml:space="preserve"> The value is </w:t>
-      </w:r>
-      <w:r>
-        <w:t>always seven.</w:t>
-      </w:r>
-    </w:p>
-    <w:p>
-      <w:pPr>
-        <w:ind w:left="1440"/>
-        <w:rPr>
-          <w:b/>
-          <w:bCs/>
-        </w:rPr>
-      </w:pPr>
-      <w:r>
-        <w:rPr>
-          <w:b/>
-          <w:bCs/>
-        </w:rPr>
-        <w:lastRenderedPageBreak/>
-        <w:t>&lt;</w:t>
-      </w:r>
-      <w:proofErr w:type="spellStart"/>
-      <w:r>
-        <w:rPr>
-          <w:b/>
-          <w:bCs/>
-        </w:rPr>
-        <w:t>destination_address</w:t>
-      </w:r>
-      <w:proofErr w:type="spellEnd"/>
-      <w:r>
-        <w:rPr>
-          <w:b/>
-          <w:bCs/>
-        </w:rPr>
-        <w:t>&gt;</w:t>
-      </w:r>
-      <w:r>
-        <w:t xml:space="preserve"> (2 bytes).  The address of the interrupt service routine.  </w:t>
-      </w:r>
-      <w:r>
-        <w:t>For NMI interrupts, the value held in $FFFA–$FFFB.  For IRQ’s, the value held in $FFFE–$FFFF.</w:t>
-      </w:r>
-    </w:p>
-    <w:p>
-      <w:pPr>
-        <w:ind w:left="1440"/>
-      </w:pPr>
-      <w:r>
-        <w:rPr>
-          <w:b/>
-          <w:bCs/>
-        </w:rPr>
-        <w:t>&lt;</w:t>
-      </w:r>
-      <w:proofErr w:type="spellStart"/>
-      <w:r>
-        <w:rPr>
-          <w:b/>
-          <w:bCs/>
-        </w:rPr>
-        <w:t>return_address</w:t>
-      </w:r>
-      <w:proofErr w:type="spellEnd"/>
-      <w:r>
-        <w:rPr>
-          <w:b/>
-          <w:bCs/>
-        </w:rPr>
-        <w:t>&gt;</w:t>
-      </w:r>
-      <w:r>
-        <w:t xml:space="preserve"> (2 bytes).  The return address that was pushed on the stack.</w:t>
-      </w:r>
-    </w:p>
-    <w:p>
-      <w:pPr>
-        <w:ind w:left="1440"/>
-      </w:pPr>
-      <w:r>
-        <w:rPr>
-          <w:b/>
-          <w:bCs/>
-        </w:rPr>
-        <w:t>&lt;</w:t>
-      </w:r>
-      <w:proofErr w:type="spellStart"/>
-      <w:r>
-        <w:rPr>
-          <w:b/>
-          <w:bCs/>
-        </w:rPr>
-        <w:t>status_register</w:t>
-      </w:r>
-      <w:proofErr w:type="spellEnd"/>
-      <w:r>
-        <w:rPr>
-          <w:b/>
-          <w:bCs/>
-        </w:rPr>
-        <w:t>&gt;</w:t>
-      </w:r>
-      <w:r>
-        <w:t xml:space="preserve"> (1 byte).  The </w:t>
-      </w:r>
-      <w:r>
-        <w:t xml:space="preserve">status </w:t>
-      </w:r>
-      <w:r>
-        <w:t xml:space="preserve">register </w:t>
-      </w:r>
-      <w:r>
-        <w:t xml:space="preserve">that was </w:t>
-      </w:r>
-      <w:r>
-        <w:t>pushed on the stack</w:t>
-      </w:r>
-      <w:proofErr w:type="gramStart"/>
-      <w:r>
-        <w:t>.</w:t>
-      </w:r>
-      <w:r>
-        <w:t xml:space="preserve"> </w:t>
-      </w:r>
-      <w:proofErr w:type="gramEnd"/>
-      <w:r>
-        <w:t xml:space="preserve">The </w:t>
-      </w:r>
-      <w:r>
-        <w:t>‘</w:t>
-      </w:r>
-      <w:r>
-        <w:t>B flag</w:t>
-      </w:r>
-      <w:r>
-        <w:t>’</w:t>
-      </w:r>
-      <w:r>
-        <w:t xml:space="preserve"> (b</w:t>
-      </w:r>
-      <w:r>
-        <w:t>it</w:t>
-      </w:r>
-      <w:r>
-        <w:t>-</w:t>
-      </w:r>
-      <w:r>
-        <w:t>4</w:t>
-      </w:r>
-      <w:r>
-        <w:t>) is set</w:t>
-      </w:r>
-      <w:r>
-        <w:t xml:space="preserve"> if </w:t>
-      </w:r>
-      <w:r>
-        <w:t xml:space="preserve">a </w:t>
-      </w:r>
-      <w:r>
-        <w:rPr>
-          <w:b/>
-          <w:bCs/>
-        </w:rPr>
-        <w:t>BRK</w:t>
-      </w:r>
-      <w:r>
-        <w:t xml:space="preserve"> </w:t>
-      </w:r>
-      <w:r>
-        <w:t xml:space="preserve">instruction </w:t>
-      </w:r>
-      <w:r>
-        <w:t>invoked</w:t>
-      </w:r>
-      <w:r>
-        <w:t xml:space="preserve"> the interrupt</w:t>
-      </w:r>
-      <w:r>
-        <w:t xml:space="preserve"> (IRQ)</w:t>
-      </w:r>
-      <w:r>
-        <w:t>.</w:t>
-      </w:r>
-    </w:p>
-    <w:p>
-      <w:pPr>
-        <w:ind w:left="1440" w:hanging="360"/>
-      </w:pPr>
-      <w:r>
-        <w:rPr>
-          <w:b/>
-          <w:bCs/>
-        </w:rPr>
-        <w:t>&lt;</w:t>
-      </w:r>
-      <w:proofErr w:type="spellStart"/>
-      <w:r>
-        <w:rPr>
-          <w:b/>
-          <w:bCs/>
-        </w:rPr>
-        <w:t>frame_start_event_params</w:t>
-      </w:r>
-      <w:proofErr w:type="spellEnd"/>
-      <w:r>
-        <w:rPr>
-          <w:b/>
-          <w:bCs/>
-        </w:rPr>
-        <w:t>&gt;</w:t>
-      </w:r>
-      <w:r>
-        <w:rPr>
-          <w:b/>
-          <w:bCs/>
-        </w:rPr>
-        <w:t xml:space="preserve"> </w:t>
-      </w:r>
-      <w:r>
-        <w:t>=</w:t>
-      </w:r>
-      <w:r>
-        <w:br/>
-      </w:r>
-      <w:r>
-        <w:t>&lt;</w:t>
-      </w:r>
-      <w:proofErr w:type="spellStart"/>
-      <w:r>
-        <w:t>offset_cycle_count</w:t>
-      </w:r>
-      <w:proofErr w:type="spellEnd"/>
-      <w:r>
-        <w:t>&gt; + &lt;</w:t>
-      </w:r>
-      <w:proofErr w:type="spellStart"/>
-      <w:r>
-        <w:t>start_address</w:t>
-      </w:r>
-      <w:proofErr w:type="spellEnd"/>
-      <w:r>
-        <w:t>&gt; +</w:t>
-      </w:r>
-      <w:r>
-        <w:t xml:space="preserve"> </w:t>
-      </w:r>
-      <w:r>
-        <w:t>&lt;</w:t>
-      </w:r>
-      <w:proofErr w:type="spellStart"/>
-      <w:r>
-        <w:t>display_scanline</w:t>
-      </w:r>
-      <w:proofErr w:type="spellEnd"/>
-      <w:r>
-        <w:t xml:space="preserve">&gt; + </w:t>
-      </w:r>
-      <w:r>
-        <w:t>&lt;</w:t>
-      </w:r>
-      <w:proofErr w:type="spellStart"/>
-      <w:r>
+      <w:r>
+        <w:rPr>
+          <w:b/>
+          <w:bCs/>
+        </w:rPr>
         <w:t>display</w:t>
       </w:r>
       <w:r>
+        <w:rPr>
+          <w:b/>
+          <w:bCs/>
+        </w:rPr>
         <w:t>_</w:t>
       </w:r>
       <w:r>
-        <w:t>flags</w:t>
-      </w:r>
-      <w:proofErr w:type="spellEnd"/>
-      <w:r>
-        <w:t>&gt;</w:t>
-      </w:r>
-    </w:p>
-    <w:p>
-      <w:pPr>
-        <w:ind w:left="1440"/>
-        <w:rPr>
-          <w:b/>
-          <w:bCs/>
-        </w:rPr>
-      </w:pPr>
-      <w:r>
-        <w:rPr>
-          <w:b/>
-          <w:bCs/>
-        </w:rPr>
-        <w:t>&lt;</w:t>
-      </w:r>
-      <w:proofErr w:type="spellStart"/>
-      <w:r>
-        <w:rPr>
-          <w:b/>
-          <w:bCs/>
-        </w:rPr>
-        <w:t>offset_cycle_count</w:t>
-      </w:r>
-      <w:proofErr w:type="spellEnd"/>
-      <w:r>
-        <w:rPr>
-          <w:b/>
-          <w:bCs/>
-        </w:rPr>
-        <w:t>&gt;</w:t>
-      </w:r>
-      <w:r>
-        <w:t xml:space="preserve"> (1 byte).  The number of cycles before the event when the </w:t>
-      </w:r>
-      <w:r>
-        <w:t xml:space="preserve">frame began to be displayed, when </w:t>
-      </w:r>
-      <w:r>
-        <w:rPr>
-          <w:b/>
-          <w:bCs/>
-        </w:rPr>
-        <w:t>DE</w:t>
-      </w:r>
-      <w:r>
-        <w:t xml:space="preserve"> (Display Enable)</w:t>
-      </w:r>
-      <w:r>
-        <w:t xml:space="preserve"> is set</w:t>
-      </w:r>
-      <w:r>
-        <w:t xml:space="preserve">.  If the last instruction took </w:t>
-      </w:r>
-      <w:r>
-        <w:rPr>
-          <w:b/>
-          <w:bCs/>
-        </w:rPr>
-        <w:t>N</w:t>
-      </w:r>
-      <w:r>
-        <w:t xml:space="preserve"> cycles, the value is in the range </w:t>
-      </w:r>
-      <w:proofErr w:type="gramStart"/>
-      <w:r>
-        <w:t>0..</w:t>
-      </w:r>
-      <w:proofErr w:type="gramEnd"/>
-      <w:r>
-        <w:t>(</w:t>
-      </w:r>
-      <w:r>
-        <w:rPr>
-          <w:b/>
-          <w:bCs/>
-        </w:rPr>
-        <w:t>N</w:t>
-      </w:r>
-      <w:r>
-        <w:t>-1).</w:t>
-      </w:r>
-    </w:p>
-    <w:p>
-      <w:pPr>
-        <w:ind w:left="1440"/>
-        <w:rPr>
-          <w:b/>
-          <w:bCs/>
-        </w:rPr>
-      </w:pPr>
-      <w:r>
-        <w:rPr>
-          <w:b/>
-          <w:bCs/>
-        </w:rPr>
-        <w:t>&lt;</w:t>
-      </w:r>
-      <w:proofErr w:type="spellStart"/>
-      <w:r>
-        <w:rPr>
-          <w:b/>
-          <w:bCs/>
-        </w:rPr>
-        <w:t>start_address</w:t>
-      </w:r>
-      <w:proofErr w:type="spellEnd"/>
-      <w:r>
-        <w:rPr>
-          <w:b/>
-          <w:bCs/>
-        </w:rPr>
-        <w:t>&gt;</w:t>
-      </w:r>
-      <w:r>
-        <w:t xml:space="preserve"> (</w:t>
-      </w:r>
-      <w:r>
-        <w:t>2</w:t>
-      </w:r>
-      <w:r>
-        <w:t xml:space="preserve"> byte</w:t>
-      </w:r>
-      <w:r>
-        <w:t>s</w:t>
-      </w:r>
-      <w:r>
-        <w:t xml:space="preserve">). </w:t>
-      </w:r>
-      <w:r>
-        <w:t xml:space="preserve"> </w:t>
-      </w:r>
-      <w:r>
-        <w:t xml:space="preserve">The </w:t>
-      </w:r>
-      <w:r>
-        <w:t>frame’s start addres</w:t>
-      </w:r>
-      <w:r>
-        <w:t>s</w:t>
-      </w:r>
-      <w:r>
-        <w:t xml:space="preserve">, or </w:t>
-      </w:r>
-      <w:r>
-        <w:rPr>
-          <w:b/>
-          <w:bCs/>
-        </w:rPr>
-        <w:t>MA</w:t>
-      </w:r>
-      <w:r>
-        <w:t xml:space="preserve"> (</w:t>
-      </w:r>
-      <w:r>
-        <w:t>Memory Address)</w:t>
-      </w:r>
-      <w:r>
-        <w:t xml:space="preserve">, </w:t>
-      </w:r>
-      <w:r>
-        <w:t xml:space="preserve">which is </w:t>
-      </w:r>
-      <w:r>
-        <w:t xml:space="preserve">latched from the CRTC’s </w:t>
-      </w:r>
-      <w:r>
-        <w:t>start address registers (</w:t>
-      </w:r>
-      <w:r>
-        <w:rPr>
-          <w:b/>
-          <w:bCs/>
-        </w:rPr>
-        <w:t>R12</w:t>
-      </w:r>
-      <w:r>
-        <w:rPr>
-          <w:b/>
-          <w:bCs/>
-        </w:rPr>
-        <w:t>-H</w:t>
-      </w:r>
-      <w:r>
-        <w:t xml:space="preserve"> </w:t>
-      </w:r>
-      <w:r>
-        <w:t xml:space="preserve">&amp; </w:t>
-      </w:r>
-      <w:r>
-        <w:rPr>
-          <w:b/>
-          <w:bCs/>
-        </w:rPr>
-        <w:t>R13</w:t>
-      </w:r>
-      <w:r>
-        <w:rPr>
-          <w:b/>
-          <w:bCs/>
-        </w:rPr>
-        <w:t>-L</w:t>
-      </w:r>
-      <w:r>
-        <w:rPr>
-          <w:b/>
-          <w:bCs/>
-        </w:rPr>
-        <w:t>)</w:t>
-      </w:r>
-      <w:r>
-        <w:t xml:space="preserve"> </w:t>
-      </w:r>
-      <w:r>
-        <w:t>at the end of the previous frame</w:t>
-      </w:r>
-      <w:r>
-        <w:t xml:space="preserve">, </w:t>
-      </w:r>
-      <w:r>
-        <w:t xml:space="preserve">at the end of the vertical adjustment </w:t>
-      </w:r>
-      <w:r>
-        <w:t>phase</w:t>
-      </w:r>
-      <w:r>
-        <w:t>.</w:t>
-      </w:r>
-      <w:r>
-        <w:t xml:space="preserve">  Note that </w:t>
-      </w:r>
-      <w:r>
-        <w:rPr>
-          <w:b/>
-          <w:bCs/>
-        </w:rPr>
-        <w:t>R12</w:t>
-      </w:r>
-      <w:r>
-        <w:rPr>
-          <w:b/>
-          <w:bCs/>
-        </w:rPr>
-        <w:t>-H</w:t>
-      </w:r>
-      <w:r>
-        <w:t xml:space="preserve"> and </w:t>
-      </w:r>
-      <w:r>
-        <w:rPr>
-          <w:b/>
-          <w:bCs/>
-        </w:rPr>
-        <w:t>R13</w:t>
-      </w:r>
-      <w:r>
-        <w:rPr>
-          <w:b/>
-          <w:bCs/>
-        </w:rPr>
-        <w:t>-L</w:t>
-      </w:r>
-      <w:r>
-        <w:t xml:space="preserve"> may have different values when the event occurs.</w:t>
-      </w:r>
-    </w:p>
-    <w:p>
-      <w:pPr>
-        <w:ind w:left="1440"/>
-      </w:pPr>
-      <w:r>
-        <w:rPr>
-          <w:b/>
-          <w:bCs/>
-        </w:rPr>
-        <w:t>&lt;</w:t>
-      </w:r>
-      <w:proofErr w:type="spellStart"/>
-      <w:r>
-        <w:rPr>
-          <w:b/>
-          <w:bCs/>
-        </w:rPr>
-        <w:t>display</w:t>
-      </w:r>
-      <w:r>
-        <w:rPr>
-          <w:b/>
-          <w:bCs/>
-        </w:rPr>
-        <w:t>_</w:t>
-      </w:r>
-      <w:r>
-        <w:rPr>
-          <w:b/>
-          <w:bCs/>
-        </w:rPr>
-        <w:t>scanline</w:t>
-      </w:r>
-      <w:proofErr w:type="spellEnd"/>
-      <w:r>
-        <w:rPr>
-          <w:b/>
-          <w:bCs/>
-        </w:rPr>
-        <w:t>&gt;</w:t>
-      </w:r>
-      <w:r>
-        <w:t xml:space="preserve"> (2 bytes).  The </w:t>
-      </w:r>
-      <w:r>
-        <w:t xml:space="preserve">scanline </w:t>
-      </w:r>
-      <w:r>
-        <w:t xml:space="preserve">where the frame is </w:t>
-      </w:r>
-      <w:r>
-        <w:t>displayed</w:t>
-      </w:r>
-      <w:r>
-        <w:t>.</w:t>
-      </w:r>
-      <w:r>
-        <w:t xml:space="preserve">  </w:t>
-      </w:r>
-      <w:r>
-        <w:t xml:space="preserve">The value is in range </w:t>
-      </w:r>
-      <w:r>
-        <w:t>0</w:t>
-      </w:r>
-      <w:r>
-        <w:t xml:space="preserve"> to </w:t>
-      </w:r>
-      <w:r>
-        <w:t>311</w:t>
-      </w:r>
-      <w:r>
-        <w:t>.</w:t>
-      </w:r>
-    </w:p>
-    <w:p>
-      <w:pPr>
-        <w:ind w:left="1440"/>
-      </w:pPr>
-      <w:r>
-        <w:rPr>
-          <w:b/>
-          <w:bCs/>
-        </w:rPr>
-        <w:t>&lt;</w:t>
-      </w:r>
-      <w:proofErr w:type="spellStart"/>
-      <w:r>
-        <w:rPr>
-          <w:b/>
-          <w:bCs/>
-        </w:rPr>
-        <w:t>display</w:t>
-      </w:r>
-      <w:r>
-        <w:rPr>
-          <w:b/>
-          <w:bCs/>
-        </w:rPr>
-        <w:t>_</w:t>
-      </w:r>
-      <w:r>
-        <w:rPr>
-          <w:b/>
-          <w:bCs/>
-        </w:rPr>
-        <w:t>flags</w:t>
-      </w:r>
-      <w:proofErr w:type="spellEnd"/>
-      <w:r>
-        <w:rPr>
-          <w:b/>
-          <w:bCs/>
-        </w:rPr>
-        <w:t>&gt;</w:t>
+        <w:rPr>
+          <w:b/>
+          <w:bCs/>
+        </w:rPr>
+        <w:t>flags&gt;</w:t>
       </w:r>
       <w:r>
         <w:rPr>
@@ -7481,15 +5784,7 @@
       </w:r>
       <w:r>
         <w:br/>
-        <w:t>&lt;</w:t>
-      </w:r>
-      <w:proofErr w:type="spellStart"/>
-      <w:r>
-        <w:t>opcode_address</w:t>
-      </w:r>
-      <w:proofErr w:type="spellEnd"/>
-      <w:r>
-        <w:t>&gt; + &lt;opcode&gt; + &lt;operand&gt;</w:t>
+        <w:t>&lt;opcode_address&gt; + &lt;opcode&gt; + &lt;operand&gt;</w:t>
       </w:r>
       <w:r>
         <w:rPr>
@@ -7504,37 +5799,13 @@
       </w:r>
       <w:r>
         <w:br/>
-        <w:t>&lt;</w:t>
-      </w:r>
-      <w:proofErr w:type="spellStart"/>
-      <w:r>
-        <w:t>cycle_count</w:t>
-      </w:r>
-      <w:proofErr w:type="spellEnd"/>
-      <w:r>
-        <w:t>&gt; + &lt;</w:t>
-      </w:r>
-      <w:proofErr w:type="spellStart"/>
-      <w:r>
-        <w:t>modified_registers</w:t>
-      </w:r>
-      <w:proofErr w:type="spellEnd"/>
-      <w:r>
-        <w:t xml:space="preserve">&gt; </w:t>
+        <w:t xml:space="preserve">&lt;cycle_count&gt; + &lt;modified_registers&gt; </w:t>
       </w:r>
       <w:r>
         <w:t xml:space="preserve">+ </w:t>
       </w:r>
       <w:r>
-        <w:t>&lt;</w:t>
-      </w:r>
-      <w:proofErr w:type="spellStart"/>
-      <w:r>
-        <w:t>destination_address</w:t>
-      </w:r>
-      <w:proofErr w:type="spellEnd"/>
-      <w:r>
-        <w:t>&gt;</w:t>
+        <w:t>&lt;destination_address&gt;</w:t>
       </w:r>
       <w:r>
         <w:rPr>
@@ -7545,15 +5816,7 @@
         <w:t>opt</w:t>
       </w:r>
       <w:r>
-        <w:t xml:space="preserve"> + &lt;</w:t>
-      </w:r>
-      <w:proofErr w:type="spellStart"/>
-      <w:r>
-        <w:t>memory_address</w:t>
-      </w:r>
-      <w:proofErr w:type="spellEnd"/>
-      <w:r>
-        <w:t>&gt;</w:t>
+        <w:t xml:space="preserve"> + &lt;memory_address&gt;</w:t>
       </w:r>
       <w:r>
         <w:rPr>
@@ -7564,15 +5827,7 @@
         <w:t>opt</w:t>
       </w:r>
       <w:r>
-        <w:t xml:space="preserve"> &lt;</w:t>
-      </w:r>
-      <w:proofErr w:type="spellStart"/>
-      <w:r>
-        <w:t>memory_read_value</w:t>
-      </w:r>
-      <w:proofErr w:type="spellEnd"/>
-      <w:r>
-        <w:t>&gt;</w:t>
+        <w:t xml:space="preserve"> &lt;memory_read_value&gt;</w:t>
       </w:r>
       <w:r>
         <w:rPr>
@@ -7591,15 +5846,7 @@
         <w:t xml:space="preserve"> </w:t>
       </w:r>
       <w:r>
-        <w:t>+ &lt;</w:t>
-      </w:r>
-      <w:proofErr w:type="spellStart"/>
-      <w:r>
-        <w:t>memory_write_value</w:t>
-      </w:r>
-      <w:proofErr w:type="spellEnd"/>
-      <w:r>
-        <w:t>&gt;</w:t>
+        <w:t>+ &lt;memory_write_value&gt;</w:t>
       </w:r>
       <w:r>
         <w:rPr>
@@ -7623,23 +5870,7 @@
           <w:bCs/>
         </w:rPr>
         <w:lastRenderedPageBreak/>
-        <w:t>&lt;</w:t>
-      </w:r>
-      <w:proofErr w:type="spellStart"/>
-      <w:r>
-        <w:rPr>
-          <w:b/>
-          <w:bCs/>
-        </w:rPr>
-        <w:t>opcode_address</w:t>
-      </w:r>
-      <w:proofErr w:type="spellEnd"/>
-      <w:r>
-        <w:rPr>
-          <w:b/>
-          <w:bCs/>
-        </w:rPr>
-        <w:t>&gt;</w:t>
+        <w:t>&lt;opcode_address&gt;</w:t>
       </w:r>
       <w:r>
         <w:t xml:space="preserve"> (1, 2, or 3 bytes) The instruction’s opcode address is encoded in 1, 2 or 3 bytes as depicted in the following table, where addresses are stored in relative format if possible.</w:t>
@@ -7844,15 +6075,7 @@
               <w:jc w:val="center"/>
             </w:pPr>
             <w:r>
-              <w:t>&amp;</w:t>
-            </w:r>
-            <w:proofErr w:type="gramStart"/>
-            <w:r>
-              <w:t>81..</w:t>
-            </w:r>
-            <w:proofErr w:type="gramEnd"/>
-            <w:r>
-              <w:t>&amp;FF</w:t>
+              <w:t>&amp;81..&amp;FF</w:t>
             </w:r>
           </w:p>
         </w:tc>
@@ -7895,15 +6118,7 @@
           </w:tcPr>
           <w:p>
             <w:r>
-              <w:t>Absolute address: &amp;</w:t>
-            </w:r>
-            <w:proofErr w:type="gramStart"/>
-            <w:r>
-              <w:t>0000..</w:t>
-            </w:r>
-            <w:proofErr w:type="gramEnd"/>
-            <w:r>
-              <w:t>&amp;7FFF</w:t>
+              <w:t>Absolute address: &amp;0000..&amp;7FFF</w:t>
             </w:r>
           </w:p>
         </w:tc>
@@ -7915,13 +6130,8 @@
             <w:pPr>
               <w:jc w:val="center"/>
             </w:pPr>
-            <w:proofErr w:type="gramStart"/>
-            <w:r>
-              <w:t>0..&amp;</w:t>
-            </w:r>
-            <w:proofErr w:type="gramEnd"/>
-            <w:r>
-              <w:t>7F</w:t>
+            <w:r>
+              <w:t>0..&amp;7F</w:t>
             </w:r>
           </w:p>
         </w:tc>
@@ -7933,13 +6143,8 @@
             <w:pPr>
               <w:jc w:val="center"/>
             </w:pPr>
-            <w:proofErr w:type="gramStart"/>
-            <w:r>
-              <w:t>0..&amp;</w:t>
-            </w:r>
-            <w:proofErr w:type="gramEnd"/>
-            <w:r>
-              <w:t>FF</w:t>
+            <w:r>
+              <w:t>0..&amp;FF</w:t>
             </w:r>
           </w:p>
         </w:tc>
@@ -7968,15 +6173,7 @@
           </w:tcPr>
           <w:p>
             <w:r>
-              <w:t>Absolute address: &amp;</w:t>
-            </w:r>
-            <w:proofErr w:type="gramStart"/>
-            <w:r>
-              <w:t>8000..</w:t>
-            </w:r>
-            <w:proofErr w:type="gramEnd"/>
-            <w:r>
-              <w:t>&amp;FFFF</w:t>
+              <w:t>Absolute address: &amp;8000..&amp;FFFF</w:t>
             </w:r>
           </w:p>
         </w:tc>
@@ -8002,15 +6199,7 @@
               <w:jc w:val="center"/>
             </w:pPr>
             <w:r>
-              <w:t>&amp;</w:t>
-            </w:r>
-            <w:proofErr w:type="gramStart"/>
-            <w:r>
-              <w:t>80..</w:t>
-            </w:r>
-            <w:proofErr w:type="gramEnd"/>
-            <w:r>
-              <w:t>&amp;FF</w:t>
+              <w:t>&amp;80..&amp;FF</w:t>
             </w:r>
           </w:p>
         </w:tc>
@@ -8022,13 +6211,8 @@
             <w:pPr>
               <w:jc w:val="center"/>
             </w:pPr>
-            <w:proofErr w:type="gramStart"/>
-            <w:r>
-              <w:t>0..&amp;</w:t>
-            </w:r>
-            <w:proofErr w:type="gramEnd"/>
-            <w:r>
-              <w:t>FF</w:t>
+            <w:r>
+              <w:t>0..&amp;FF</w:t>
             </w:r>
           </w:p>
         </w:tc>
@@ -8097,21 +6281,12 @@
                 <w:iCs/>
               </w:rPr>
             </w:pPr>
-            <w:proofErr w:type="gramStart"/>
             <w:r>
               <w:rPr>
                 <w:i/>
                 <w:iCs/>
               </w:rPr>
-              <w:t>0..&amp;</w:t>
-            </w:r>
-            <w:proofErr w:type="gramEnd"/>
-            <w:r>
-              <w:rPr>
-                <w:i/>
-                <w:iCs/>
-              </w:rPr>
-              <w:t>7F</w:t>
+              <w:t>0..&amp;7F</w:t>
             </w:r>
           </w:p>
         </w:tc>
@@ -8535,23 +6710,7 @@
           <w:b/>
           <w:bCs/>
         </w:rPr>
-        <w:t>&lt;</w:t>
-      </w:r>
-      <w:proofErr w:type="spellStart"/>
-      <w:r>
-        <w:rPr>
-          <w:b/>
-          <w:bCs/>
-        </w:rPr>
-        <w:t>cycle_count</w:t>
-      </w:r>
-      <w:proofErr w:type="spellEnd"/>
-      <w:r>
-        <w:rPr>
-          <w:b/>
-          <w:bCs/>
-        </w:rPr>
-        <w:t>&gt;</w:t>
+        <w:t>&lt;cycle_count&gt;</w:t>
       </w:r>
       <w:r>
         <w:t xml:space="preserve"> (</w:t>
@@ -8561,23 +6720,7 @@
           <w:b/>
           <w:bCs/>
         </w:rPr>
-        <w:t xml:space="preserve">bits </w:t>
-      </w:r>
-      <w:proofErr w:type="gramStart"/>
-      <w:r>
-        <w:rPr>
-          <w:b/>
-          <w:bCs/>
-        </w:rPr>
-        <w:t>0..</w:t>
-      </w:r>
-      <w:proofErr w:type="gramEnd"/>
-      <w:r>
-        <w:rPr>
-          <w:b/>
-          <w:bCs/>
-        </w:rPr>
-        <w:t>2</w:t>
+        <w:t>bits 0..2</w:t>
       </w:r>
       <w:r>
         <w:t xml:space="preserve"> of next byte) Contains the number</w:t>
@@ -8610,13 +6753,8 @@
         <w:t xml:space="preserve">is </w:t>
       </w:r>
       <w:r>
-        <w:t xml:space="preserve">in the range: </w:t>
-      </w:r>
-      <w:proofErr w:type="gramStart"/>
-      <w:r>
-        <w:t>2..</w:t>
-      </w:r>
-      <w:proofErr w:type="gramEnd"/>
+        <w:t>in the range: 2..</w:t>
+      </w:r>
       <w:r>
         <w:t>9</w:t>
       </w:r>
@@ -8643,38 +6781,14 @@
           <w:bCs/>
         </w:rPr>
         <w:lastRenderedPageBreak/>
-        <w:t>&lt;</w:t>
-      </w:r>
-      <w:proofErr w:type="spellStart"/>
-      <w:r>
-        <w:rPr>
-          <w:b/>
-          <w:bCs/>
-        </w:rPr>
-        <w:t>modified_registers</w:t>
-      </w:r>
-      <w:proofErr w:type="spellEnd"/>
-      <w:r>
-        <w:rPr>
-          <w:b/>
-          <w:bCs/>
-        </w:rPr>
-        <w:t>&gt;</w:t>
+        <w:t>&lt;modified_registers&gt;</w:t>
       </w:r>
       <w:r>
         <w:t xml:space="preserve"> = </w:t>
       </w:r>
       <w:r>
         <w:br/>
-        <w:t>&lt;</w:t>
-      </w:r>
-      <w:proofErr w:type="spellStart"/>
-      <w:r>
-        <w:t>modified_register_flags</w:t>
-      </w:r>
-      <w:proofErr w:type="spellEnd"/>
-      <w:r>
-        <w:t>&gt; + &lt;accumulator&gt;</w:t>
+        <w:t>&lt;modified_register_flags&gt; + &lt;accumulator&gt;</w:t>
       </w:r>
       <w:r>
         <w:rPr>
@@ -8685,15 +6799,7 @@
         <w:t>opt</w:t>
       </w:r>
       <w:r>
-        <w:t xml:space="preserve"> + &lt;</w:t>
-      </w:r>
-      <w:proofErr w:type="spellStart"/>
-      <w:r>
-        <w:t>x_register</w:t>
-      </w:r>
-      <w:proofErr w:type="spellEnd"/>
-      <w:r>
-        <w:t>&gt;</w:t>
+        <w:t xml:space="preserve"> + &lt;x_register&gt;</w:t>
       </w:r>
       <w:r>
         <w:rPr>
@@ -8704,15 +6810,7 @@
         <w:t>opt</w:t>
       </w:r>
       <w:r>
-        <w:t xml:space="preserve"> + &lt;</w:t>
-      </w:r>
-      <w:proofErr w:type="spellStart"/>
-      <w:r>
-        <w:t>y_register</w:t>
-      </w:r>
-      <w:proofErr w:type="spellEnd"/>
-      <w:r>
-        <w:t>&gt;</w:t>
+        <w:t xml:space="preserve"> + &lt;y_register&gt;</w:t>
       </w:r>
       <w:r>
         <w:rPr>
@@ -8731,15 +6829,7 @@
         <w:t xml:space="preserve"> </w:t>
       </w:r>
       <w:r>
-        <w:t>+ &lt;</w:t>
-      </w:r>
-      <w:proofErr w:type="spellStart"/>
-      <w:r>
-        <w:t>status_register</w:t>
-      </w:r>
-      <w:proofErr w:type="spellEnd"/>
-      <w:r>
-        <w:t>&gt;</w:t>
+        <w:t>+ &lt;status_register&gt;</w:t>
       </w:r>
       <w:r>
         <w:rPr>
@@ -8750,15 +6840,7 @@
         <w:t>opt</w:t>
       </w:r>
       <w:r>
-        <w:t xml:space="preserve"> + &lt;</w:t>
-      </w:r>
-      <w:proofErr w:type="spellStart"/>
-      <w:r>
-        <w:t>state_pointer</w:t>
-      </w:r>
-      <w:proofErr w:type="spellEnd"/>
-      <w:r>
-        <w:t>&gt;</w:t>
+        <w:t xml:space="preserve"> + &lt;state_pointer&gt;</w:t>
       </w:r>
       <w:r>
         <w:rPr>
@@ -8781,23 +6863,7 @@
           <w:b/>
           <w:bCs/>
         </w:rPr>
-        <w:t>&lt;</w:t>
-      </w:r>
-      <w:proofErr w:type="spellStart"/>
-      <w:r>
-        <w:rPr>
-          <w:b/>
-          <w:bCs/>
-        </w:rPr>
-        <w:t>modified_register_flags</w:t>
-      </w:r>
-      <w:proofErr w:type="spellEnd"/>
-      <w:r>
-        <w:rPr>
-          <w:b/>
-          <w:bCs/>
-        </w:rPr>
-        <w:t>&gt;</w:t>
+        <w:t>&lt;modified_register_flags&gt;</w:t>
       </w:r>
       <w:r>
         <w:t xml:space="preserve"> (</w:t>
@@ -8807,23 +6873,7 @@
           <w:b/>
           <w:bCs/>
         </w:rPr>
-        <w:t xml:space="preserve">bits </w:t>
-      </w:r>
-      <w:proofErr w:type="gramStart"/>
-      <w:r>
-        <w:rPr>
-          <w:b/>
-          <w:bCs/>
-        </w:rPr>
-        <w:t>3..</w:t>
-      </w:r>
-      <w:proofErr w:type="gramEnd"/>
-      <w:r>
-        <w:rPr>
-          <w:b/>
-          <w:bCs/>
-        </w:rPr>
-        <w:t>7</w:t>
+        <w:t>bits 3..7</w:t>
       </w:r>
       <w:r>
         <w:t xml:space="preserve"> of next byte).  Bit flags indicating which register value(s) the instruction modified.  The table below lists which bits are set for each corresponding modified register.  The bits are only set if the executed instruction changed the contents/value of the corresponding register.</w:t>
@@ -9055,15 +7105,7 @@
         <w:t>&lt;accumulator&gt;</w:t>
       </w:r>
       <w:r>
-        <w:t xml:space="preserve"> (0 or 1 byte) Contains the value of the accumulator.  The value is written if the corresponding bit is set in &lt;</w:t>
-      </w:r>
-      <w:proofErr w:type="spellStart"/>
-      <w:r>
-        <w:t>modified_register_flags</w:t>
-      </w:r>
-      <w:proofErr w:type="spellEnd"/>
-      <w:r>
-        <w:t>&gt;.</w:t>
+        <w:t xml:space="preserve"> (0 or 1 byte) Contains the value of the accumulator.  The value is written if the corresponding bit is set in &lt;modified_register_flags&gt;.</w:t>
       </w:r>
     </w:p>
     <w:p>
@@ -9075,34 +7117,10 @@
           <w:b/>
           <w:bCs/>
         </w:rPr>
-        <w:t>&lt;</w:t>
-      </w:r>
-      <w:proofErr w:type="spellStart"/>
-      <w:r>
-        <w:rPr>
-          <w:b/>
-          <w:bCs/>
-        </w:rPr>
-        <w:t>x_register</w:t>
-      </w:r>
-      <w:proofErr w:type="spellEnd"/>
-      <w:r>
-        <w:rPr>
-          <w:b/>
-          <w:bCs/>
-        </w:rPr>
-        <w:t>&gt;</w:t>
-      </w:r>
-      <w:r>
-        <w:t xml:space="preserve"> (0 or 1 byte) Contains the new value of the X register.  The value is written if the corresponding bit is set in &lt;</w:t>
-      </w:r>
-      <w:proofErr w:type="spellStart"/>
-      <w:r>
-        <w:t>modified_register_flags</w:t>
-      </w:r>
-      <w:proofErr w:type="spellEnd"/>
-      <w:r>
-        <w:t>&gt;.</w:t>
+        <w:t>&lt;x_register&gt;</w:t>
+      </w:r>
+      <w:r>
+        <w:t xml:space="preserve"> (0 or 1 byte) Contains the new value of the X register.  The value is written if the corresponding bit is set in &lt;modified_register_flags&gt;.</w:t>
       </w:r>
     </w:p>
     <w:p>
@@ -9114,34 +7132,10 @@
           <w:b/>
           <w:bCs/>
         </w:rPr>
-        <w:t>&lt;</w:t>
-      </w:r>
-      <w:proofErr w:type="spellStart"/>
-      <w:r>
-        <w:rPr>
-          <w:b/>
-          <w:bCs/>
-        </w:rPr>
-        <w:t>y_register</w:t>
-      </w:r>
-      <w:proofErr w:type="spellEnd"/>
-      <w:r>
-        <w:rPr>
-          <w:b/>
-          <w:bCs/>
-        </w:rPr>
-        <w:t>&gt;</w:t>
-      </w:r>
-      <w:r>
-        <w:t xml:space="preserve"> (0 or 1 byte) Contains the new value of the Y register.  The value is written if the corresponding bit is set in &lt;</w:t>
-      </w:r>
-      <w:proofErr w:type="spellStart"/>
-      <w:r>
-        <w:t>modified_register_flags</w:t>
-      </w:r>
-      <w:proofErr w:type="spellEnd"/>
-      <w:r>
-        <w:t>&gt;.</w:t>
+        <w:t>&lt;y_register&gt;</w:t>
+      </w:r>
+      <w:r>
+        <w:t xml:space="preserve"> (0 or 1 byte) Contains the new value of the Y register.  The value is written if the corresponding bit is set in &lt;modified_register_flags&gt;.</w:t>
       </w:r>
     </w:p>
     <w:p>
@@ -9153,34 +7147,10 @@
           <w:b/>
           <w:bCs/>
         </w:rPr>
-        <w:t>&lt;</w:t>
-      </w:r>
-      <w:proofErr w:type="spellStart"/>
-      <w:r>
-        <w:rPr>
-          <w:b/>
-          <w:bCs/>
-        </w:rPr>
-        <w:t>status_register</w:t>
-      </w:r>
-      <w:proofErr w:type="spellEnd"/>
-      <w:r>
-        <w:rPr>
-          <w:b/>
-          <w:bCs/>
-        </w:rPr>
-        <w:t>&gt;</w:t>
-      </w:r>
-      <w:r>
-        <w:t xml:space="preserve"> (0 or 1 byte) Contains the new value of the status register.  The value is written if the corresponding bit is set in &lt;</w:t>
-      </w:r>
-      <w:proofErr w:type="spellStart"/>
-      <w:r>
-        <w:t>modified_register_flags</w:t>
-      </w:r>
-      <w:proofErr w:type="spellEnd"/>
-      <w:r>
-        <w:t>&gt;.</w:t>
+        <w:t>&lt;status_register&gt;</w:t>
+      </w:r>
+      <w:r>
+        <w:t xml:space="preserve"> (0 or 1 byte) Contains the new value of the status register.  The value is written if the corresponding bit is set in &lt;modified_register_flags&gt;.</w:t>
       </w:r>
     </w:p>
     <w:p>
@@ -9192,34 +7162,10 @@
           <w:b/>
           <w:bCs/>
         </w:rPr>
-        <w:t>&lt;</w:t>
-      </w:r>
-      <w:proofErr w:type="spellStart"/>
-      <w:r>
-        <w:rPr>
-          <w:b/>
-          <w:bCs/>
-        </w:rPr>
-        <w:t>state_pointer</w:t>
-      </w:r>
-      <w:proofErr w:type="spellEnd"/>
-      <w:r>
-        <w:rPr>
-          <w:b/>
-          <w:bCs/>
-        </w:rPr>
-        <w:t>&gt;</w:t>
-      </w:r>
-      <w:r>
-        <w:t xml:space="preserve"> (0 or 1 byte) Contains the new value of the stack pointer.   The value is written if the corresponding bit is set in &lt;</w:t>
-      </w:r>
-      <w:proofErr w:type="spellStart"/>
-      <w:r>
-        <w:t>modified_register_flags</w:t>
-      </w:r>
-      <w:proofErr w:type="spellEnd"/>
-      <w:r>
-        <w:t>&gt;.</w:t>
+        <w:t>&lt;state_pointer&gt;</w:t>
+      </w:r>
+      <w:r>
+        <w:t xml:space="preserve"> (0 or 1 byte) Contains the new value of the stack pointer.   The value is written if the corresponding bit is set in &lt;modified_register_flags&gt;.</w:t>
       </w:r>
     </w:p>
     <w:p>
@@ -9231,23 +7177,7 @@
           <w:b/>
           <w:bCs/>
         </w:rPr>
-        <w:t>&lt;</w:t>
-      </w:r>
-      <w:proofErr w:type="spellStart"/>
-      <w:r>
-        <w:rPr>
-          <w:b/>
-          <w:bCs/>
-        </w:rPr>
-        <w:t>destination_address</w:t>
-      </w:r>
-      <w:proofErr w:type="spellEnd"/>
-      <w:r>
-        <w:rPr>
-          <w:b/>
-          <w:bCs/>
-        </w:rPr>
-        <w:t>&gt;</w:t>
+        <w:t>&lt;destination_address&gt;</w:t>
       </w:r>
       <w:r>
         <w:t xml:space="preserve"> (2 bytes) Populated for the </w:t>
@@ -9361,23 +7291,7 @@
           <w:b/>
           <w:bCs/>
         </w:rPr>
-        <w:t>&lt;</w:t>
-      </w:r>
-      <w:proofErr w:type="spellStart"/>
-      <w:r>
-        <w:rPr>
-          <w:b/>
-          <w:bCs/>
-        </w:rPr>
-        <w:t>memory_address</w:t>
-      </w:r>
-      <w:proofErr w:type="spellEnd"/>
-      <w:r>
-        <w:rPr>
-          <w:b/>
-          <w:bCs/>
-        </w:rPr>
-        <w:t>&gt;</w:t>
+        <w:t>&lt;memory_address&gt;</w:t>
       </w:r>
       <w:r>
         <w:t xml:space="preserve"> (2 bytes) Populated for all opcodes (except </w:t>
@@ -9557,23 +7471,7 @@
           <w:b/>
           <w:bCs/>
         </w:rPr>
-        <w:t>&lt;</w:t>
-      </w:r>
-      <w:proofErr w:type="spellStart"/>
-      <w:r>
-        <w:rPr>
-          <w:b/>
-          <w:bCs/>
-        </w:rPr>
-        <w:t>memory_read_value</w:t>
-      </w:r>
-      <w:proofErr w:type="spellEnd"/>
-      <w:r>
-        <w:rPr>
-          <w:b/>
-          <w:bCs/>
-        </w:rPr>
-        <w:t>&gt;</w:t>
+        <w:t>&lt;memory_read_value&gt;</w:t>
       </w:r>
       <w:r>
         <w:t xml:space="preserve"> (1 byte) Populated for opcodes (except </w:t>
@@ -9666,23 +7564,7 @@
           <w:b/>
           <w:bCs/>
         </w:rPr>
-        <w:t>&lt;</w:t>
-      </w:r>
-      <w:proofErr w:type="spellStart"/>
-      <w:r>
-        <w:rPr>
-          <w:b/>
-          <w:bCs/>
-        </w:rPr>
-        <w:t>memory_write_value</w:t>
-      </w:r>
-      <w:proofErr w:type="spellEnd"/>
-      <w:r>
-        <w:rPr>
-          <w:b/>
-          <w:bCs/>
-        </w:rPr>
-        <w:t>&gt;</w:t>
+        <w:t>&lt;memory_write_value&gt;</w:t>
       </w:r>
       <w:r>
         <w:t xml:space="preserve"> (1 byte) Populated for opcodes (except </w:t>

--- a/docs/FileFormat.docx
+++ b/docs/FileFormat.docx
@@ -37,7 +37,28 @@
         <w:t>.perf</w:t>
       </w:r>
       <w:r>
-        <w:t xml:space="preserve"> file format (version 1.0).</w:t>
+        <w:t xml:space="preserve"> file format version </w:t>
+      </w:r>
+      <w:r>
+        <w:t>2</w:t>
+      </w:r>
+      <w:r>
+        <w:t>.0.</w:t>
+      </w:r>
+      <w:r>
+        <w:t xml:space="preserve">  </w:t>
+      </w:r>
+      <w:r>
+        <w:t xml:space="preserve">The version </w:t>
+      </w:r>
+      <w:r>
+        <w:t>supersedes version 1.</w:t>
+      </w:r>
+      <w:r>
+        <w:t>0 and contains breaking changes.</w:t>
+      </w:r>
+      <w:r>
+        <w:t xml:space="preserve"> </w:t>
       </w:r>
     </w:p>
     <w:p>
@@ -483,6 +504,225 @@
         <w:pStyle w:val="Heading2"/>
       </w:pPr>
       <w:r>
+        <w:t xml:space="preserve">Changes </w:t>
+      </w:r>
+      <w:r>
+        <w:t xml:space="preserve">from </w:t>
+      </w:r>
+      <w:r>
+        <w:t xml:space="preserve">Version </w:t>
+      </w:r>
+      <w:r>
+        <w:t>1</w:t>
+      </w:r>
+      <w:r>
+        <w:t>.0</w:t>
+      </w:r>
+    </w:p>
+    <w:tbl>
+      <w:tblPr>
+        <w:tblStyle w:val="TableGrid"/>
+        <w:tblW w:w="9355" w:type="dxa"/>
+        <w:tblLook w:val="04A0" w:firstRow="1" w:lastRow="0" w:firstColumn="1" w:lastColumn="0" w:noHBand="0" w:noVBand="1"/>
+      </w:tblPr>
+      <w:tblGrid>
+        <w:gridCol w:w="1795"/>
+        <w:gridCol w:w="3510"/>
+        <w:gridCol w:w="4050"/>
+      </w:tblGrid>
+      <w:tr>
+        <w:tc>
+          <w:tcPr>
+            <w:tcW w:w="1795" w:type="dxa"/>
+          </w:tcPr>
+          <w:p>
+            <w:pPr>
+              <w:rPr>
+                <w:b/>
+                <w:bCs/>
+              </w:rPr>
+            </w:pPr>
+            <w:r>
+              <w:rPr>
+                <w:b/>
+                <w:bCs/>
+              </w:rPr>
+              <w:t>Area</w:t>
+            </w:r>
+          </w:p>
+        </w:tc>
+        <w:tc>
+          <w:tcPr>
+            <w:tcW w:w="3510" w:type="dxa"/>
+          </w:tcPr>
+          <w:p>
+            <w:pPr>
+              <w:rPr>
+                <w:b/>
+                <w:bCs/>
+              </w:rPr>
+            </w:pPr>
+            <w:r>
+              <w:rPr>
+                <w:b/>
+                <w:bCs/>
+              </w:rPr>
+              <w:t>v1.0</w:t>
+            </w:r>
+          </w:p>
+        </w:tc>
+        <w:tc>
+          <w:tcPr>
+            <w:tcW w:w="4050" w:type="dxa"/>
+          </w:tcPr>
+          <w:p>
+            <w:pPr>
+              <w:rPr>
+                <w:b/>
+                <w:bCs/>
+              </w:rPr>
+            </w:pPr>
+            <w:r>
+              <w:rPr>
+                <w:b/>
+                <w:bCs/>
+              </w:rPr>
+              <w:t>v</w:t>
+            </w:r>
+            <w:r>
+              <w:rPr>
+                <w:b/>
+                <w:bCs/>
+              </w:rPr>
+              <w:t>2.0</w:t>
+            </w:r>
+          </w:p>
+        </w:tc>
+      </w:tr>
+      <w:tr>
+        <w:tc>
+          <w:tcPr>
+            <w:tcW w:w="1795" w:type="dxa"/>
+          </w:tcPr>
+          <w:p>
+            <w:r>
+              <w:lastRenderedPageBreak/>
+              <w:t>Instruction cycle counts</w:t>
+            </w:r>
+          </w:p>
+        </w:tc>
+        <w:tc>
+          <w:tcPr>
+            <w:tcW w:w="3510" w:type="dxa"/>
+          </w:tcPr>
+          <w:p>
+            <w:r>
+              <w:t xml:space="preserve">&lt;cycle_count&gt; populated with </w:t>
+            </w:r>
+            <w:r>
+              <w:t>values 2 to 9</w:t>
+            </w:r>
+            <w:r>
+              <w:t xml:space="preserve"> (encoded in 3-bits)</w:t>
+            </w:r>
+          </w:p>
+        </w:tc>
+        <w:tc>
+          <w:tcPr>
+            <w:tcW w:w="4050" w:type="dxa"/>
+          </w:tcPr>
+          <w:p>
+            <w:r>
+              <w:t xml:space="preserve">&lt;cycle_count&gt; populated with values </w:t>
+            </w:r>
+            <w:r>
+              <w:t>1 to 255</w:t>
+            </w:r>
+            <w:r>
+              <w:t xml:space="preserve"> (encoded in 3-bits + optional byte)</w:t>
+            </w:r>
+            <w:r>
+              <w:t>.</w:t>
+            </w:r>
+          </w:p>
+        </w:tc>
+      </w:tr>
+      <w:tr>
+        <w:tc>
+          <w:tcPr>
+            <w:tcW w:w="1795" w:type="dxa"/>
+          </w:tcPr>
+          <w:p>
+            <w:r>
+              <w:t>STZ instruction</w:t>
+            </w:r>
+          </w:p>
+        </w:tc>
+        <w:tc>
+          <w:tcPr>
+            <w:tcW w:w="3510" w:type="dxa"/>
+          </w:tcPr>
+          <w:p>
+            <w:r>
+              <w:t xml:space="preserve">&lt;memory_write_value&gt; </w:t>
+            </w:r>
+            <w:r>
+              <w:t xml:space="preserve">populated with </w:t>
+            </w:r>
+            <w:r>
+              <w:t>value</w:t>
+            </w:r>
+            <w:r>
+              <w:t xml:space="preserve"> zero</w:t>
+            </w:r>
+          </w:p>
+        </w:tc>
+        <w:tc>
+          <w:tcPr>
+            <w:tcW w:w="4050" w:type="dxa"/>
+          </w:tcPr>
+          <w:p>
+            <w:r>
+              <w:t>&lt;memory_write_value&gt;</w:t>
+            </w:r>
+            <w:r>
+              <w:t xml:space="preserve"> </w:t>
+            </w:r>
+            <w:r>
+              <w:t>not populated</w:t>
+            </w:r>
+            <w:r>
+              <w:t>.</w:t>
+            </w:r>
+          </w:p>
+        </w:tc>
+      </w:tr>
+      <w:tr>
+        <w:tc>
+          <w:tcPr>
+            <w:tcW w:w="1795" w:type="dxa"/>
+          </w:tcPr>
+          <w:p/>
+        </w:tc>
+        <w:tc>
+          <w:tcPr>
+            <w:tcW w:w="3510" w:type="dxa"/>
+          </w:tcPr>
+          <w:p/>
+        </w:tc>
+        <w:tc>
+          <w:tcPr>
+            <w:tcW w:w="4050" w:type="dxa"/>
+          </w:tcPr>
+          <w:p/>
+        </w:tc>
+      </w:tr>
+    </w:tbl>
+    <w:p>
+      <w:pPr>
+        <w:pStyle w:val="Heading2"/>
+      </w:pPr>
+      <w:r>
         <w:t xml:space="preserve">Common </w:t>
       </w:r>
       <w:r>
@@ -559,7 +799,6 @@
           <w:b/>
           <w:bCs/>
         </w:rPr>
-        <w:lastRenderedPageBreak/>
         <w:t>&lt;</w:t>
       </w:r>
       <w:r>
@@ -1143,7 +1382,19 @@
         <w:t>&lt;major_version&gt;</w:t>
       </w:r>
       <w:r>
-        <w:t xml:space="preserve"> (1 byte) Major version number.  Value is 1.</w:t>
+        <w:t xml:space="preserve"> (1 byte) Major version number.</w:t>
+      </w:r>
+      <w:r>
+        <w:t xml:space="preserve"> Value is 2.</w:t>
+      </w:r>
+      <w:r>
+        <w:t xml:space="preserve">  </w:t>
+      </w:r>
+      <w:r>
+        <w:rPr>
+          <w:color w:val="7030A0"/>
+        </w:rPr>
+        <w:t>This value changed from version 1.0 where the value was 1.</w:t>
       </w:r>
     </w:p>
     <w:p>
@@ -1155,6 +1406,7 @@
           <w:b/>
           <w:bCs/>
         </w:rPr>
+        <w:lastRenderedPageBreak/>
         <w:t>&lt;minor_version&gt;</w:t>
       </w:r>
       <w:r>
@@ -1603,7 +1855,6 @@
           <w:b/>
           <w:bCs/>
         </w:rPr>
-        <w:lastRenderedPageBreak/>
         <w:t>&lt;total_execution_count&gt;</w:t>
       </w:r>
       <w:r>
@@ -2076,6 +2327,7 @@
           <w:b/>
           <w:bCs/>
         </w:rPr>
+        <w:lastRenderedPageBreak/>
         <w:t>&lt;accumulator&gt;</w:t>
       </w:r>
       <w:r>
@@ -2151,7 +2403,6 @@
           <w:b/>
           <w:bCs/>
         </w:rPr>
-        <w:lastRenderedPageBreak/>
         <w:t>&lt;paging_registers&gt;</w:t>
       </w:r>
       <w:r>
@@ -2592,6 +2843,7 @@
         <w:ind w:left="360"/>
       </w:pPr>
       <w:r>
+        <w:lastRenderedPageBreak/>
         <w:t>Note that bit-1 and bit-0 match bit-5 and bit-4 of the System VIA Port B addressable latch.</w:t>
       </w:r>
     </w:p>
@@ -2677,7 +2929,6 @@
         <w:ind w:left="720"/>
       </w:pPr>
       <w:r>
-        <w:lastRenderedPageBreak/>
         <w:t>The contained start and return addresses are expressed in page / absolute address pairs.  Page locations will typically be in whole RAM or a ROM page.</w:t>
       </w:r>
     </w:p>
@@ -3169,6 +3420,7 @@
               <w:jc w:val="center"/>
             </w:pPr>
             <w:r>
+              <w:lastRenderedPageBreak/>
               <w:t>18</w:t>
             </w:r>
           </w:p>
@@ -3317,7 +3569,6 @@
           <w:rFonts w:ascii="Aptos" w:hAnsi="Aptos"/>
           <w:color w:val="000000"/>
         </w:rPr>
-        <w:lastRenderedPageBreak/>
         <w:t xml:space="preserve">The program </w:t>
       </w:r>
       <w:r>
@@ -4121,6 +4372,7 @@
           <w:b/>
           <w:bCs/>
         </w:rPr>
+        <w:lastRenderedPageBreak/>
         <w:t>&lt;page_count&gt;</w:t>
       </w:r>
       <w:r>
@@ -4223,7 +4475,6 @@
           <w:b/>
           <w:bCs/>
         </w:rPr>
-        <w:lastRenderedPageBreak/>
         <w:t>&lt;shadow_ram&gt;</w:t>
       </w:r>
       <w:r>
@@ -4807,6 +5058,7 @@
         <w:ind w:left="720"/>
       </w:pPr>
       <w:r>
+        <w:lastRenderedPageBreak/>
         <w:t xml:space="preserve">The </w:t>
       </w:r>
       <w:r>
@@ -5027,7 +5279,6 @@
           <w:b/>
           <w:bCs/>
         </w:rPr>
-        <w:lastRenderedPageBreak/>
         <w:t>&lt;cycle_count&gt;</w:t>
       </w:r>
       <w:r>
@@ -5665,6 +5916,7 @@
               <w:jc w:val="center"/>
             </w:pPr>
             <w:r>
+              <w:lastRenderedPageBreak/>
               <w:t>0</w:t>
             </w:r>
           </w:p>
@@ -5799,12 +6051,26 @@
       </w:r>
       <w:r>
         <w:br/>
-        <w:t xml:space="preserve">&lt;cycle_count&gt; + &lt;modified_registers&gt; </w:t>
+      </w:r>
+      <w:r>
+        <w:t>&lt;modified_register</w:t>
+      </w:r>
+      <w:r>
+        <w:t>_flags</w:t>
+      </w:r>
+      <w:r>
+        <w:t xml:space="preserve">&gt; + </w:t>
+      </w:r>
+      <w:r>
+        <w:t xml:space="preserve">&lt;cycle_count&gt; </w:t>
       </w:r>
       <w:r>
         <w:t xml:space="preserve">+ </w:t>
       </w:r>
       <w:r>
+        <w:t xml:space="preserve">&lt;modified_registers&gt; + </w:t>
+      </w:r>
+      <w:r>
         <w:t>&lt;destination_address&gt;</w:t>
       </w:r>
       <w:r>
@@ -5869,7 +6135,6 @@
           <w:b/>
           <w:bCs/>
         </w:rPr>
-        <w:lastRenderedPageBreak/>
         <w:t>&lt;opcode_address&gt;</w:t>
       </w:r>
       <w:r>
@@ -6651,6 +6916,7 @@
         <w:rPr>
           <w:noProof/>
         </w:rPr>
+        <w:lastRenderedPageBreak/>
         <w:t>writeByte(loByte(opcodeAddress))</w:t>
       </w:r>
     </w:p>
@@ -6710,7 +6976,7 @@
           <w:b/>
           <w:bCs/>
         </w:rPr>
-        <w:t>&lt;cycle_count&gt;</w:t>
+        <w:t>&lt;modified_register_flags&gt;</w:t>
       </w:r>
       <w:r>
         <w:t xml:space="preserve"> (</w:t>
@@ -6720,163 +6986,10 @@
           <w:b/>
           <w:bCs/>
         </w:rPr>
-        <w:t>bits 0..2</w:t>
-      </w:r>
-      <w:r>
-        <w:t xml:space="preserve"> of next byte) Contains the number</w:t>
-      </w:r>
-      <w:r>
-        <w:t xml:space="preserve"> </w:t>
-      </w:r>
-      <w:r>
-        <w:t>of cycles</w:t>
-      </w:r>
-      <w:r>
-        <w:t>, minus two,</w:t>
-      </w:r>
-      <w:r>
-        <w:t xml:space="preserve"> </w:t>
-      </w:r>
-      <w:r>
-        <w:t xml:space="preserve">that </w:t>
-      </w:r>
-      <w:r>
-        <w:t xml:space="preserve">the instruction took to execute.  The </w:t>
-      </w:r>
-      <w:r>
-        <w:t xml:space="preserve">decoded </w:t>
-      </w:r>
-      <w:r>
-        <w:t xml:space="preserve">value </w:t>
-      </w:r>
-      <w:r>
-        <w:t xml:space="preserve">is </w:t>
-      </w:r>
-      <w:r>
-        <w:t>in the range: 2..</w:t>
-      </w:r>
-      <w:r>
-        <w:t>9</w:t>
-      </w:r>
-      <w:r>
-        <w:t>.</w:t>
-      </w:r>
-      <w:r>
-        <w:t xml:space="preserve">  </w:t>
-      </w:r>
-      <w:r>
-        <w:t>S</w:t>
-      </w:r>
-      <w:r>
-        <w:t>ome undocumented 6502 instructions can have a cycle count greater than 7.</w:t>
-      </w:r>
-    </w:p>
-    <w:p>
-      <w:pPr>
-        <w:ind w:left="1080" w:hanging="360"/>
-      </w:pPr>
-      <w:r>
-        <w:rPr>
-          <w:b/>
-          <w:bCs/>
-        </w:rPr>
-        <w:lastRenderedPageBreak/>
-        <w:t>&lt;modified_registers&gt;</w:t>
-      </w:r>
-      <w:r>
-        <w:t xml:space="preserve"> = </w:t>
-      </w:r>
-      <w:r>
-        <w:br/>
-        <w:t>&lt;modified_register_flags&gt; + &lt;accumulator&gt;</w:t>
-      </w:r>
-      <w:r>
-        <w:rPr>
-          <w:b/>
-          <w:bCs/>
-          <w:vertAlign w:val="superscript"/>
-        </w:rPr>
-        <w:t>opt</w:t>
-      </w:r>
-      <w:r>
-        <w:t xml:space="preserve"> + &lt;x_register&gt;</w:t>
-      </w:r>
-      <w:r>
-        <w:rPr>
-          <w:b/>
-          <w:bCs/>
-          <w:vertAlign w:val="superscript"/>
-        </w:rPr>
-        <w:t>opt</w:t>
-      </w:r>
-      <w:r>
-        <w:t xml:space="preserve"> + &lt;y_register&gt;</w:t>
-      </w:r>
-      <w:r>
-        <w:rPr>
-          <w:b/>
-          <w:bCs/>
-          <w:vertAlign w:val="superscript"/>
-        </w:rPr>
-        <w:t>opt</w:t>
-      </w:r>
-      <w:r>
-        <w:rPr>
-          <w:b/>
-          <w:bCs/>
-          <w:vertAlign w:val="superscript"/>
-        </w:rPr>
-        <w:t xml:space="preserve"> </w:t>
-      </w:r>
-      <w:r>
-        <w:t>+ &lt;status_register&gt;</w:t>
-      </w:r>
-      <w:r>
-        <w:rPr>
-          <w:b/>
-          <w:bCs/>
-          <w:vertAlign w:val="superscript"/>
-        </w:rPr>
-        <w:t>opt</w:t>
-      </w:r>
-      <w:r>
-        <w:t xml:space="preserve"> + &lt;state_pointer&gt;</w:t>
-      </w:r>
-      <w:r>
-        <w:rPr>
-          <w:b/>
-          <w:bCs/>
-          <w:vertAlign w:val="superscript"/>
-        </w:rPr>
-        <w:t>opt</w:t>
-      </w:r>
-    </w:p>
-    <w:p>
-      <w:pPr>
-        <w:ind w:left="1080" w:hanging="720"/>
-      </w:pPr>
-      <w:r>
-        <w:tab/>
-      </w:r>
-      <w:r>
-        <w:rPr>
-          <w:b/>
-          <w:bCs/>
-        </w:rPr>
-        <w:t>&lt;modified_register_flags&gt;</w:t>
-      </w:r>
-      <w:r>
-        <w:t xml:space="preserve"> (</w:t>
-      </w:r>
-      <w:r>
-        <w:rPr>
-          <w:b/>
-          <w:bCs/>
-        </w:rPr>
         <w:t>bits 3..7</w:t>
       </w:r>
       <w:r>
-        <w:t xml:space="preserve"> of next byte).  Bit flags indicating which register value(s) the instruction modified.  The table below lists which bits are set for each corresponding modified register.  The bits are only set if the executed instruction changed the contents/value of the corresponding register.</w:t>
+        <w:t xml:space="preserve"> of next byte).  Bit flags indicating which register value(s) the instruction modified.  The table below lists which bits are set for each corresponding modified register.  The bits are only set if the executed instruction changed the value of the corresponding register.</w:t>
       </w:r>
     </w:p>
     <w:tbl>
@@ -6897,7 +7010,7 @@
           </w:tcPr>
           <w:p>
             <w:pPr>
-              <w:ind w:left="-105"/>
+              <w:ind w:left="720"/>
               <w:jc w:val="center"/>
               <w:rPr>
                 <w:b/>
@@ -6919,7 +7032,7 @@
           </w:tcPr>
           <w:p>
             <w:pPr>
-              <w:ind w:left="102"/>
+              <w:ind w:left="720"/>
               <w:rPr>
                 <w:b/>
                 <w:bCs/>
@@ -6942,7 +7055,7 @@
           </w:tcPr>
           <w:p>
             <w:pPr>
-              <w:ind w:left="-105"/>
+              <w:ind w:left="720"/>
               <w:jc w:val="center"/>
             </w:pPr>
             <w:r>
@@ -6956,7 +7069,7 @@
           </w:tcPr>
           <w:p>
             <w:pPr>
-              <w:ind w:left="102"/>
+              <w:ind w:left="720"/>
             </w:pPr>
             <w:r>
               <w:t>Accumulator</w:t>
@@ -6971,7 +7084,7 @@
           </w:tcPr>
           <w:p>
             <w:pPr>
-              <w:ind w:left="-105"/>
+              <w:ind w:left="720"/>
               <w:jc w:val="center"/>
             </w:pPr>
             <w:r>
@@ -6985,7 +7098,7 @@
           </w:tcPr>
           <w:p>
             <w:pPr>
-              <w:ind w:left="102"/>
+              <w:ind w:left="720"/>
             </w:pPr>
             <w:r>
               <w:t>X Register</w:t>
@@ -7000,7 +7113,7 @@
           </w:tcPr>
           <w:p>
             <w:pPr>
-              <w:ind w:left="-105"/>
+              <w:ind w:left="720"/>
               <w:jc w:val="center"/>
             </w:pPr>
             <w:r>
@@ -7014,7 +7127,7 @@
           </w:tcPr>
           <w:p>
             <w:pPr>
-              <w:ind w:left="102"/>
+              <w:ind w:left="720"/>
             </w:pPr>
             <w:r>
               <w:t>Y Register</w:t>
@@ -7029,7 +7142,7 @@
           </w:tcPr>
           <w:p>
             <w:pPr>
-              <w:ind w:left="-105"/>
+              <w:ind w:left="720"/>
               <w:jc w:val="center"/>
             </w:pPr>
             <w:r>
@@ -7043,7 +7156,7 @@
           </w:tcPr>
           <w:p>
             <w:pPr>
-              <w:ind w:left="102"/>
+              <w:ind w:left="720"/>
             </w:pPr>
             <w:r>
               <w:t>Status Register</w:t>
@@ -7058,7 +7171,7 @@
           </w:tcPr>
           <w:p>
             <w:pPr>
-              <w:ind w:left="-105"/>
+              <w:ind w:left="720"/>
               <w:jc w:val="center"/>
             </w:pPr>
             <w:r>
@@ -7072,7 +7185,7 @@
           </w:tcPr>
           <w:p>
             <w:pPr>
-              <w:ind w:left="102"/>
+              <w:ind w:left="720"/>
             </w:pPr>
             <w:r>
               <w:t>Stack Pointer</w:t>
@@ -7083,7 +7196,7 @@
     </w:tbl>
     <w:p>
       <w:pPr>
-        <w:ind w:left="1080" w:hanging="720"/>
+        <w:ind w:left="720" w:hanging="720"/>
       </w:pPr>
       <w:r>
         <w:tab/>
@@ -7095,6 +7208,582 @@
     </w:p>
     <w:p>
       <w:pPr>
+        <w:ind w:left="720"/>
+        <w:rPr>
+          <w:color w:val="7030A0"/>
+        </w:rPr>
+      </w:pPr>
+      <w:r>
+        <w:rPr>
+          <w:b/>
+          <w:bCs/>
+        </w:rPr>
+        <w:t>&lt;cycle_count&gt;</w:t>
+      </w:r>
+      <w:r>
+        <w:t xml:space="preserve"> </w:t>
+      </w:r>
+      <w:r>
+        <w:t>(</w:t>
+      </w:r>
+      <w:r>
+        <w:rPr>
+          <w:b/>
+          <w:bCs/>
+        </w:rPr>
+        <w:t>bits 0..2</w:t>
+      </w:r>
+      <w:r>
+        <w:t xml:space="preserve"> of previous byte + optional byte)</w:t>
+      </w:r>
+      <w:r>
+        <w:t xml:space="preserve">. Populated with </w:t>
+      </w:r>
+      <w:r>
+        <w:t xml:space="preserve">cycle count </w:t>
+      </w:r>
+      <w:r>
+        <w:t>values in the range 1</w:t>
+      </w:r>
+      <w:r>
+        <w:t xml:space="preserve"> to</w:t>
+      </w:r>
+      <w:r>
+        <w:t xml:space="preserve"> </w:t>
+      </w:r>
+      <w:r>
+        <w:t>255</w:t>
+      </w:r>
+      <w:r>
+        <w:t>.</w:t>
+      </w:r>
+    </w:p>
+    <w:p>
+      <w:pPr>
+        <w:ind w:left="720"/>
+      </w:pPr>
+      <w:r>
+        <w:t>Common value</w:t>
+      </w:r>
+      <w:r>
+        <w:t>s</w:t>
+      </w:r>
+      <w:r>
+        <w:t>: 2..7</w:t>
+      </w:r>
+      <w:r>
+        <w:t xml:space="preserve"> (</w:t>
+      </w:r>
+      <w:r>
+        <w:t>and 1</w:t>
+      </w:r>
+      <w:r>
+        <w:t>)</w:t>
+      </w:r>
+      <w:r>
+        <w:t>, are encoded in bits 0..2 of the previous byte.  Values 8</w:t>
+      </w:r>
+      <w:r>
+        <w:t xml:space="preserve"> to </w:t>
+      </w:r>
+      <w:r>
+        <w:t>255</w:t>
+      </w:r>
+      <w:r>
+        <w:t xml:space="preserve"> are encoded with bits 0..2 </w:t>
+      </w:r>
+      <w:r>
+        <w:t xml:space="preserve">set to zero, </w:t>
+      </w:r>
+      <w:r>
+        <w:t>and the value populated in the next byte.</w:t>
+      </w:r>
+    </w:p>
+    <w:tbl>
+      <w:tblPr>
+        <w:tblStyle w:val="TableGrid"/>
+        <w:tblW w:w="8275" w:type="dxa"/>
+        <w:tblInd w:w="1080" w:type="dxa"/>
+        <w:tblLook w:val="04A0" w:firstRow="1" w:lastRow="0" w:firstColumn="1" w:lastColumn="0" w:noHBand="0" w:noVBand="1"/>
+      </w:tblPr>
+      <w:tblGrid>
+        <w:gridCol w:w="2245"/>
+        <w:gridCol w:w="2880"/>
+        <w:gridCol w:w="3150"/>
+      </w:tblGrid>
+      <w:tr>
+        <w:tc>
+          <w:tcPr>
+            <w:tcW w:w="2245" w:type="dxa"/>
+          </w:tcPr>
+          <w:p>
+            <w:pPr>
+              <w:jc w:val="center"/>
+              <w:rPr>
+                <w:b/>
+                <w:bCs/>
+              </w:rPr>
+            </w:pPr>
+            <w:r>
+              <w:rPr>
+                <w:b/>
+                <w:bCs/>
+              </w:rPr>
+              <w:t>Cycle count value</w:t>
+            </w:r>
+          </w:p>
+        </w:tc>
+        <w:tc>
+          <w:tcPr>
+            <w:tcW w:w="2880" w:type="dxa"/>
+          </w:tcPr>
+          <w:p>
+            <w:pPr>
+              <w:jc w:val="center"/>
+              <w:rPr>
+                <w:b/>
+                <w:bCs/>
+              </w:rPr>
+            </w:pPr>
+            <w:r>
+              <w:rPr>
+                <w:b/>
+                <w:bCs/>
+              </w:rPr>
+              <w:t>Bits 0..2 (previous byte)</w:t>
+            </w:r>
+          </w:p>
+        </w:tc>
+        <w:tc>
+          <w:tcPr>
+            <w:tcW w:w="3150" w:type="dxa"/>
+          </w:tcPr>
+          <w:p>
+            <w:pPr>
+              <w:jc w:val="center"/>
+              <w:rPr>
+                <w:b/>
+                <w:bCs/>
+              </w:rPr>
+            </w:pPr>
+            <w:r>
+              <w:rPr>
+                <w:b/>
+                <w:bCs/>
+              </w:rPr>
+              <w:t>Next byte</w:t>
+            </w:r>
+          </w:p>
+        </w:tc>
+      </w:tr>
+      <w:tr>
+        <w:tc>
+          <w:tcPr>
+            <w:tcW w:w="2245" w:type="dxa"/>
+          </w:tcPr>
+          <w:p>
+            <w:pPr>
+              <w:jc w:val="center"/>
+            </w:pPr>
+            <w:r>
+              <w:t>1..7</w:t>
+            </w:r>
+          </w:p>
+        </w:tc>
+        <w:tc>
+          <w:tcPr>
+            <w:tcW w:w="2880" w:type="dxa"/>
+          </w:tcPr>
+          <w:p>
+            <w:pPr>
+              <w:jc w:val="center"/>
+            </w:pPr>
+            <w:r>
+              <w:t>1..7</w:t>
+            </w:r>
+          </w:p>
+        </w:tc>
+        <w:tc>
+          <w:tcPr>
+            <w:tcW w:w="3150" w:type="dxa"/>
+          </w:tcPr>
+          <w:p>
+            <w:pPr>
+              <w:jc w:val="center"/>
+            </w:pPr>
+            <w:r>
+              <w:t>N/A</w:t>
+            </w:r>
+          </w:p>
+        </w:tc>
+      </w:tr>
+      <w:tr>
+        <w:tc>
+          <w:tcPr>
+            <w:tcW w:w="2245" w:type="dxa"/>
+          </w:tcPr>
+          <w:p>
+            <w:pPr>
+              <w:jc w:val="center"/>
+            </w:pPr>
+            <w:r>
+              <w:t>8..</w:t>
+            </w:r>
+            <w:r>
+              <w:t>255</w:t>
+            </w:r>
+          </w:p>
+        </w:tc>
+        <w:tc>
+          <w:tcPr>
+            <w:tcW w:w="2880" w:type="dxa"/>
+          </w:tcPr>
+          <w:p>
+            <w:pPr>
+              <w:jc w:val="center"/>
+            </w:pPr>
+            <w:r>
+              <w:t>0</w:t>
+            </w:r>
+          </w:p>
+        </w:tc>
+        <w:tc>
+          <w:tcPr>
+            <w:tcW w:w="3150" w:type="dxa"/>
+          </w:tcPr>
+          <w:p>
+            <w:pPr>
+              <w:jc w:val="center"/>
+            </w:pPr>
+            <w:r>
+              <w:t>8..</w:t>
+            </w:r>
+            <w:r>
+              <w:t>255</w:t>
+            </w:r>
+          </w:p>
+        </w:tc>
+      </w:tr>
+    </w:tbl>
+    <w:p>
+      <w:pPr>
+        <w:ind w:left="720"/>
+      </w:pPr>
+    </w:p>
+    <w:p>
+      <w:pPr>
+        <w:ind w:left="720"/>
+        <w:rPr>
+          <w:color w:val="7030A0"/>
+        </w:rPr>
+      </w:pPr>
+      <w:r>
+        <w:rPr>
+          <w:color w:val="7030A0"/>
+        </w:rPr>
+        <w:t xml:space="preserve">This differs from version 1.0 where </w:t>
+      </w:r>
+      <w:r>
+        <w:rPr>
+          <w:color w:val="7030A0"/>
+        </w:rPr>
+        <w:t xml:space="preserve">bits 0..2 </w:t>
+      </w:r>
+      <w:r>
+        <w:rPr>
+          <w:color w:val="7030A0"/>
+        </w:rPr>
+        <w:t>contained the cycle</w:t>
+      </w:r>
+      <w:r>
+        <w:rPr>
+          <w:color w:val="7030A0"/>
+        </w:rPr>
+        <w:t xml:space="preserve"> count</w:t>
+      </w:r>
+      <w:r>
+        <w:rPr>
+          <w:color w:val="7030A0"/>
+        </w:rPr>
+        <w:t xml:space="preserve">, minus two. The decoded value </w:t>
+      </w:r>
+      <w:r>
+        <w:rPr>
+          <w:color w:val="7030A0"/>
+        </w:rPr>
+        <w:t>was always</w:t>
+      </w:r>
+      <w:r>
+        <w:rPr>
+          <w:color w:val="7030A0"/>
+        </w:rPr>
+        <w:t xml:space="preserve"> in the range: 2..9</w:t>
+      </w:r>
+      <w:r>
+        <w:rPr>
+          <w:color w:val="7030A0"/>
+        </w:rPr>
+        <w:t xml:space="preserve">, which </w:t>
+      </w:r>
+      <w:r>
+        <w:rPr>
+          <w:color w:val="7030A0"/>
+        </w:rPr>
+        <w:t>did not cover the full range of possible values.</w:t>
+      </w:r>
+    </w:p>
+    <w:tbl>
+      <w:tblPr>
+        <w:tblStyle w:val="TableGrid"/>
+        <w:tblW w:w="8275" w:type="dxa"/>
+        <w:tblInd w:w="1080" w:type="dxa"/>
+        <w:tblLook w:val="04A0" w:firstRow="1" w:lastRow="0" w:firstColumn="1" w:lastColumn="0" w:noHBand="0" w:noVBand="1"/>
+      </w:tblPr>
+      <w:tblGrid>
+        <w:gridCol w:w="2245"/>
+        <w:gridCol w:w="2880"/>
+        <w:gridCol w:w="3150"/>
+      </w:tblGrid>
+      <w:tr>
+        <w:tc>
+          <w:tcPr>
+            <w:tcW w:w="2245" w:type="dxa"/>
+          </w:tcPr>
+          <w:p>
+            <w:pPr>
+              <w:jc w:val="center"/>
+              <w:rPr>
+                <w:b/>
+                <w:bCs/>
+                <w:color w:val="7030A0"/>
+              </w:rPr>
+            </w:pPr>
+            <w:r>
+              <w:rPr>
+                <w:b/>
+                <w:bCs/>
+                <w:color w:val="7030A0"/>
+              </w:rPr>
+              <w:t>Cycle count value</w:t>
+            </w:r>
+          </w:p>
+        </w:tc>
+        <w:tc>
+          <w:tcPr>
+            <w:tcW w:w="2880" w:type="dxa"/>
+          </w:tcPr>
+          <w:p>
+            <w:pPr>
+              <w:jc w:val="center"/>
+              <w:rPr>
+                <w:b/>
+                <w:bCs/>
+                <w:color w:val="7030A0"/>
+              </w:rPr>
+            </w:pPr>
+            <w:r>
+              <w:rPr>
+                <w:b/>
+                <w:bCs/>
+                <w:color w:val="7030A0"/>
+              </w:rPr>
+              <w:t>Bits 0..2 (previous byte)</w:t>
+            </w:r>
+          </w:p>
+        </w:tc>
+        <w:tc>
+          <w:tcPr>
+            <w:tcW w:w="3150" w:type="dxa"/>
+          </w:tcPr>
+          <w:p>
+            <w:pPr>
+              <w:jc w:val="center"/>
+              <w:rPr>
+                <w:b/>
+                <w:bCs/>
+                <w:color w:val="7030A0"/>
+              </w:rPr>
+            </w:pPr>
+            <w:r>
+              <w:rPr>
+                <w:b/>
+                <w:bCs/>
+                <w:color w:val="7030A0"/>
+              </w:rPr>
+              <w:t>Next byte</w:t>
+            </w:r>
+          </w:p>
+        </w:tc>
+      </w:tr>
+      <w:tr>
+        <w:tc>
+          <w:tcPr>
+            <w:tcW w:w="2245" w:type="dxa"/>
+          </w:tcPr>
+          <w:p>
+            <w:pPr>
+              <w:jc w:val="center"/>
+              <w:rPr>
+                <w:color w:val="7030A0"/>
+              </w:rPr>
+            </w:pPr>
+            <w:r>
+              <w:rPr>
+                <w:color w:val="7030A0"/>
+              </w:rPr>
+              <w:t>2</w:t>
+            </w:r>
+            <w:r>
+              <w:rPr>
+                <w:color w:val="7030A0"/>
+              </w:rPr>
+              <w:t>..</w:t>
+            </w:r>
+            <w:r>
+              <w:rPr>
+                <w:color w:val="7030A0"/>
+              </w:rPr>
+              <w:t>9</w:t>
+            </w:r>
+          </w:p>
+        </w:tc>
+        <w:tc>
+          <w:tcPr>
+            <w:tcW w:w="2880" w:type="dxa"/>
+          </w:tcPr>
+          <w:p>
+            <w:pPr>
+              <w:jc w:val="center"/>
+              <w:rPr>
+                <w:color w:val="7030A0"/>
+              </w:rPr>
+            </w:pPr>
+            <w:r>
+              <w:rPr>
+                <w:color w:val="7030A0"/>
+              </w:rPr>
+              <w:t>0</w:t>
+            </w:r>
+            <w:r>
+              <w:rPr>
+                <w:color w:val="7030A0"/>
+              </w:rPr>
+              <w:t>..7</w:t>
+            </w:r>
+          </w:p>
+        </w:tc>
+        <w:tc>
+          <w:tcPr>
+            <w:tcW w:w="3150" w:type="dxa"/>
+          </w:tcPr>
+          <w:p>
+            <w:pPr>
+              <w:jc w:val="center"/>
+              <w:rPr>
+                <w:color w:val="7030A0"/>
+              </w:rPr>
+            </w:pPr>
+            <w:r>
+              <w:rPr>
+                <w:color w:val="7030A0"/>
+              </w:rPr>
+              <w:t>N/A</w:t>
+            </w:r>
+          </w:p>
+        </w:tc>
+      </w:tr>
+    </w:tbl>
+    <w:p>
+      <w:pPr>
+        <w:ind w:left="1080" w:hanging="360"/>
+        <w:rPr>
+          <w:b/>
+          <w:bCs/>
+        </w:rPr>
+      </w:pPr>
+    </w:p>
+    <w:p>
+      <w:pPr>
+        <w:ind w:left="1080" w:hanging="360"/>
+      </w:pPr>
+      <w:r>
+        <w:rPr>
+          <w:b/>
+          <w:bCs/>
+        </w:rPr>
+        <w:lastRenderedPageBreak/>
+        <w:t>&lt;modified_registers&gt;</w:t>
+      </w:r>
+      <w:r>
+        <w:t xml:space="preserve"> = </w:t>
+      </w:r>
+      <w:r>
+        <w:br/>
+        <w:t>&lt;accumulator&gt;</w:t>
+      </w:r>
+      <w:r>
+        <w:rPr>
+          <w:b/>
+          <w:bCs/>
+          <w:vertAlign w:val="superscript"/>
+        </w:rPr>
+        <w:t>opt</w:t>
+      </w:r>
+      <w:r>
+        <w:t xml:space="preserve"> + &lt;x_register&gt;</w:t>
+      </w:r>
+      <w:r>
+        <w:rPr>
+          <w:b/>
+          <w:bCs/>
+          <w:vertAlign w:val="superscript"/>
+        </w:rPr>
+        <w:t>opt</w:t>
+      </w:r>
+      <w:r>
+        <w:t xml:space="preserve"> + &lt;y_register&gt;</w:t>
+      </w:r>
+      <w:r>
+        <w:rPr>
+          <w:b/>
+          <w:bCs/>
+          <w:vertAlign w:val="superscript"/>
+        </w:rPr>
+        <w:t>opt</w:t>
+      </w:r>
+      <w:r>
+        <w:rPr>
+          <w:b/>
+          <w:bCs/>
+          <w:vertAlign w:val="superscript"/>
+        </w:rPr>
+        <w:t xml:space="preserve"> </w:t>
+      </w:r>
+      <w:r>
+        <w:t>+ &lt;status_register&gt;</w:t>
+      </w:r>
+      <w:r>
+        <w:rPr>
+          <w:b/>
+          <w:bCs/>
+          <w:vertAlign w:val="superscript"/>
+        </w:rPr>
+        <w:t>opt</w:t>
+      </w:r>
+      <w:r>
+        <w:t xml:space="preserve"> + &lt;state_pointer&gt;</w:t>
+      </w:r>
+      <w:r>
+        <w:rPr>
+          <w:b/>
+          <w:bCs/>
+          <w:vertAlign w:val="superscript"/>
+        </w:rPr>
+        <w:t>opt</w:t>
+      </w:r>
+    </w:p>
+    <w:p>
+      <w:pPr>
         <w:ind w:left="1080"/>
       </w:pPr>
       <w:r>
@@ -7106,6 +7795,9 @@
       </w:r>
       <w:r>
         <w:t xml:space="preserve"> (0 or 1 byte) Contains the value of the accumulator.  The value is written if the corresponding bit is set in &lt;modified_register_flags&gt;.</w:t>
+      </w:r>
+      <w:r>
+        <w:t xml:space="preserve"> </w:t>
       </w:r>
     </w:p>
     <w:p>
@@ -7372,7 +8064,6 @@
         <w:ind w:left="1440"/>
       </w:pPr>
       <w:r>
-        <w:lastRenderedPageBreak/>
         <w:t>Absolute, X</w:t>
       </w:r>
     </w:p>
@@ -7504,7 +8195,11 @@
         <w:t>LDY</w:t>
       </w:r>
       <w:r>
-        <w:t xml:space="preserve">) that read from an address, excluding the stack (e.g. PLA).  Contains the value read.  This includes instructions like INC </w:t>
+        <w:t xml:space="preserve">) that read from an address, excluding the stack (e.g. PLA).  Contains the value read.  </w:t>
+      </w:r>
+      <w:r>
+        <w:lastRenderedPageBreak/>
+        <w:t xml:space="preserve">This includes instructions like INC </w:t>
       </w:r>
       <w:r>
         <w:rPr>
@@ -7587,7 +8282,7 @@
         <w:t>STX</w:t>
       </w:r>
       <w:r>
-        <w:t xml:space="preserve">, and </w:t>
+        <w:t xml:space="preserve">, </w:t>
       </w:r>
       <w:r>
         <w:rPr>
@@ -7595,6 +8290,34 @@
           <w:bCs/>
         </w:rPr>
         <w:t>STY</w:t>
+      </w:r>
+      <w:r>
+        <w:t>, and</w:t>
+      </w:r>
+      <w:r>
+        <w:rPr>
+          <w:b/>
+          <w:bCs/>
+        </w:rPr>
+        <w:t xml:space="preserve"> STZ</w:t>
+      </w:r>
+      <w:r>
+        <w:rPr>
+          <w:vertAlign w:val="superscript"/>
+        </w:rPr>
+        <w:t>65</w:t>
+      </w:r>
+      <w:r>
+        <w:rPr>
+          <w:vertAlign w:val="superscript"/>
+        </w:rPr>
+        <w:t>C</w:t>
+      </w:r>
+      <w:r>
+        <w:rPr>
+          <w:vertAlign w:val="superscript"/>
+        </w:rPr>
+        <w:t>02</w:t>
       </w:r>
       <w:r>
         <w:t xml:space="preserve">) that write to an address, excluding the stack (e.g. PHA).  Contains the value attempted to be written.  This includes instructions like ASL </w:t>
@@ -7638,7 +8361,7 @@
         <w:t>STX</w:t>
       </w:r>
       <w:r>
-        <w:t xml:space="preserve"> and </w:t>
+        <w:t xml:space="preserve">, </w:t>
       </w:r>
       <w:r>
         <w:rPr>
@@ -7649,6 +8372,113 @@
       </w:r>
       <w:r>
         <w:t xml:space="preserve"> as the associated register contains the written value.</w:t>
+      </w:r>
+      <w:r>
+        <w:t xml:space="preserve"> </w:t>
+      </w:r>
+      <w:r>
+        <w:t xml:space="preserve">The value is also not populated for </w:t>
+      </w:r>
+      <w:r>
+        <w:rPr>
+          <w:b/>
+          <w:bCs/>
+        </w:rPr>
+        <w:t>STZ</w:t>
+      </w:r>
+      <w:r>
+        <w:rPr>
+          <w:vertAlign w:val="superscript"/>
+        </w:rPr>
+        <w:t>65C02</w:t>
+      </w:r>
+      <w:r>
+        <w:t xml:space="preserve"> as the value</w:t>
+      </w:r>
+      <w:r>
+        <w:t xml:space="preserve"> is an </w:t>
+      </w:r>
+      <w:r>
+        <w:t>implicit</w:t>
+      </w:r>
+      <w:r>
+        <w:t xml:space="preserve"> zero.</w:t>
+      </w:r>
+    </w:p>
+    <w:p>
+      <w:pPr>
+        <w:pBdr>
+          <w:bottom w:val="single" w:sz="6" w:space="1" w:color="auto"/>
+        </w:pBdr>
+        <w:ind w:left="720"/>
+        <w:rPr>
+          <w:color w:val="7030A0"/>
+        </w:rPr>
+      </w:pPr>
+      <w:r>
+        <w:rPr>
+          <w:color w:val="7030A0"/>
+        </w:rPr>
+        <w:t xml:space="preserve">In Version 1.0, </w:t>
+      </w:r>
+      <w:r>
+        <w:rPr>
+          <w:color w:val="7030A0"/>
+        </w:rPr>
+        <w:t>value zero was populated</w:t>
+      </w:r>
+      <w:r>
+        <w:rPr>
+          <w:color w:val="7030A0"/>
+        </w:rPr>
+        <w:t xml:space="preserve"> </w:t>
+      </w:r>
+      <w:r>
+        <w:rPr>
+          <w:color w:val="7030A0"/>
+        </w:rPr>
+        <w:t>for</w:t>
+      </w:r>
+      <w:r>
+        <w:rPr>
+          <w:color w:val="7030A0"/>
+        </w:rPr>
+        <w:t xml:space="preserve"> the</w:t>
+      </w:r>
+      <w:r>
+        <w:rPr>
+          <w:b/>
+          <w:bCs/>
+          <w:color w:val="7030A0"/>
+        </w:rPr>
+        <w:t xml:space="preserve"> </w:t>
+      </w:r>
+      <w:r>
+        <w:rPr>
+          <w:b/>
+          <w:bCs/>
+          <w:color w:val="7030A0"/>
+        </w:rPr>
+        <w:t>STZ</w:t>
+      </w:r>
+      <w:r>
+        <w:rPr>
+          <w:color w:val="7030A0"/>
+          <w:vertAlign w:val="superscript"/>
+        </w:rPr>
+        <w:t>65C02</w:t>
+      </w:r>
+      <w:r>
+        <w:rPr>
+          <w:color w:val="7030A0"/>
+        </w:rPr>
+        <w:t xml:space="preserve"> </w:t>
+      </w:r>
+      <w:r>
+        <w:rPr>
+          <w:color w:val="7030A0"/>
+        </w:rPr>
+        <w:t>instruction.</w:t>
       </w:r>
     </w:p>
     <w:p>
@@ -7808,6 +8638,95 @@
 <file path=word/numbering.xml><?xml version="1.0" encoding="utf-8"?>
 <w:numbering xmlns:wpc="http://schemas.microsoft.com/office/word/2010/wordprocessingCanvas" xmlns:cx="http://schemas.microsoft.com/office/drawing/2014/chartex" xmlns:cx1="http://schemas.microsoft.com/office/drawing/2015/9/8/chartex" xmlns:cx2="http://schemas.microsoft.com/office/drawing/2015/10/21/chartex" xmlns:cx3="http://schemas.microsoft.com/office/drawing/2016/5/9/chartex" xmlns:cx4="http://schemas.microsoft.com/office/drawing/2016/5/10/chartex" xmlns:cx5="http://schemas.microsoft.com/office/drawing/2016/5/11/chartex" xmlns:cx6="http://schemas.microsoft.com/office/drawing/2016/5/12/chartex" xmlns:cx7="http://schemas.microsoft.com/office/drawing/2016/5/13/chartex" xmlns:cx8="http://schemas.microsoft.com/office/drawing/2016/5/14/chartex" xmlns:mc="http://schemas.openxmlformats.org/markup-compatibility/2006" xmlns:aink="http://schemas.microsoft.com/office/drawing/2016/ink" xmlns:am3d="http://schemas.microsoft.com/office/drawing/2017/model3d" xmlns:o="urn:schemas-microsoft-com:office:office" xmlns:oel="http://schemas.microsoft.com/office/2019/extlst" xmlns:r="http://schemas.openxmlformats.org/officeDocument/2006/relationships" xmlns:m="http://schemas.openxmlformats.org/officeDocument/2006/math" xmlns:v="urn:schemas-microsoft-com:vml" xmlns:wp14="http://schemas.microsoft.com/office/word/2010/wordprocessingDrawing" xmlns:wp="http://schemas.openxmlformats.org/drawingml/2006/wordprocessingDrawing" xmlns:w10="urn:schemas-microsoft-com:office:word" xmlns:w="http://schemas.openxmlformats.org/wordprocessingml/2006/main" xmlns:w14="http://schemas.microsoft.com/office/word/2010/wordml" xmlns:w15="http://schemas.microsoft.com/office/word/2012/wordml" xmlns:w16cex="http://schemas.microsoft.com/office/word/2018/wordml/cex" xmlns:w16cid="http://schemas.microsoft.com/office/word/2016/wordml/cid" xmlns:w16="http://schemas.microsoft.com/office/word/2018/wordml" xmlns:w16du="http://schemas.microsoft.com/office/word/2023/wordml/word16du" xmlns:w16sdtdh="http://schemas.microsoft.com/office/word/2020/wordml/sdtdatahash" xmlns:w16sdtfl="http://schemas.microsoft.com/office/word/2024/wordml/sdtformatlock" xmlns:w16se="http://schemas.microsoft.com/office/word/2015/wordml/symex" xmlns:wpg="http://schemas.microsoft.com/office/word/2010/wordprocessingGroup" xmlns:wpi="http://schemas.microsoft.com/office/word/2010/wordprocessingInk" xmlns:wne="http://schemas.microsoft.com/office/word/2006/wordml" xmlns:wps="http://schemas.microsoft.com/office/word/2010/wordprocessingShape" mc:Ignorable="w14 w15 w16se w16cid w16 w16cex w16sdtdh w16sdtfl w16du wp14">
   <w:abstractNum w:abstractNumId="0" w15:restartNumberingAfterBreak="0">
+    <w:nsid w:val="049F7B6B"/>
+    <w:multiLevelType w:val="hybridMultilevel"/>
+    <w:tmpl w:val="A502D934"/>
+    <w:lvl w:ilvl="0" w:tplc="989048C2">
+      <w:start w:val="1"/>
+      <w:numFmt w:val="decimal"/>
+      <w:lvlText w:val="%1."/>
+      <w:lvlJc w:val="left"/>
+      <w:pPr>
+        <w:ind w:left="360" w:hanging="360"/>
+      </w:pPr>
+      <w:rPr>
+        <w:rFonts w:hint="default"/>
+      </w:rPr>
+    </w:lvl>
+    <w:lvl w:ilvl="1" w:tplc="04090019" w:tentative="1">
+      <w:start w:val="1"/>
+      <w:numFmt w:val="lowerLetter"/>
+      <w:lvlText w:val="%2."/>
+      <w:lvlJc w:val="left"/>
+      <w:pPr>
+        <w:ind w:left="1080" w:hanging="360"/>
+      </w:pPr>
+    </w:lvl>
+    <w:lvl w:ilvl="2" w:tplc="0409001B" w:tentative="1">
+      <w:start w:val="1"/>
+      <w:numFmt w:val="lowerRoman"/>
+      <w:lvlText w:val="%3."/>
+      <w:lvlJc w:val="right"/>
+      <w:pPr>
+        <w:ind w:left="1800" w:hanging="180"/>
+      </w:pPr>
+    </w:lvl>
+    <w:lvl w:ilvl="3" w:tplc="0409000F" w:tentative="1">
+      <w:start w:val="1"/>
+      <w:numFmt w:val="decimal"/>
+      <w:lvlText w:val="%4."/>
+      <w:lvlJc w:val="left"/>
+      <w:pPr>
+        <w:ind w:left="2520" w:hanging="360"/>
+      </w:pPr>
+    </w:lvl>
+    <w:lvl w:ilvl="4" w:tplc="04090019" w:tentative="1">
+      <w:start w:val="1"/>
+      <w:numFmt w:val="lowerLetter"/>
+      <w:lvlText w:val="%5."/>
+      <w:lvlJc w:val="left"/>
+      <w:pPr>
+        <w:ind w:left="3240" w:hanging="360"/>
+      </w:pPr>
+    </w:lvl>
+    <w:lvl w:ilvl="5" w:tplc="0409001B" w:tentative="1">
+      <w:start w:val="1"/>
+      <w:numFmt w:val="lowerRoman"/>
+      <w:lvlText w:val="%6."/>
+      <w:lvlJc w:val="right"/>
+      <w:pPr>
+        <w:ind w:left="3960" w:hanging="180"/>
+      </w:pPr>
+    </w:lvl>
+    <w:lvl w:ilvl="6" w:tplc="0409000F" w:tentative="1">
+      <w:start w:val="1"/>
+      <w:numFmt w:val="decimal"/>
+      <w:lvlText w:val="%7."/>
+      <w:lvlJc w:val="left"/>
+      <w:pPr>
+        <w:ind w:left="4680" w:hanging="360"/>
+      </w:pPr>
+    </w:lvl>
+    <w:lvl w:ilvl="7" w:tplc="04090019" w:tentative="1">
+      <w:start w:val="1"/>
+      <w:numFmt w:val="lowerLetter"/>
+      <w:lvlText w:val="%8."/>
+      <w:lvlJc w:val="left"/>
+      <w:pPr>
+        <w:ind w:left="5400" w:hanging="360"/>
+      </w:pPr>
+    </w:lvl>
+    <w:lvl w:ilvl="8" w:tplc="0409001B" w:tentative="1">
+      <w:start w:val="1"/>
+      <w:numFmt w:val="lowerRoman"/>
+      <w:lvlText w:val="%9."/>
+      <w:lvlJc w:val="right"/>
+      <w:pPr>
+        <w:ind w:left="6120" w:hanging="180"/>
+      </w:pPr>
+    </w:lvl>
+  </w:abstractNum>
+  <w:abstractNum w:abstractNumId="1" w15:restartNumberingAfterBreak="0">
     <w:nsid w:val="13607B99"/>
     <w:multiLevelType w:val="hybridMultilevel"/>
     <w:tmpl w:val="AF46BEE8"/>
@@ -7920,7 +8839,7 @@
       </w:rPr>
     </w:lvl>
   </w:abstractNum>
-  <w:abstractNum w:abstractNumId="1" w15:restartNumberingAfterBreak="0">
+  <w:abstractNum w:abstractNumId="2" w15:restartNumberingAfterBreak="0">
     <w:nsid w:val="186B7353"/>
     <w:multiLevelType w:val="hybridMultilevel"/>
     <w:tmpl w:val="F8ACA6AA"/>
@@ -8033,7 +8952,7 @@
       </w:rPr>
     </w:lvl>
   </w:abstractNum>
-  <w:abstractNum w:abstractNumId="2" w15:restartNumberingAfterBreak="0">
+  <w:abstractNum w:abstractNumId="3" w15:restartNumberingAfterBreak="0">
     <w:nsid w:val="19980848"/>
     <w:multiLevelType w:val="hybridMultilevel"/>
     <w:tmpl w:val="AEE869D6"/>
@@ -8122,7 +9041,7 @@
       </w:pPr>
     </w:lvl>
   </w:abstractNum>
-  <w:abstractNum w:abstractNumId="3" w15:restartNumberingAfterBreak="0">
+  <w:abstractNum w:abstractNumId="4" w15:restartNumberingAfterBreak="0">
     <w:nsid w:val="1B387730"/>
     <w:multiLevelType w:val="hybridMultilevel"/>
     <w:tmpl w:val="9042C0B2"/>
@@ -8211,7 +9130,7 @@
       </w:pPr>
     </w:lvl>
   </w:abstractNum>
-  <w:abstractNum w:abstractNumId="4" w15:restartNumberingAfterBreak="0">
+  <w:abstractNum w:abstractNumId="5" w15:restartNumberingAfterBreak="0">
     <w:nsid w:val="2297320C"/>
     <w:multiLevelType w:val="hybridMultilevel"/>
     <w:tmpl w:val="8188BA78"/>
@@ -8324,7 +9243,7 @@
       </w:rPr>
     </w:lvl>
   </w:abstractNum>
-  <w:abstractNum w:abstractNumId="5" w15:restartNumberingAfterBreak="0">
+  <w:abstractNum w:abstractNumId="6" w15:restartNumberingAfterBreak="0">
     <w:nsid w:val="265E1BA9"/>
     <w:multiLevelType w:val="hybridMultilevel"/>
     <w:tmpl w:val="96CA2A12"/>
@@ -8437,7 +9356,7 @@
       </w:rPr>
     </w:lvl>
   </w:abstractNum>
-  <w:abstractNum w:abstractNumId="6" w15:restartNumberingAfterBreak="0">
+  <w:abstractNum w:abstractNumId="7" w15:restartNumberingAfterBreak="0">
     <w:nsid w:val="29AA1028"/>
     <w:multiLevelType w:val="hybridMultilevel"/>
     <w:tmpl w:val="4672DC98"/>
@@ -8550,7 +9469,7 @@
       </w:rPr>
     </w:lvl>
   </w:abstractNum>
-  <w:abstractNum w:abstractNumId="7" w15:restartNumberingAfterBreak="0">
+  <w:abstractNum w:abstractNumId="8" w15:restartNumberingAfterBreak="0">
     <w:nsid w:val="2E33237D"/>
     <w:multiLevelType w:val="hybridMultilevel"/>
     <w:tmpl w:val="FC749FA4"/>
@@ -8639,7 +9558,7 @@
       </w:pPr>
     </w:lvl>
   </w:abstractNum>
-  <w:abstractNum w:abstractNumId="8" w15:restartNumberingAfterBreak="0">
+  <w:abstractNum w:abstractNumId="9" w15:restartNumberingAfterBreak="0">
     <w:nsid w:val="409B2ADC"/>
     <w:multiLevelType w:val="hybridMultilevel"/>
     <w:tmpl w:val="4AE0E284"/>
@@ -8728,7 +9647,7 @@
       </w:pPr>
     </w:lvl>
   </w:abstractNum>
-  <w:abstractNum w:abstractNumId="9" w15:restartNumberingAfterBreak="0">
+  <w:abstractNum w:abstractNumId="10" w15:restartNumberingAfterBreak="0">
     <w:nsid w:val="4C923F77"/>
     <w:multiLevelType w:val="hybridMultilevel"/>
     <w:tmpl w:val="B498CF6C"/>
@@ -8817,7 +9736,7 @@
       </w:pPr>
     </w:lvl>
   </w:abstractNum>
-  <w:abstractNum w:abstractNumId="10" w15:restartNumberingAfterBreak="0">
+  <w:abstractNum w:abstractNumId="11" w15:restartNumberingAfterBreak="0">
     <w:nsid w:val="4FED7D40"/>
     <w:multiLevelType w:val="hybridMultilevel"/>
     <w:tmpl w:val="7F58DA28"/>
@@ -8930,7 +9849,7 @@
       </w:rPr>
     </w:lvl>
   </w:abstractNum>
-  <w:abstractNum w:abstractNumId="11" w15:restartNumberingAfterBreak="0">
+  <w:abstractNum w:abstractNumId="12" w15:restartNumberingAfterBreak="0">
     <w:nsid w:val="50312B1F"/>
     <w:multiLevelType w:val="hybridMultilevel"/>
     <w:tmpl w:val="4C860470"/>
@@ -9042,7 +9961,7 @@
       </w:rPr>
     </w:lvl>
   </w:abstractNum>
-  <w:abstractNum w:abstractNumId="12" w15:restartNumberingAfterBreak="0">
+  <w:abstractNum w:abstractNumId="13" w15:restartNumberingAfterBreak="0">
     <w:nsid w:val="50440345"/>
     <w:multiLevelType w:val="hybridMultilevel"/>
     <w:tmpl w:val="30663D12"/>
@@ -9155,7 +10074,7 @@
       </w:rPr>
     </w:lvl>
   </w:abstractNum>
-  <w:abstractNum w:abstractNumId="13" w15:restartNumberingAfterBreak="0">
+  <w:abstractNum w:abstractNumId="14" w15:restartNumberingAfterBreak="0">
     <w:nsid w:val="5A442749"/>
     <w:multiLevelType w:val="hybridMultilevel"/>
     <w:tmpl w:val="3AEE1C46"/>
@@ -9267,7 +10186,7 @@
       </w:rPr>
     </w:lvl>
   </w:abstractNum>
-  <w:abstractNum w:abstractNumId="14" w15:restartNumberingAfterBreak="0">
+  <w:abstractNum w:abstractNumId="15" w15:restartNumberingAfterBreak="0">
     <w:nsid w:val="5D1A04B1"/>
     <w:multiLevelType w:val="hybridMultilevel"/>
     <w:tmpl w:val="122A4170"/>
@@ -9379,7 +10298,7 @@
       </w:rPr>
     </w:lvl>
   </w:abstractNum>
-  <w:abstractNum w:abstractNumId="15" w15:restartNumberingAfterBreak="0">
+  <w:abstractNum w:abstractNumId="16" w15:restartNumberingAfterBreak="0">
     <w:nsid w:val="673E1561"/>
     <w:multiLevelType w:val="hybridMultilevel"/>
     <w:tmpl w:val="7D42D1F0"/>
@@ -9474,7 +10393,7 @@
       </w:pPr>
     </w:lvl>
   </w:abstractNum>
-  <w:abstractNum w:abstractNumId="16" w15:restartNumberingAfterBreak="0">
+  <w:abstractNum w:abstractNumId="17" w15:restartNumberingAfterBreak="0">
     <w:nsid w:val="6B6E1EDE"/>
     <w:multiLevelType w:val="hybridMultilevel"/>
     <w:tmpl w:val="B1EA0BEA"/>
@@ -9587,7 +10506,7 @@
       </w:rPr>
     </w:lvl>
   </w:abstractNum>
-  <w:abstractNum w:abstractNumId="17" w15:restartNumberingAfterBreak="0">
+  <w:abstractNum w:abstractNumId="18" w15:restartNumberingAfterBreak="0">
     <w:nsid w:val="6BCA6CF4"/>
     <w:multiLevelType w:val="hybridMultilevel"/>
     <w:tmpl w:val="72D6E6B6"/>
@@ -9700,7 +10619,119 @@
       </w:rPr>
     </w:lvl>
   </w:abstractNum>
-  <w:abstractNum w:abstractNumId="18" w15:restartNumberingAfterBreak="0">
+  <w:abstractNum w:abstractNumId="19" w15:restartNumberingAfterBreak="0">
+    <w:nsid w:val="74884B59"/>
+    <w:multiLevelType w:val="hybridMultilevel"/>
+    <w:tmpl w:val="138671C2"/>
+    <w:lvl w:ilvl="0" w:tplc="73BC81E8">
+      <w:numFmt w:val="bullet"/>
+      <w:lvlText w:val="-"/>
+      <w:lvlJc w:val="left"/>
+      <w:pPr>
+        <w:ind w:left="720" w:hanging="360"/>
+      </w:pPr>
+      <w:rPr>
+        <w:rFonts w:ascii="Aptos" w:eastAsiaTheme="minorHAnsi" w:hAnsi="Aptos" w:cstheme="minorBidi" w:hint="default"/>
+      </w:rPr>
+    </w:lvl>
+    <w:lvl w:ilvl="1" w:tplc="04090003" w:tentative="1">
+      <w:start w:val="1"/>
+      <w:numFmt w:val="bullet"/>
+      <w:lvlText w:val="o"/>
+      <w:lvlJc w:val="left"/>
+      <w:pPr>
+        <w:ind w:left="1440" w:hanging="360"/>
+      </w:pPr>
+      <w:rPr>
+        <w:rFonts w:ascii="Courier New" w:hAnsi="Courier New" w:cs="Courier New" w:hint="default"/>
+      </w:rPr>
+    </w:lvl>
+    <w:lvl w:ilvl="2" w:tplc="04090005" w:tentative="1">
+      <w:start w:val="1"/>
+      <w:numFmt w:val="bullet"/>
+      <w:lvlText w:val=""/>
+      <w:lvlJc w:val="left"/>
+      <w:pPr>
+        <w:ind w:left="2160" w:hanging="360"/>
+      </w:pPr>
+      <w:rPr>
+        <w:rFonts w:ascii="Wingdings" w:hAnsi="Wingdings" w:hint="default"/>
+      </w:rPr>
+    </w:lvl>
+    <w:lvl w:ilvl="3" w:tplc="04090001" w:tentative="1">
+      <w:start w:val="1"/>
+      <w:numFmt w:val="bullet"/>
+      <w:lvlText w:val=""/>
+      <w:lvlJc w:val="left"/>
+      <w:pPr>
+        <w:ind w:left="2880" w:hanging="360"/>
+      </w:pPr>
+      <w:rPr>
+        <w:rFonts w:ascii="Symbol" w:hAnsi="Symbol" w:hint="default"/>
+      </w:rPr>
+    </w:lvl>
+    <w:lvl w:ilvl="4" w:tplc="04090003" w:tentative="1">
+      <w:start w:val="1"/>
+      <w:numFmt w:val="bullet"/>
+      <w:lvlText w:val="o"/>
+      <w:lvlJc w:val="left"/>
+      <w:pPr>
+        <w:ind w:left="3600" w:hanging="360"/>
+      </w:pPr>
+      <w:rPr>
+        <w:rFonts w:ascii="Courier New" w:hAnsi="Courier New" w:cs="Courier New" w:hint="default"/>
+      </w:rPr>
+    </w:lvl>
+    <w:lvl w:ilvl="5" w:tplc="04090005" w:tentative="1">
+      <w:start w:val="1"/>
+      <w:numFmt w:val="bullet"/>
+      <w:lvlText w:val=""/>
+      <w:lvlJc w:val="left"/>
+      <w:pPr>
+        <w:ind w:left="4320" w:hanging="360"/>
+      </w:pPr>
+      <w:rPr>
+        <w:rFonts w:ascii="Wingdings" w:hAnsi="Wingdings" w:hint="default"/>
+      </w:rPr>
+    </w:lvl>
+    <w:lvl w:ilvl="6" w:tplc="04090001" w:tentative="1">
+      <w:start w:val="1"/>
+      <w:numFmt w:val="bullet"/>
+      <w:lvlText w:val=""/>
+      <w:lvlJc w:val="left"/>
+      <w:pPr>
+        <w:ind w:left="5040" w:hanging="360"/>
+      </w:pPr>
+      <w:rPr>
+        <w:rFonts w:ascii="Symbol" w:hAnsi="Symbol" w:hint="default"/>
+      </w:rPr>
+    </w:lvl>
+    <w:lvl w:ilvl="7" w:tplc="04090003" w:tentative="1">
+      <w:start w:val="1"/>
+      <w:numFmt w:val="bullet"/>
+      <w:lvlText w:val="o"/>
+      <w:lvlJc w:val="left"/>
+      <w:pPr>
+        <w:ind w:left="5760" w:hanging="360"/>
+      </w:pPr>
+      <w:rPr>
+        <w:rFonts w:ascii="Courier New" w:hAnsi="Courier New" w:cs="Courier New" w:hint="default"/>
+      </w:rPr>
+    </w:lvl>
+    <w:lvl w:ilvl="8" w:tplc="04090005" w:tentative="1">
+      <w:start w:val="1"/>
+      <w:numFmt w:val="bullet"/>
+      <w:lvlText w:val=""/>
+      <w:lvlJc w:val="left"/>
+      <w:pPr>
+        <w:ind w:left="6480" w:hanging="360"/>
+      </w:pPr>
+      <w:rPr>
+        <w:rFonts w:ascii="Wingdings" w:hAnsi="Wingdings" w:hint="default"/>
+      </w:rPr>
+    </w:lvl>
+  </w:abstractNum>
+  <w:abstractNum w:abstractNumId="20" w15:restartNumberingAfterBreak="0">
     <w:nsid w:val="75D95229"/>
     <w:multiLevelType w:val="hybridMultilevel"/>
     <w:tmpl w:val="5150CA64"/>
@@ -9814,61 +10845,67 @@
     </w:lvl>
   </w:abstractNum>
   <w:num w:numId="1" w16cid:durableId="113254413">
+    <w:abstractNumId w:val="15"/>
+  </w:num>
+  <w:num w:numId="2" w16cid:durableId="1191190934">
+    <w:abstractNumId w:val="18"/>
+  </w:num>
+  <w:num w:numId="3" w16cid:durableId="1597638782">
+    <w:abstractNumId w:val="16"/>
+  </w:num>
+  <w:num w:numId="4" w16cid:durableId="1966617499">
+    <w:abstractNumId w:val="1"/>
+  </w:num>
+  <w:num w:numId="5" w16cid:durableId="89743824">
+    <w:abstractNumId w:val="7"/>
+  </w:num>
+  <w:num w:numId="6" w16cid:durableId="132137380">
+    <w:abstractNumId w:val="8"/>
+  </w:num>
+  <w:num w:numId="7" w16cid:durableId="1259368659">
+    <w:abstractNumId w:val="11"/>
+  </w:num>
+  <w:num w:numId="8" w16cid:durableId="160396701">
+    <w:abstractNumId w:val="10"/>
+  </w:num>
+  <w:num w:numId="9" w16cid:durableId="1439565865">
+    <w:abstractNumId w:val="4"/>
+  </w:num>
+  <w:num w:numId="10" w16cid:durableId="2029525784">
+    <w:abstractNumId w:val="9"/>
+  </w:num>
+  <w:num w:numId="11" w16cid:durableId="1269116298">
+    <w:abstractNumId w:val="13"/>
+  </w:num>
+  <w:num w:numId="12" w16cid:durableId="1616252896">
+    <w:abstractNumId w:val="6"/>
+  </w:num>
+  <w:num w:numId="13" w16cid:durableId="861095609">
+    <w:abstractNumId w:val="20"/>
+  </w:num>
+  <w:num w:numId="14" w16cid:durableId="1280840272">
     <w:abstractNumId w:val="14"/>
   </w:num>
-  <w:num w:numId="2" w16cid:durableId="1191190934">
+  <w:num w:numId="15" w16cid:durableId="1090783217">
+    <w:abstractNumId w:val="3"/>
+  </w:num>
+  <w:num w:numId="16" w16cid:durableId="46877023">
+    <w:abstractNumId w:val="2"/>
+  </w:num>
+  <w:num w:numId="17" w16cid:durableId="102655008">
     <w:abstractNumId w:val="17"/>
   </w:num>
-  <w:num w:numId="3" w16cid:durableId="1597638782">
-    <w:abstractNumId w:val="15"/>
+  <w:num w:numId="18" w16cid:durableId="1676688722">
+    <w:abstractNumId w:val="5"/>
   </w:num>
-  <w:num w:numId="4" w16cid:durableId="1966617499">
-    <w:abstractNumId w:val="0"/>
-  </w:num>
-  <w:num w:numId="5" w16cid:durableId="89743824">
-    <w:abstractNumId w:val="6"/>
-  </w:num>
-  <w:num w:numId="6" w16cid:durableId="132137380">
-    <w:abstractNumId w:val="7"/>
-  </w:num>
-  <w:num w:numId="7" w16cid:durableId="1259368659">
-    <w:abstractNumId w:val="10"/>
-  </w:num>
-  <w:num w:numId="8" w16cid:durableId="160396701">
-    <w:abstractNumId w:val="9"/>
-  </w:num>
-  <w:num w:numId="9" w16cid:durableId="1439565865">
-    <w:abstractNumId w:val="3"/>
-  </w:num>
-  <w:num w:numId="10" w16cid:durableId="2029525784">
-    <w:abstractNumId w:val="8"/>
-  </w:num>
-  <w:num w:numId="11" w16cid:durableId="1269116298">
+  <w:num w:numId="19" w16cid:durableId="1968929770">
     <w:abstractNumId w:val="12"/>
   </w:num>
-  <w:num w:numId="12" w16cid:durableId="1616252896">
-    <w:abstractNumId w:val="5"/>
+  <w:num w:numId="20" w16cid:durableId="1390887167">
+    <w:abstractNumId w:val="19"/>
   </w:num>
-  <w:num w:numId="13" w16cid:durableId="861095609">
-    <w:abstractNumId w:val="18"/>
-  </w:num>
-  <w:num w:numId="14" w16cid:durableId="1280840272">
-    <w:abstractNumId w:val="13"/>
-  </w:num>
-  <w:num w:numId="15" w16cid:durableId="1090783217">
-    <w:abstractNumId w:val="2"/>
-  </w:num>
-  <w:num w:numId="16" w16cid:durableId="46877023">
-    <w:abstractNumId w:val="1"/>
-  </w:num>
-  <w:num w:numId="17" w16cid:durableId="102655008">
-    <w:abstractNumId w:val="16"/>
-  </w:num>
-  <w:num w:numId="18" w16cid:durableId="1676688722">
-    <w:abstractNumId w:val="4"/>
-  </w:num>
-  <w:num w:numId="19" w16cid:durableId="1968929770">
-    <w:abstractNumId w:val="11"/>
+  <w:num w:numId="21" w16cid:durableId="895554876">
+    <w:abstractNumId w:val="0"/>
   </w:num>
   <w:numIdMacAtCleanup w:val="14"/>
 </w:numbering>
@@ -10473,7 +11510,6 @@
   <w:style w:type="character" w:default="1" w:styleId="DefaultParagraphFont">
     <w:name w:val="Default Paragraph Font"/>
     <w:uiPriority w:val="1"/>
-    <w:semiHidden/>
     <w:unhideWhenUsed/>
   </w:style>
   <w:style w:type="table" w:default="1" w:styleId="TableNormal">
